--- a/RJEEC/wwwroot/generalDocuments/Author guidelines.docx
+++ b/RJEEC/wwwroot/generalDocuments/Author guidelines.docx
@@ -1,6 +1,6 @@
 
 <file path=word/document.xml><?xml version="1.0" encoding="utf-8"?>
-<w:document xmlns:wpc="http://schemas.microsoft.com/office/word/2010/wordprocessingCanvas" xmlns:cx="http://schemas.microsoft.com/office/drawing/2014/chartex" xmlns:cx1="http://schemas.microsoft.com/office/drawing/2015/9/8/chartex" xmlns:cx2="http://schemas.microsoft.com/office/drawing/2015/10/21/chartex" xmlns:cx3="http://schemas.microsoft.com/office/drawing/2016/5/9/chartex" xmlns:cx4="http://schemas.microsoft.com/office/drawing/2016/5/10/chartex" xmlns:cx5="http://schemas.microsoft.com/office/drawing/2016/5/11/chartex" xmlns:cx6="http://schemas.microsoft.com/office/drawing/2016/5/12/chartex" xmlns:cx7="http://schemas.microsoft.com/office/drawing/2016/5/13/chartex" xmlns:cx8="http://schemas.microsoft.com/office/drawing/2016/5/14/chartex" xmlns:mc="http://schemas.openxmlformats.org/markup-compatibility/2006" xmlns:aink="http://schemas.microsoft.com/office/drawing/2016/ink" xmlns:am3d="http://schemas.microsoft.com/office/drawing/2017/model3d" xmlns:o="urn:schemas-microsoft-com:office:office" xmlns:oel="http://schemas.microsoft.com/office/2019/extlst" xmlns:r="http://schemas.openxmlformats.org/officeDocument/2006/relationships" xmlns:m="http://schemas.openxmlformats.org/officeDocument/2006/math" xmlns:v="urn:schemas-microsoft-com:vml" xmlns:wp14="http://schemas.microsoft.com/office/word/2010/wordprocessingDrawing" xmlns:wp="http://schemas.openxmlformats.org/drawingml/2006/wordprocessingDrawing" xmlns:w10="urn:schemas-microsoft-com:office:word" xmlns:w="http://schemas.openxmlformats.org/wordprocessingml/2006/main" xmlns:w14="http://schemas.microsoft.com/office/word/2010/wordml" xmlns:w15="http://schemas.microsoft.com/office/word/2012/wordml" xmlns:w16cex="http://schemas.microsoft.com/office/word/2018/wordml/cex" xmlns:w16cid="http://schemas.microsoft.com/office/word/2016/wordml/cid" xmlns:w16="http://schemas.microsoft.com/office/word/2018/wordml" xmlns:w16du="http://schemas.microsoft.com/office/word/2023/wordml/word16du" xmlns:w16sdtdh="http://schemas.microsoft.com/office/word/2020/wordml/sdtdatahash" xmlns:w16sdtfl="http://schemas.microsoft.com/office/word/2024/wordml/sdtformatlock" xmlns:w16se="http://schemas.microsoft.com/office/word/2015/wordml/symex" xmlns:wpg="http://schemas.microsoft.com/office/word/2010/wordprocessingGroup" xmlns:wpi="http://schemas.microsoft.com/office/word/2010/wordprocessingInk" xmlns:wne="http://schemas.microsoft.com/office/word/2006/wordml" xmlns:wps="http://schemas.microsoft.com/office/word/2010/wordprocessingShape" mc:Ignorable="w14 w15 w16se w16cid w16 w16cex w16sdtdh w16sdtfl w16du wp14">
+<w:document xmlns:wpc="http://schemas.microsoft.com/office/word/2010/wordprocessingCanvas" xmlns:cx="http://schemas.microsoft.com/office/drawing/2014/chartex" xmlns:cx1="http://schemas.microsoft.com/office/drawing/2015/9/8/chartex" xmlns:cx2="http://schemas.microsoft.com/office/drawing/2015/10/21/chartex" xmlns:cx3="http://schemas.microsoft.com/office/drawing/2016/5/9/chartex" xmlns:cx4="http://schemas.microsoft.com/office/drawing/2016/5/10/chartex" xmlns:cx5="http://schemas.microsoft.com/office/drawing/2016/5/11/chartex" xmlns:cx6="http://schemas.microsoft.com/office/drawing/2016/5/12/chartex" xmlns:cx7="http://schemas.microsoft.com/office/drawing/2016/5/13/chartex" xmlns:cx8="http://schemas.microsoft.com/office/drawing/2016/5/14/chartex" xmlns:mc="http://schemas.openxmlformats.org/markup-compatibility/2006" xmlns:aink="http://schemas.microsoft.com/office/drawing/2016/ink" xmlns:am3d="http://schemas.microsoft.com/office/drawing/2017/model3d" xmlns:o="urn:schemas-microsoft-com:office:office" xmlns:oel="http://schemas.microsoft.com/office/2019/extlst" xmlns:r="http://schemas.openxmlformats.org/officeDocument/2006/relationships" xmlns:m="http://schemas.openxmlformats.org/officeDocument/2006/math" xmlns:v="urn:schemas-microsoft-com:vml" xmlns:wp14="http://schemas.microsoft.com/office/word/2010/wordprocessingDrawing" xmlns:wp="http://schemas.openxmlformats.org/drawingml/2006/wordprocessingDrawing" xmlns:w10="urn:schemas-microsoft-com:office:word" xmlns:w="http://schemas.openxmlformats.org/wordprocessingml/2006/main" xmlns:w14="http://schemas.microsoft.com/office/word/2010/wordml" xmlns:w15="http://schemas.microsoft.com/office/word/2012/wordml" xmlns:w16cei="http://schemas.microsoft.com/office/word/2026/wordml/cei" xmlns:w16cex="http://schemas.microsoft.com/office/word/2018/wordml/cex" xmlns:w16cid="http://schemas.microsoft.com/office/word/2016/wordml/cid" xmlns:w16="http://schemas.microsoft.com/office/word/2018/wordml" xmlns:w16du="http://schemas.microsoft.com/office/word/2023/wordml/word16du" xmlns:w16sdtdh="http://schemas.microsoft.com/office/word/2020/wordml/sdtdatahash" xmlns:w16sdtfl="http://schemas.microsoft.com/office/word/2024/wordml/sdtformatlock" xmlns:w16se="http://schemas.microsoft.com/office/word/2015/wordml/symex" xmlns:wpg="http://schemas.microsoft.com/office/word/2010/wordprocessingGroup" xmlns:wpi="http://schemas.microsoft.com/office/word/2010/wordprocessingInk" xmlns:wne="http://schemas.microsoft.com/office/word/2006/wordml" xmlns:wps="http://schemas.microsoft.com/office/word/2010/wordprocessingShape" mc:Ignorable="w14 w15 w16se w16cid w16 w16cex w16sdtdh w16sdtfl w16du wp14">
   <w:body>
     <w:p>
       <w:pPr>
@@ -247,6 +247,17 @@
         </w:rPr>
         <w:t xml:space="preserve"> </w:t>
       </w:r>
+      <w:proofErr w:type="gramStart"/>
+      <w:r>
+        <w:rPr>
+          <w:rFonts w:ascii="Times New Roman" w:hAnsi="Times New Roman"/>
+          <w:sz w:val="24"/>
+          <w:szCs w:val="24"/>
+          <w:lang w:val="en-US"/>
+        </w:rPr>
+        <w:t>….etc.</w:t>
+      </w:r>
+      <w:proofErr w:type="gramEnd"/>
       <w:r>
         <w:rPr>
           <w:rFonts w:ascii="Times New Roman" w:hAnsi="Times New Roman"/>
@@ -255,15 +266,6 @@
           <w:lang w:val="en-US"/>
         </w:rPr>
         <w:t xml:space="preserve">, </w:t>
-      </w:r>
-      <w:r>
-        <w:rPr>
-          <w:rFonts w:ascii="Times New Roman" w:hAnsi="Times New Roman"/>
-          <w:sz w:val="24"/>
-          <w:szCs w:val="24"/>
-          <w:lang w:val="en-US"/>
-        </w:rPr>
-        <w:t xml:space="preserve">etc., </w:t>
       </w:r>
     </w:p>
     <w:p>
@@ -1363,7 +1365,18 @@
           <w:szCs w:val="24"/>
           <w:lang w:val="en-US"/>
         </w:rPr>
-        <w:t xml:space="preserve">INTRODUCTION </w:t>
+        <w:t>INTRODUCTION</w:t>
+      </w:r>
+      <w:r>
+        <w:rPr>
+          <w:rFonts w:ascii="Times New Roman" w:hAnsi="Times New Roman"/>
+          <w:b/>
+          <w:bCs/>
+          <w:sz w:val="24"/>
+          <w:szCs w:val="24"/>
+          <w:lang w:val="en-US"/>
+        </w:rPr>
+        <w:t xml:space="preserve"> </w:t>
       </w:r>
     </w:p>
     <w:p>
@@ -1961,15 +1974,17 @@
         </w:rPr>
         <w:t xml:space="preserve">Abbreviations should be kept to a </w:t>
       </w:r>
-      <w:r>
-        <w:rPr>
-          <w:rFonts w:ascii="Times New Roman" w:hAnsi="Times New Roman"/>
-          <w:sz w:val="24"/>
-          <w:szCs w:val="24"/>
-          <w:lang w:val="en-US"/>
-        </w:rPr>
-        <w:t>minimum;</w:t>
-      </w:r>
+      <w:proofErr w:type="gramStart"/>
+      <w:r>
+        <w:rPr>
+          <w:rFonts w:ascii="Times New Roman" w:hAnsi="Times New Roman"/>
+          <w:sz w:val="24"/>
+          <w:szCs w:val="24"/>
+          <w:lang w:val="en-US"/>
+        </w:rPr>
+        <w:t>minimum,</w:t>
+      </w:r>
+      <w:proofErr w:type="gramEnd"/>
       <w:r>
         <w:rPr>
           <w:rFonts w:ascii="Times New Roman" w:hAnsi="Times New Roman"/>
@@ -2026,7 +2041,7 @@
           <w:szCs w:val="24"/>
           <w:lang w:val="en-US" w:eastAsia="en-GB"/>
         </w:rPr>
-        <w:t xml:space="preserve">                                                 </w:t>
+        <w:t>C / C</w:t>
       </w:r>
       <w:r>
         <w:rPr>
@@ -2034,9 +2049,10 @@
           <w:color w:val="000000"/>
           <w:sz w:val="24"/>
           <w:szCs w:val="24"/>
+          <w:vertAlign w:val="subscript"/>
           <w:lang w:val="en-US" w:eastAsia="en-GB"/>
         </w:rPr>
-        <w:t>C / C</w:t>
+        <w:t>0</w:t>
       </w:r>
       <w:r>
         <w:rPr>
@@ -2044,10 +2060,9 @@
           <w:color w:val="000000"/>
           <w:sz w:val="24"/>
           <w:szCs w:val="24"/>
-          <w:vertAlign w:val="subscript"/>
           <w:lang w:val="en-US" w:eastAsia="en-GB"/>
         </w:rPr>
-        <w:t>0</w:t>
+        <w:t xml:space="preserve"> = e</w:t>
       </w:r>
       <w:r>
         <w:rPr>
@@ -2055,9 +2070,10 @@
           <w:color w:val="000000"/>
           <w:sz w:val="24"/>
           <w:szCs w:val="24"/>
+          <w:vertAlign w:val="superscript"/>
           <w:lang w:val="en-US" w:eastAsia="en-GB"/>
         </w:rPr>
-        <w:t xml:space="preserve"> = e</w:t>
+        <w:t>(-t/τ)</w:t>
       </w:r>
       <w:r>
         <w:rPr>
@@ -2065,10 +2081,9 @@
           <w:color w:val="000000"/>
           <w:sz w:val="24"/>
           <w:szCs w:val="24"/>
-          <w:vertAlign w:val="superscript"/>
           <w:lang w:val="en-US" w:eastAsia="en-GB"/>
         </w:rPr>
-        <w:t>(-t/τ)</w:t>
+        <w:t xml:space="preserve"> </w:t>
       </w:r>
       <w:r>
         <w:rPr>
@@ -2078,7 +2093,7 @@
           <w:szCs w:val="24"/>
           <w:lang w:val="en-US" w:eastAsia="en-GB"/>
         </w:rPr>
-        <w:t xml:space="preserve"> </w:t>
+        <w:tab/>
       </w:r>
       <w:r>
         <w:rPr>
@@ -2099,7 +2114,9 @@
           <w:lang w:val="en-US" w:eastAsia="en-GB"/>
         </w:rPr>
         <w:tab/>
-      </w:r>
+        <w:t xml:space="preserve">          </w:t>
+      </w:r>
+      <w:proofErr w:type="gramStart"/>
       <w:r>
         <w:rPr>
           <w:rFonts w:ascii="Times New Roman" w:eastAsia="Times New Roman" w:hAnsi="Times New Roman"/>
@@ -2108,59 +2125,7 @@
           <w:szCs w:val="24"/>
           <w:lang w:val="en-US" w:eastAsia="en-GB"/>
         </w:rPr>
-        <w:tab/>
-        <w:t xml:space="preserve">       </w:t>
-      </w:r>
-      <w:r>
-        <w:rPr>
-          <w:rFonts w:ascii="Times New Roman" w:eastAsia="Times New Roman" w:hAnsi="Times New Roman"/>
-          <w:color w:val="000000"/>
-          <w:sz w:val="24"/>
-          <w:szCs w:val="24"/>
-          <w:lang w:val="en-US" w:eastAsia="en-GB"/>
-        </w:rPr>
-        <w:t xml:space="preserve">                             </w:t>
-      </w:r>
-      <w:r>
-        <w:rPr>
-          <w:rFonts w:ascii="Times New Roman" w:eastAsia="Times New Roman" w:hAnsi="Times New Roman"/>
-          <w:color w:val="000000"/>
-          <w:sz w:val="24"/>
-          <w:szCs w:val="24"/>
-          <w:lang w:val="en-US" w:eastAsia="en-GB"/>
-        </w:rPr>
-        <w:t xml:space="preserve">      </w:t>
-      </w:r>
-      <w:r>
-        <w:rPr>
-          <w:rFonts w:ascii="Times New Roman" w:eastAsia="Times New Roman" w:hAnsi="Times New Roman"/>
-          <w:color w:val="000000"/>
-          <w:sz w:val="24"/>
-          <w:szCs w:val="24"/>
-          <w:lang w:val="en-US" w:eastAsia="en-GB"/>
-        </w:rPr>
-        <w:t xml:space="preserve">   </w:t>
-      </w:r>
-      <w:proofErr w:type="gramStart"/>
-      <w:r>
-        <w:rPr>
-          <w:rFonts w:ascii="Times New Roman" w:eastAsia="Times New Roman" w:hAnsi="Times New Roman"/>
-          <w:color w:val="000000"/>
-          <w:sz w:val="24"/>
-          <w:szCs w:val="24"/>
-          <w:lang w:val="en-US" w:eastAsia="en-GB"/>
-        </w:rPr>
-        <w:t xml:space="preserve">   </w:t>
-      </w:r>
-      <w:r>
-        <w:rPr>
-          <w:rFonts w:ascii="Times New Roman" w:eastAsia="Times New Roman" w:hAnsi="Times New Roman"/>
-          <w:color w:val="000000"/>
-          <w:sz w:val="24"/>
-          <w:szCs w:val="24"/>
-          <w:lang w:val="en-US" w:eastAsia="en-GB"/>
-        </w:rPr>
-        <w:t>(</w:t>
+        <w:t xml:space="preserve">   (</w:t>
       </w:r>
       <w:proofErr w:type="gramEnd"/>
       <w:r>
@@ -2423,7 +2388,6 @@
               <w:left w:val="nil"/>
               <w:right w:val="single" w:sz="4" w:space="0" w:color="auto"/>
             </w:tcBorders>
-            <w:shd w:val="clear" w:color="auto" w:fill="auto"/>
             <w:vAlign w:val="center"/>
           </w:tcPr>
           <w:p>
@@ -2459,7 +2423,6 @@
               <w:left w:val="single" w:sz="4" w:space="0" w:color="auto"/>
               <w:right w:val="nil"/>
             </w:tcBorders>
-            <w:shd w:val="clear" w:color="auto" w:fill="auto"/>
             <w:vAlign w:val="center"/>
           </w:tcPr>
           <w:p>
@@ -2517,10 +2480,9 @@
             <w:gridSpan w:val="3"/>
             <w:tcBorders>
               <w:left w:val="nil"/>
-              <w:bottom w:val="nil"/>
+              <w:bottom w:val="single" w:sz="4" w:space="0" w:color="000000"/>
               <w:right w:val="nil"/>
             </w:tcBorders>
-            <w:shd w:val="clear" w:color="auto" w:fill="auto"/>
             <w:vAlign w:val="center"/>
           </w:tcPr>
           <w:p>
@@ -2556,7 +2518,6 @@
               <w:left w:val="nil"/>
               <w:right w:val="nil"/>
             </w:tcBorders>
-            <w:shd w:val="clear" w:color="auto" w:fill="auto"/>
             <w:vAlign w:val="center"/>
           </w:tcPr>
           <w:p>
@@ -2640,7 +2601,6 @@
               <w:bottom w:val="single" w:sz="4" w:space="0" w:color="000000"/>
               <w:right w:val="single" w:sz="4" w:space="0" w:color="auto"/>
             </w:tcBorders>
-            <w:shd w:val="clear" w:color="auto" w:fill="auto"/>
             <w:vAlign w:val="center"/>
           </w:tcPr>
           <w:p>
@@ -2668,7 +2628,6 @@
               <w:bottom w:val="single" w:sz="4" w:space="0" w:color="000000"/>
               <w:right w:val="nil"/>
             </w:tcBorders>
-            <w:shd w:val="clear" w:color="auto" w:fill="auto"/>
             <w:vAlign w:val="center"/>
           </w:tcPr>
           <w:p>
@@ -2691,12 +2650,10 @@
           <w:tcPr>
             <w:tcW w:w="0" w:type="auto"/>
             <w:tcBorders>
-              <w:top w:val="nil"/>
               <w:left w:val="nil"/>
-              <w:bottom w:val="single" w:sz="4" w:space="0" w:color="auto"/>
+              <w:bottom w:val="single" w:sz="4" w:space="0" w:color="000000"/>
               <w:right w:val="nil"/>
             </w:tcBorders>
-            <w:shd w:val="clear" w:color="auto" w:fill="auto"/>
             <w:vAlign w:val="center"/>
           </w:tcPr>
           <w:p>
@@ -2739,12 +2696,10 @@
           <w:tcPr>
             <w:tcW w:w="0" w:type="auto"/>
             <w:tcBorders>
-              <w:top w:val="nil"/>
               <w:left w:val="nil"/>
-              <w:bottom w:val="single" w:sz="4" w:space="0" w:color="auto"/>
+              <w:bottom w:val="single" w:sz="4" w:space="0" w:color="000000"/>
               <w:right w:val="nil"/>
             </w:tcBorders>
-            <w:shd w:val="clear" w:color="auto" w:fill="auto"/>
             <w:vAlign w:val="center"/>
           </w:tcPr>
           <w:p>
@@ -2786,12 +2741,10 @@
           <w:tcPr>
             <w:tcW w:w="0" w:type="auto"/>
             <w:tcBorders>
-              <w:top w:val="nil"/>
               <w:left w:val="nil"/>
-              <w:bottom w:val="single" w:sz="4" w:space="0" w:color="auto"/>
+              <w:bottom w:val="single" w:sz="4" w:space="0" w:color="000000"/>
               <w:right w:val="nil"/>
             </w:tcBorders>
-            <w:shd w:val="clear" w:color="auto" w:fill="auto"/>
             <w:vAlign w:val="center"/>
           </w:tcPr>
           <w:p>
@@ -2838,7 +2791,6 @@
               <w:bottom w:val="single" w:sz="4" w:space="0" w:color="000000"/>
               <w:right w:val="nil"/>
             </w:tcBorders>
-            <w:shd w:val="clear" w:color="auto" w:fill="auto"/>
             <w:vAlign w:val="center"/>
           </w:tcPr>
           <w:p>
@@ -2870,7 +2822,6 @@
               <w:bottom w:val="nil"/>
               <w:right w:val="single" w:sz="4" w:space="0" w:color="auto"/>
             </w:tcBorders>
-            <w:shd w:val="clear" w:color="auto" w:fill="auto"/>
             <w:vAlign w:val="center"/>
           </w:tcPr>
           <w:p>
@@ -2906,7 +2857,6 @@
               <w:bottom w:val="nil"/>
               <w:right w:val="nil"/>
             </w:tcBorders>
-            <w:shd w:val="clear" w:color="auto" w:fill="auto"/>
             <w:vAlign w:val="center"/>
           </w:tcPr>
           <w:p>
@@ -2938,12 +2888,10 @@
           <w:tcPr>
             <w:tcW w:w="0" w:type="auto"/>
             <w:tcBorders>
-              <w:top w:val="single" w:sz="4" w:space="0" w:color="auto"/>
               <w:left w:val="nil"/>
               <w:bottom w:val="nil"/>
               <w:right w:val="nil"/>
             </w:tcBorders>
-            <w:shd w:val="clear" w:color="auto" w:fill="auto"/>
             <w:vAlign w:val="center"/>
           </w:tcPr>
           <w:p>
@@ -2975,12 +2923,10 @@
           <w:tcPr>
             <w:tcW w:w="0" w:type="auto"/>
             <w:tcBorders>
-              <w:top w:val="single" w:sz="4" w:space="0" w:color="auto"/>
               <w:left w:val="nil"/>
               <w:bottom w:val="nil"/>
               <w:right w:val="nil"/>
             </w:tcBorders>
-            <w:shd w:val="clear" w:color="auto" w:fill="auto"/>
             <w:vAlign w:val="center"/>
           </w:tcPr>
           <w:p>
@@ -3012,12 +2958,10 @@
           <w:tcPr>
             <w:tcW w:w="0" w:type="auto"/>
             <w:tcBorders>
-              <w:top w:val="single" w:sz="4" w:space="0" w:color="auto"/>
               <w:left w:val="nil"/>
               <w:bottom w:val="nil"/>
               <w:right w:val="nil"/>
             </w:tcBorders>
-            <w:shd w:val="clear" w:color="auto" w:fill="auto"/>
             <w:vAlign w:val="center"/>
           </w:tcPr>
           <w:p>
@@ -3053,7 +2997,6 @@
               <w:bottom w:val="nil"/>
               <w:right w:val="nil"/>
             </w:tcBorders>
-            <w:shd w:val="clear" w:color="auto" w:fill="auto"/>
             <w:vAlign w:val="center"/>
           </w:tcPr>
           <w:p>
@@ -3095,7 +3038,6 @@
               <w:bottom w:val="nil"/>
               <w:right w:val="single" w:sz="4" w:space="0" w:color="auto"/>
             </w:tcBorders>
-            <w:shd w:val="clear" w:color="auto" w:fill="auto"/>
             <w:vAlign w:val="center"/>
           </w:tcPr>
           <w:p>
@@ -3132,7 +3074,6 @@
               <w:bottom w:val="nil"/>
               <w:right w:val="nil"/>
             </w:tcBorders>
-            <w:shd w:val="clear" w:color="auto" w:fill="auto"/>
             <w:vAlign w:val="center"/>
           </w:tcPr>
           <w:p>
@@ -3169,7 +3110,6 @@
               <w:bottom w:val="nil"/>
               <w:right w:val="nil"/>
             </w:tcBorders>
-            <w:shd w:val="clear" w:color="auto" w:fill="auto"/>
             <w:vAlign w:val="center"/>
           </w:tcPr>
           <w:p>
@@ -3206,7 +3146,6 @@
               <w:bottom w:val="nil"/>
               <w:right w:val="nil"/>
             </w:tcBorders>
-            <w:shd w:val="clear" w:color="auto" w:fill="auto"/>
             <w:vAlign w:val="center"/>
           </w:tcPr>
           <w:p>
@@ -3243,7 +3182,6 @@
               <w:bottom w:val="nil"/>
               <w:right w:val="nil"/>
             </w:tcBorders>
-            <w:shd w:val="clear" w:color="auto" w:fill="auto"/>
             <w:vAlign w:val="center"/>
           </w:tcPr>
           <w:p>
@@ -3280,7 +3218,6 @@
               <w:bottom w:val="nil"/>
               <w:right w:val="nil"/>
             </w:tcBorders>
-            <w:shd w:val="clear" w:color="auto" w:fill="auto"/>
             <w:vAlign w:val="center"/>
           </w:tcPr>
           <w:p>
@@ -3322,7 +3259,6 @@
               <w:bottom w:val="nil"/>
               <w:right w:val="single" w:sz="4" w:space="0" w:color="auto"/>
             </w:tcBorders>
-            <w:shd w:val="clear" w:color="auto" w:fill="auto"/>
             <w:vAlign w:val="center"/>
           </w:tcPr>
           <w:p>
@@ -3359,7 +3295,6 @@
               <w:bottom w:val="nil"/>
               <w:right w:val="nil"/>
             </w:tcBorders>
-            <w:shd w:val="clear" w:color="auto" w:fill="auto"/>
             <w:vAlign w:val="center"/>
           </w:tcPr>
           <w:p>
@@ -3396,7 +3331,6 @@
               <w:bottom w:val="nil"/>
               <w:right w:val="nil"/>
             </w:tcBorders>
-            <w:shd w:val="clear" w:color="auto" w:fill="auto"/>
             <w:vAlign w:val="center"/>
           </w:tcPr>
           <w:p>
@@ -3433,7 +3367,6 @@
               <w:bottom w:val="nil"/>
               <w:right w:val="nil"/>
             </w:tcBorders>
-            <w:shd w:val="clear" w:color="auto" w:fill="auto"/>
             <w:vAlign w:val="center"/>
           </w:tcPr>
           <w:p>
@@ -3470,7 +3403,6 @@
               <w:bottom w:val="nil"/>
               <w:right w:val="nil"/>
             </w:tcBorders>
-            <w:shd w:val="clear" w:color="auto" w:fill="auto"/>
             <w:vAlign w:val="center"/>
           </w:tcPr>
           <w:p>
@@ -3507,7 +3439,6 @@
               <w:bottom w:val="nil"/>
               <w:right w:val="nil"/>
             </w:tcBorders>
-            <w:shd w:val="clear" w:color="auto" w:fill="auto"/>
             <w:vAlign w:val="center"/>
           </w:tcPr>
           <w:p>
@@ -3549,7 +3480,6 @@
               <w:bottom w:val="nil"/>
               <w:right w:val="single" w:sz="4" w:space="0" w:color="auto"/>
             </w:tcBorders>
-            <w:shd w:val="clear" w:color="auto" w:fill="auto"/>
             <w:vAlign w:val="center"/>
           </w:tcPr>
           <w:p>
@@ -3586,7 +3516,6 @@
               <w:bottom w:val="nil"/>
               <w:right w:val="nil"/>
             </w:tcBorders>
-            <w:shd w:val="clear" w:color="auto" w:fill="auto"/>
             <w:vAlign w:val="center"/>
           </w:tcPr>
           <w:p>
@@ -3623,7 +3552,6 @@
               <w:bottom w:val="nil"/>
               <w:right w:val="nil"/>
             </w:tcBorders>
-            <w:shd w:val="clear" w:color="auto" w:fill="auto"/>
             <w:vAlign w:val="center"/>
           </w:tcPr>
           <w:p>
@@ -3660,7 +3588,6 @@
               <w:bottom w:val="nil"/>
               <w:right w:val="nil"/>
             </w:tcBorders>
-            <w:shd w:val="clear" w:color="auto" w:fill="auto"/>
             <w:vAlign w:val="center"/>
           </w:tcPr>
           <w:p>
@@ -3697,7 +3624,6 @@
               <w:bottom w:val="nil"/>
               <w:right w:val="nil"/>
             </w:tcBorders>
-            <w:shd w:val="clear" w:color="auto" w:fill="auto"/>
             <w:vAlign w:val="center"/>
           </w:tcPr>
           <w:p>
@@ -3734,7 +3660,6 @@
               <w:bottom w:val="nil"/>
               <w:right w:val="nil"/>
             </w:tcBorders>
-            <w:shd w:val="clear" w:color="auto" w:fill="auto"/>
             <w:vAlign w:val="center"/>
           </w:tcPr>
           <w:p>
@@ -3776,7 +3701,6 @@
               <w:bottom w:val="nil"/>
               <w:right w:val="single" w:sz="4" w:space="0" w:color="auto"/>
             </w:tcBorders>
-            <w:shd w:val="clear" w:color="auto" w:fill="auto"/>
             <w:vAlign w:val="center"/>
           </w:tcPr>
           <w:p>
@@ -3813,7 +3737,6 @@
               <w:bottom w:val="nil"/>
               <w:right w:val="nil"/>
             </w:tcBorders>
-            <w:shd w:val="clear" w:color="auto" w:fill="auto"/>
             <w:vAlign w:val="center"/>
           </w:tcPr>
           <w:p>
@@ -3850,7 +3773,6 @@
               <w:bottom w:val="nil"/>
               <w:right w:val="nil"/>
             </w:tcBorders>
-            <w:shd w:val="clear" w:color="auto" w:fill="auto"/>
             <w:vAlign w:val="center"/>
           </w:tcPr>
           <w:p>
@@ -3887,7 +3809,6 @@
               <w:bottom w:val="nil"/>
               <w:right w:val="nil"/>
             </w:tcBorders>
-            <w:shd w:val="clear" w:color="auto" w:fill="auto"/>
             <w:vAlign w:val="center"/>
           </w:tcPr>
           <w:p>
@@ -3924,7 +3845,6 @@
               <w:bottom w:val="nil"/>
               <w:right w:val="nil"/>
             </w:tcBorders>
-            <w:shd w:val="clear" w:color="auto" w:fill="auto"/>
             <w:vAlign w:val="center"/>
           </w:tcPr>
           <w:p>
@@ -3961,7 +3881,6 @@
               <w:bottom w:val="nil"/>
               <w:right w:val="nil"/>
             </w:tcBorders>
-            <w:shd w:val="clear" w:color="auto" w:fill="auto"/>
             <w:vAlign w:val="center"/>
           </w:tcPr>
           <w:p>
@@ -4002,7 +3921,6 @@
               <w:left w:val="nil"/>
               <w:right w:val="single" w:sz="4" w:space="0" w:color="auto"/>
             </w:tcBorders>
-            <w:shd w:val="clear" w:color="auto" w:fill="auto"/>
             <w:vAlign w:val="center"/>
           </w:tcPr>
           <w:p>
@@ -4038,7 +3956,6 @@
               <w:left w:val="single" w:sz="4" w:space="0" w:color="auto"/>
               <w:right w:val="nil"/>
             </w:tcBorders>
-            <w:shd w:val="clear" w:color="auto" w:fill="auto"/>
             <w:vAlign w:val="center"/>
           </w:tcPr>
           <w:p>
@@ -4074,7 +3991,6 @@
               <w:left w:val="nil"/>
               <w:right w:val="nil"/>
             </w:tcBorders>
-            <w:shd w:val="clear" w:color="auto" w:fill="auto"/>
             <w:vAlign w:val="center"/>
           </w:tcPr>
           <w:p>
@@ -4110,7 +4026,6 @@
               <w:left w:val="nil"/>
               <w:right w:val="nil"/>
             </w:tcBorders>
-            <w:shd w:val="clear" w:color="auto" w:fill="auto"/>
             <w:vAlign w:val="center"/>
           </w:tcPr>
           <w:p>
@@ -4146,7 +4061,6 @@
               <w:left w:val="nil"/>
               <w:right w:val="nil"/>
             </w:tcBorders>
-            <w:shd w:val="clear" w:color="auto" w:fill="auto"/>
             <w:vAlign w:val="center"/>
           </w:tcPr>
           <w:p>
@@ -4182,7 +4096,6 @@
               <w:left w:val="nil"/>
               <w:right w:val="nil"/>
             </w:tcBorders>
-            <w:shd w:val="clear" w:color="auto" w:fill="auto"/>
             <w:vAlign w:val="center"/>
           </w:tcPr>
           <w:p>
@@ -4363,9 +4276,9 @@
           <w:lang w:val="ro-RO" w:eastAsia="ro-RO"/>
         </w:rPr>
         <w:drawing>
-          <wp:inline distT="0" distB="0" distL="0" distR="0" wp14:anchorId="596672B8" wp14:editId="4638A949">
-            <wp:extent cx="5026025" cy="2698750"/>
-            <wp:effectExtent l="0" t="0" r="3175" b="6350"/>
+          <wp:inline distT="0" distB="0" distL="0" distR="0" wp14:anchorId="7B1B0D96" wp14:editId="57E51B91">
+            <wp:extent cx="2466975" cy="1524000"/>
+            <wp:effectExtent l="0" t="0" r="9525" b="0"/>
             <wp:docPr id="1" name="Picture 1"/>
             <wp:cNvGraphicFramePr>
               <a:graphicFrameLocks xmlns:a="http://schemas.openxmlformats.org/drawingml/2006/main"/>
@@ -4395,7 +4308,7 @@
                   <pic:spPr bwMode="auto">
                     <a:xfrm>
                       <a:off x="0" y="0"/>
-                      <a:ext cx="5026025" cy="2698750"/>
+                      <a:ext cx="2466975" cy="1524000"/>
                     </a:xfrm>
                     <a:prstGeom prst="rect">
                       <a:avLst/>
@@ -4513,121 +4426,19 @@
     </w:p>
     <w:p>
       <w:pPr>
-        <w:spacing w:after="0"/>
-        <w:jc w:val="both"/>
-        <w:rPr>
-          <w:rFonts w:ascii="Times New Roman" w:hAnsi="Times New Roman"/>
-          <w:b/>
-          <w:sz w:val="24"/>
-          <w:szCs w:val="24"/>
-          <w:lang w:val="en-US"/>
-        </w:rPr>
-      </w:pPr>
-      <w:r>
-        <w:rPr>
-          <w:rFonts w:ascii="Times New Roman" w:hAnsi="Times New Roman"/>
-          <w:b/>
-          <w:sz w:val="24"/>
-          <w:szCs w:val="24"/>
-          <w:lang w:val="en-US"/>
-        </w:rPr>
-        <w:lastRenderedPageBreak/>
-        <w:t>CONCLUSIONS</w:t>
-      </w:r>
-    </w:p>
-    <w:p>
-      <w:pPr>
         <w:pStyle w:val="ListParagraph"/>
         <w:spacing w:before="0" w:after="0"/>
         <w:ind w:left="0"/>
         <w:rPr>
           <w:rStyle w:val="apple-converted-space"/>
           <w:rFonts w:ascii="Times New Roman" w:hAnsi="Times New Roman"/>
-          <w:color w:val="000000"/>
-          <w:sz w:val="24"/>
-          <w:szCs w:val="24"/>
-          <w:shd w:val="clear" w:color="auto" w:fill="FFFFFF"/>
-          <w:lang w:val="en-US"/>
-        </w:rPr>
-      </w:pPr>
-      <w:r>
-        <w:rPr>
-          <w:rFonts w:ascii="Times New Roman" w:hAnsi="Times New Roman"/>
-          <w:color w:val="000000"/>
-          <w:sz w:val="24"/>
-          <w:szCs w:val="24"/>
-          <w:shd w:val="clear" w:color="auto" w:fill="FFFFFF"/>
-          <w:lang w:val="en-US"/>
-        </w:rPr>
-        <w:t xml:space="preserve">The main conclusions drawn from results should be presented in a short Conclusions section. </w:t>
-      </w:r>
-      <w:r>
-        <w:rPr>
-          <w:rStyle w:val="apple-converted-space"/>
-          <w:rFonts w:ascii="Times New Roman" w:hAnsi="Times New Roman"/>
-          <w:color w:val="000000"/>
-          <w:sz w:val="24"/>
-          <w:szCs w:val="24"/>
-          <w:shd w:val="clear" w:color="auto" w:fill="FFFFFF"/>
-          <w:lang w:val="en-US"/>
-        </w:rPr>
-        <w:t>D</w:t>
-      </w:r>
-      <w:r>
-        <w:rPr>
-          <w:rStyle w:val="apple-converted-space"/>
-          <w:rFonts w:ascii="Times New Roman" w:hAnsi="Times New Roman"/>
-          <w:color w:val="000000"/>
-          <w:sz w:val="24"/>
-          <w:szCs w:val="24"/>
-          <w:shd w:val="clear" w:color="auto" w:fill="FFFFFF"/>
-          <w:lang w:val="en-US"/>
-        </w:rPr>
-        <w:t>o not repeat the information from the abstract</w:t>
-      </w:r>
-      <w:r>
-        <w:rPr>
-          <w:rStyle w:val="apple-converted-space"/>
-          <w:rFonts w:ascii="Times New Roman" w:hAnsi="Times New Roman"/>
-          <w:color w:val="000000"/>
-          <w:sz w:val="24"/>
-          <w:szCs w:val="24"/>
-          <w:shd w:val="clear" w:color="auto" w:fill="FFFFFF"/>
-          <w:lang w:val="en-US"/>
-        </w:rPr>
-        <w:t xml:space="preserve">. Citations are not allowed </w:t>
-      </w:r>
-      <w:r>
-        <w:rPr>
-          <w:rFonts w:ascii="Times New Roman" w:hAnsi="Times New Roman"/>
-          <w:color w:val="000000"/>
-          <w:sz w:val="24"/>
-          <w:szCs w:val="24"/>
-          <w:shd w:val="clear" w:color="auto" w:fill="FFFFFF"/>
-          <w:lang w:val="en-US"/>
-        </w:rPr>
-        <w:t>in this section.</w:t>
-      </w:r>
-      <w:r>
-        <w:rPr>
-          <w:rStyle w:val="apple-converted-space"/>
-          <w:rFonts w:ascii="Times New Roman" w:hAnsi="Times New Roman"/>
-          <w:color w:val="000000"/>
-          <w:sz w:val="24"/>
-          <w:szCs w:val="24"/>
-          <w:shd w:val="clear" w:color="auto" w:fill="FFFFFF"/>
-          <w:lang w:val="en-US"/>
-        </w:rPr>
-        <w:t> </w:t>
-      </w:r>
-      <w:r>
-        <w:rPr>
-          <w:rFonts w:ascii="Times New Roman" w:hAnsi="Times New Roman"/>
-          <w:sz w:val="24"/>
-          <w:szCs w:val="24"/>
-        </w:rPr>
-        <w:t xml:space="preserve"> </w:t>
-      </w:r>
+          <w:color w:val="FF0000"/>
+          <w:sz w:val="24"/>
+          <w:szCs w:val="24"/>
+          <w:shd w:val="clear" w:color="auto" w:fill="FFFFFF"/>
+          <w:lang w:val="en-US"/>
+        </w:rPr>
+      </w:pPr>
     </w:p>
     <w:p>
       <w:pPr>
@@ -4636,12 +4447,115 @@
         <w:rPr>
           <w:rFonts w:ascii="Times New Roman" w:hAnsi="Times New Roman"/>
           <w:b/>
-          <w:color w:val="FF0000"/>
-          <w:sz w:val="24"/>
-          <w:szCs w:val="24"/>
-          <w:lang w:val="en-US"/>
-        </w:rPr>
-      </w:pPr>
+          <w:sz w:val="24"/>
+          <w:szCs w:val="24"/>
+          <w:lang w:val="en-US"/>
+        </w:rPr>
+      </w:pPr>
+      <w:r>
+        <w:rPr>
+          <w:rFonts w:ascii="Times New Roman" w:hAnsi="Times New Roman"/>
+          <w:b/>
+          <w:sz w:val="24"/>
+          <w:szCs w:val="24"/>
+          <w:lang w:val="en-US"/>
+        </w:rPr>
+        <w:t>CONCLUSIONS</w:t>
+      </w:r>
+    </w:p>
+    <w:p>
+      <w:pPr>
+        <w:pStyle w:val="ListParagraph"/>
+        <w:spacing w:before="0" w:after="0"/>
+        <w:ind w:left="0"/>
+        <w:rPr>
+          <w:rStyle w:val="apple-converted-space"/>
+          <w:rFonts w:ascii="Times New Roman" w:hAnsi="Times New Roman"/>
+          <w:color w:val="000000"/>
+          <w:sz w:val="24"/>
+          <w:szCs w:val="24"/>
+          <w:shd w:val="clear" w:color="auto" w:fill="FFFFFF"/>
+          <w:lang w:val="en-US"/>
+        </w:rPr>
+      </w:pPr>
+      <w:r>
+        <w:rPr>
+          <w:rFonts w:ascii="Times New Roman" w:hAnsi="Times New Roman"/>
+          <w:color w:val="000000"/>
+          <w:sz w:val="24"/>
+          <w:szCs w:val="24"/>
+          <w:shd w:val="clear" w:color="auto" w:fill="FFFFFF"/>
+          <w:lang w:val="en-US"/>
+        </w:rPr>
+        <w:t xml:space="preserve">The main conclusions drawn from results should be presented in a short Conclusions section. </w:t>
+      </w:r>
+      <w:r>
+        <w:rPr>
+          <w:rStyle w:val="apple-converted-space"/>
+          <w:rFonts w:ascii="Times New Roman" w:hAnsi="Times New Roman"/>
+          <w:color w:val="000000"/>
+          <w:sz w:val="24"/>
+          <w:szCs w:val="24"/>
+          <w:shd w:val="clear" w:color="auto" w:fill="FFFFFF"/>
+          <w:lang w:val="en-US"/>
+        </w:rPr>
+        <w:t>D</w:t>
+      </w:r>
+      <w:r>
+        <w:rPr>
+          <w:rStyle w:val="apple-converted-space"/>
+          <w:rFonts w:ascii="Times New Roman" w:hAnsi="Times New Roman"/>
+          <w:color w:val="000000"/>
+          <w:sz w:val="24"/>
+          <w:szCs w:val="24"/>
+          <w:shd w:val="clear" w:color="auto" w:fill="FFFFFF"/>
+          <w:lang w:val="en-US"/>
+        </w:rPr>
+        <w:t>o not repeat the information from the abstract</w:t>
+      </w:r>
+      <w:r>
+        <w:rPr>
+          <w:rStyle w:val="apple-converted-space"/>
+          <w:rFonts w:ascii="Times New Roman" w:hAnsi="Times New Roman"/>
+          <w:color w:val="000000"/>
+          <w:sz w:val="24"/>
+          <w:szCs w:val="24"/>
+          <w:shd w:val="clear" w:color="auto" w:fill="FFFFFF"/>
+          <w:lang w:val="en-US"/>
+        </w:rPr>
+        <w:t xml:space="preserve">. Citations are not allowed </w:t>
+      </w:r>
+      <w:r>
+        <w:rPr>
+          <w:rFonts w:ascii="Times New Roman" w:hAnsi="Times New Roman"/>
+          <w:color w:val="000000"/>
+          <w:sz w:val="24"/>
+          <w:szCs w:val="24"/>
+          <w:shd w:val="clear" w:color="auto" w:fill="FFFFFF"/>
+          <w:lang w:val="en-US"/>
+        </w:rPr>
+        <w:t>in this section.</w:t>
+      </w:r>
+      <w:r>
+        <w:rPr>
+          <w:rStyle w:val="apple-converted-space"/>
+          <w:rFonts w:ascii="Times New Roman" w:hAnsi="Times New Roman"/>
+          <w:color w:val="000000"/>
+          <w:sz w:val="24"/>
+          <w:szCs w:val="24"/>
+          <w:shd w:val="clear" w:color="auto" w:fill="FFFFFF"/>
+          <w:lang w:val="en-US"/>
+        </w:rPr>
+        <w:t> </w:t>
+      </w:r>
+      <w:r>
+        <w:rPr>
+          <w:rFonts w:ascii="Times New Roman" w:hAnsi="Times New Roman"/>
+          <w:sz w:val="24"/>
+          <w:szCs w:val="24"/>
+        </w:rPr>
+        <w:t xml:space="preserve"> </w:t>
+      </w:r>
     </w:p>
     <w:p>
       <w:pPr>
@@ -4650,6 +4564,7 @@
         <w:rPr>
           <w:rFonts w:ascii="Times New Roman" w:hAnsi="Times New Roman"/>
           <w:b/>
+          <w:color w:val="FF0000"/>
           <w:sz w:val="24"/>
           <w:szCs w:val="24"/>
           <w:lang w:val="en-US"/>
@@ -4668,16 +4583,6 @@
           <w:lang w:val="en-US"/>
         </w:rPr>
       </w:pPr>
-      <w:r>
-        <w:rPr>
-          <w:rFonts w:ascii="Times New Roman" w:hAnsi="Times New Roman"/>
-          <w:b/>
-          <w:sz w:val="24"/>
-          <w:szCs w:val="24"/>
-          <w:lang w:val="en-US"/>
-        </w:rPr>
-        <w:t>ACKNOWLEDGEMENTS</w:t>
-      </w:r>
     </w:p>
     <w:p>
       <w:pPr>
@@ -4685,6 +4590,30 @@
         <w:jc w:val="both"/>
         <w:rPr>
           <w:rFonts w:ascii="Times New Roman" w:hAnsi="Times New Roman"/>
+          <w:b/>
+          <w:sz w:val="24"/>
+          <w:szCs w:val="24"/>
+          <w:lang w:val="en-US"/>
+        </w:rPr>
+      </w:pPr>
+      <w:r>
+        <w:rPr>
+          <w:rFonts w:ascii="Times New Roman" w:hAnsi="Times New Roman"/>
+          <w:b/>
+          <w:sz w:val="24"/>
+          <w:szCs w:val="24"/>
+          <w:lang w:val="en-US"/>
+        </w:rPr>
+        <w:lastRenderedPageBreak/>
+        <w:t>ACKNOWLEDGEMENTS</w:t>
+      </w:r>
+    </w:p>
+    <w:p>
+      <w:pPr>
+        <w:spacing w:after="0"/>
+        <w:jc w:val="both"/>
+        <w:rPr>
+          <w:rFonts w:ascii="Times New Roman" w:hAnsi="Times New Roman"/>
           <w:sz w:val="24"/>
           <w:szCs w:val="24"/>
           <w:lang w:val="en-US"/>
@@ -4719,31 +4648,21 @@
         <w:jc w:val="both"/>
         <w:rPr>
           <w:rFonts w:ascii="Times New Roman" w:hAnsi="Times New Roman"/>
-          <w:sz w:val="24"/>
-          <w:szCs w:val="24"/>
-          <w:shd w:val="clear" w:color="auto" w:fill="FFFFFF"/>
-          <w:lang w:val="en-US"/>
-        </w:rPr>
-      </w:pPr>
-      <w:r>
-        <w:rPr>
-          <w:rFonts w:ascii="Times New Roman" w:hAnsi="Times New Roman"/>
           <w:b/>
           <w:sz w:val="24"/>
           <w:szCs w:val="24"/>
           <w:lang w:val="en-US"/>
         </w:rPr>
-        <w:t>REFERENCES</w:t>
-      </w:r>
-      <w:r>
-        <w:rPr>
-          <w:rFonts w:ascii="Times New Roman" w:hAnsi="Times New Roman"/>
-          <w:sz w:val="24"/>
-          <w:szCs w:val="24"/>
-          <w:shd w:val="clear" w:color="auto" w:fill="FFFFFF"/>
-          <w:lang w:val="en-US"/>
-        </w:rPr>
-        <w:t xml:space="preserve"> </w:t>
+      </w:pPr>
+      <w:r>
+        <w:rPr>
+          <w:rFonts w:ascii="Times New Roman" w:hAnsi="Times New Roman"/>
+          <w:b/>
+          <w:sz w:val="24"/>
+          <w:szCs w:val="24"/>
+          <w:lang w:val="en-US"/>
+        </w:rPr>
+        <w:t>AUTHOR CONTRIBUTION</w:t>
       </w:r>
     </w:p>
     <w:p>
@@ -4752,182 +4671,67 @@
         <w:jc w:val="both"/>
         <w:rPr>
           <w:rFonts w:ascii="Times New Roman" w:hAnsi="Times New Roman"/>
-          <w:sz w:val="24"/>
-          <w:szCs w:val="24"/>
-          <w:shd w:val="clear" w:color="auto" w:fill="FFFFFF"/>
-        </w:rPr>
-      </w:pPr>
-      <w:r>
-        <w:rPr>
-          <w:rFonts w:ascii="Times New Roman" w:hAnsi="Times New Roman"/>
-          <w:sz w:val="24"/>
-          <w:szCs w:val="24"/>
-          <w:shd w:val="clear" w:color="auto" w:fill="FFFFFF"/>
-          <w:lang w:val="en-US"/>
-        </w:rPr>
-        <w:t>The list of References should only include works that are cited in the text</w:t>
-      </w:r>
-      <w:r>
-        <w:rPr>
-          <w:rFonts w:ascii="Times New Roman" w:hAnsi="Times New Roman"/>
-          <w:sz w:val="24"/>
-          <w:szCs w:val="24"/>
-          <w:shd w:val="clear" w:color="auto" w:fill="FFFFFF"/>
-        </w:rPr>
-        <w:t xml:space="preserve">. </w:t>
-      </w:r>
-      <w:r>
-        <w:rPr>
-          <w:rFonts w:ascii="Times New Roman" w:hAnsi="Times New Roman"/>
-          <w:sz w:val="24"/>
-          <w:szCs w:val="24"/>
-          <w:shd w:val="clear" w:color="auto" w:fill="FFFFFF"/>
-        </w:rPr>
-        <w:t xml:space="preserve">The </w:t>
-      </w:r>
-      <w:r>
-        <w:rPr>
-          <w:rFonts w:ascii="Times New Roman" w:hAnsi="Times New Roman"/>
-          <w:sz w:val="24"/>
-          <w:szCs w:val="24"/>
-          <w:shd w:val="clear" w:color="auto" w:fill="FFFFFF"/>
-        </w:rPr>
-        <w:t xml:space="preserve">references </w:t>
-      </w:r>
-      <w:r>
-        <w:rPr>
-          <w:rFonts w:ascii="Times New Roman" w:hAnsi="Times New Roman"/>
-          <w:sz w:val="24"/>
-          <w:szCs w:val="24"/>
-          <w:shd w:val="clear" w:color="auto" w:fill="FFFFFF"/>
-        </w:rPr>
-        <w:t xml:space="preserve">should </w:t>
-      </w:r>
-      <w:r>
-        <w:rPr>
-          <w:rFonts w:ascii="Times New Roman" w:hAnsi="Times New Roman"/>
-          <w:sz w:val="24"/>
-          <w:szCs w:val="24"/>
-          <w:shd w:val="clear" w:color="auto" w:fill="FFFFFF"/>
-        </w:rPr>
-        <w:t xml:space="preserve">be numbered in the order of </w:t>
-      </w:r>
-      <w:r>
-        <w:rPr>
-          <w:rFonts w:ascii="Times New Roman" w:hAnsi="Times New Roman"/>
-          <w:sz w:val="24"/>
-          <w:szCs w:val="24"/>
-          <w:shd w:val="clear" w:color="auto" w:fill="FFFFFF"/>
-        </w:rPr>
-        <w:t xml:space="preserve">insertion in the paper, </w:t>
-      </w:r>
-      <w:r>
-        <w:rPr>
-          <w:rFonts w:ascii="Times New Roman" w:hAnsi="Times New Roman"/>
-          <w:sz w:val="24"/>
-          <w:szCs w:val="24"/>
-          <w:shd w:val="clear" w:color="auto" w:fill="FFFFFF"/>
-        </w:rPr>
-        <w:t xml:space="preserve">noted in the text in square </w:t>
-      </w:r>
-      <w:r>
-        <w:rPr>
-          <w:rFonts w:ascii="Times New Roman" w:hAnsi="Times New Roman"/>
-          <w:sz w:val="24"/>
-          <w:szCs w:val="24"/>
-          <w:shd w:val="clear" w:color="auto" w:fill="FFFFFF"/>
-        </w:rPr>
-        <w:t>brackets. T</w:t>
-      </w:r>
-      <w:r>
-        <w:rPr>
-          <w:rFonts w:ascii="Times New Roman" w:hAnsi="Times New Roman"/>
-          <w:sz w:val="24"/>
-          <w:szCs w:val="24"/>
-          <w:shd w:val="clear" w:color="auto" w:fill="FFFFFF"/>
-        </w:rPr>
-        <w:t xml:space="preserve">he </w:t>
-      </w:r>
-      <w:r>
-        <w:rPr>
-          <w:rFonts w:ascii="Times New Roman" w:hAnsi="Times New Roman"/>
-          <w:sz w:val="24"/>
-          <w:szCs w:val="24"/>
-          <w:shd w:val="clear" w:color="auto" w:fill="FFFFFF"/>
-        </w:rPr>
-        <w:t>article</w:t>
-      </w:r>
-      <w:r>
-        <w:rPr>
-          <w:rFonts w:ascii="Times New Roman" w:hAnsi="Times New Roman"/>
-          <w:sz w:val="24"/>
-          <w:szCs w:val="24"/>
-          <w:shd w:val="clear" w:color="auto" w:fill="FFFFFF"/>
-        </w:rPr>
-        <w:t xml:space="preserve"> must contain </w:t>
-      </w:r>
-      <w:r>
-        <w:rPr>
-          <w:rFonts w:ascii="Times New Roman" w:hAnsi="Times New Roman"/>
-          <w:sz w:val="24"/>
-          <w:szCs w:val="24"/>
-          <w:shd w:val="clear" w:color="auto" w:fill="FFFFFF"/>
-        </w:rPr>
-        <w:t xml:space="preserve">only </w:t>
-      </w:r>
-      <w:r>
-        <w:rPr>
-          <w:rFonts w:ascii="Times New Roman" w:hAnsi="Times New Roman"/>
-          <w:sz w:val="24"/>
-          <w:szCs w:val="24"/>
-          <w:shd w:val="clear" w:color="auto" w:fill="FFFFFF"/>
-        </w:rPr>
-        <w:t>recently published papers</w:t>
-      </w:r>
-      <w:r>
-        <w:rPr>
-          <w:rFonts w:ascii="Times New Roman" w:hAnsi="Times New Roman"/>
-          <w:sz w:val="24"/>
-          <w:szCs w:val="24"/>
-          <w:shd w:val="clear" w:color="auto" w:fill="FFFFFF"/>
-        </w:rPr>
-        <w:t>, books, conference proceedings etc</w:t>
-      </w:r>
-      <w:r>
-        <w:rPr>
-          <w:rFonts w:ascii="Times New Roman" w:hAnsi="Times New Roman"/>
-          <w:sz w:val="24"/>
-          <w:szCs w:val="24"/>
-          <w:shd w:val="clear" w:color="auto" w:fill="FFFFFF"/>
-        </w:rPr>
-        <w:t>.</w:t>
-      </w:r>
-      <w:r>
-        <w:rPr>
-          <w:rFonts w:ascii="Times New Roman" w:hAnsi="Times New Roman"/>
-          <w:sz w:val="24"/>
-          <w:szCs w:val="24"/>
-          <w:shd w:val="clear" w:color="auto" w:fill="FFFFFF"/>
+          <w:bCs/>
+          <w:i/>
+          <w:iCs/>
+          <w:sz w:val="24"/>
+          <w:szCs w:val="24"/>
+          <w:lang w:val="en-US"/>
+        </w:rPr>
+      </w:pPr>
+      <w:r>
+        <w:rPr>
+          <w:rFonts w:ascii="Times New Roman" w:hAnsi="Times New Roman"/>
+          <w:bCs/>
+          <w:sz w:val="24"/>
+          <w:szCs w:val="24"/>
+        </w:rPr>
+        <w:t>The authors will select the activities carried out for the manuscript</w:t>
+      </w:r>
+      <w:r>
+        <w:rPr>
+          <w:rFonts w:ascii="Times New Roman" w:hAnsi="Times New Roman"/>
+          <w:bCs/>
+          <w:sz w:val="24"/>
+          <w:szCs w:val="24"/>
+        </w:rPr>
+        <w:t xml:space="preserve">: </w:t>
+      </w:r>
+      <w:r>
+        <w:rPr>
+          <w:rFonts w:ascii="Times New Roman" w:hAnsi="Times New Roman"/>
+          <w:bCs/>
+          <w:i/>
+          <w:iCs/>
+          <w:sz w:val="24"/>
+          <w:szCs w:val="24"/>
+          <w:lang w:val="en-US"/>
+        </w:rPr>
+        <w:t>Conceptualization;</w:t>
+      </w:r>
+      <w:r>
+        <w:rPr>
+          <w:rFonts w:ascii="Times New Roman" w:hAnsi="Times New Roman"/>
+          <w:bCs/>
+          <w:i/>
+          <w:iCs/>
+          <w:sz w:val="24"/>
+          <w:szCs w:val="24"/>
+          <w:lang w:val="en-US"/>
         </w:rPr>
         <w:t xml:space="preserve"> </w:t>
       </w:r>
       <w:r>
         <w:rPr>
           <w:rFonts w:ascii="Times New Roman" w:hAnsi="Times New Roman"/>
-          <w:sz w:val="24"/>
-          <w:szCs w:val="24"/>
-          <w:lang w:eastAsia="zh-CN"/>
-        </w:rPr>
-        <w:t>Papers that have been accepted for publication should be cited as “in press”</w:t>
-      </w:r>
-      <w:r>
-        <w:rPr>
-          <w:rFonts w:ascii="Times New Roman" w:hAnsi="Times New Roman"/>
-          <w:sz w:val="24"/>
-          <w:szCs w:val="24"/>
-          <w:lang w:eastAsia="zh-CN"/>
-        </w:rPr>
-        <w:t>.</w:t>
+          <w:bCs/>
+          <w:i/>
+          <w:iCs/>
+          <w:sz w:val="24"/>
+          <w:szCs w:val="24"/>
+          <w:lang w:val="en-US"/>
+        </w:rPr>
+        <w:t xml:space="preserve">Methodology; Software; Validation; Formal analysis; Writing – original draft; Writing: review and editing; Data curation; Resources; Supervision; Funding acquisition, etc. </w:t>
       </w:r>
     </w:p>
     <w:p>
@@ -4936,71 +4740,41 @@
         <w:jc w:val="both"/>
         <w:rPr>
           <w:rFonts w:ascii="Times New Roman" w:hAnsi="Times New Roman"/>
-          <w:sz w:val="24"/>
-          <w:szCs w:val="24"/>
-          <w:shd w:val="clear" w:color="auto" w:fill="FFFFFF"/>
-        </w:rPr>
-      </w:pPr>
-      <w:r>
-        <w:rPr>
-          <w:rFonts w:ascii="Times New Roman" w:hAnsi="Times New Roman"/>
-          <w:sz w:val="24"/>
-          <w:szCs w:val="24"/>
-        </w:rPr>
-        <w:br/>
-      </w:r>
-      <w:r>
-        <w:rPr>
-          <w:rFonts w:ascii="Times New Roman" w:hAnsi="Times New Roman"/>
-          <w:sz w:val="24"/>
-          <w:szCs w:val="24"/>
-        </w:rPr>
-        <w:br/>
-      </w:r>
-      <w:r>
-        <w:rPr>
-          <w:rFonts w:ascii="Times New Roman" w:hAnsi="Times New Roman"/>
-          <w:sz w:val="24"/>
-          <w:szCs w:val="24"/>
-          <w:shd w:val="clear" w:color="auto" w:fill="FFFFFF"/>
-        </w:rPr>
-        <w:t>The refe</w:t>
-      </w:r>
-      <w:r>
-        <w:rPr>
-          <w:rFonts w:ascii="Times New Roman" w:hAnsi="Times New Roman"/>
-          <w:sz w:val="24"/>
-          <w:szCs w:val="24"/>
-          <w:shd w:val="clear" w:color="auto" w:fill="FFFFFF"/>
-        </w:rPr>
-        <w:t>rences of articles will contain</w:t>
-      </w:r>
-      <w:r>
-        <w:rPr>
-          <w:rFonts w:ascii="Times New Roman" w:hAnsi="Times New Roman"/>
-          <w:sz w:val="24"/>
-          <w:szCs w:val="24"/>
-          <w:shd w:val="clear" w:color="auto" w:fill="FFFFFF"/>
-        </w:rPr>
-        <w:t xml:space="preserve"> the forename and the initials of the name of the authors, the volume in bold type letters, the number of the issue, the year of its publishing and the </w:t>
-      </w:r>
-      <w:r>
-        <w:rPr>
-          <w:rFonts w:ascii="Times New Roman" w:hAnsi="Times New Roman"/>
-          <w:sz w:val="24"/>
-          <w:szCs w:val="24"/>
-          <w:shd w:val="clear" w:color="auto" w:fill="FFFFFF"/>
-        </w:rPr>
-        <w:t xml:space="preserve">first </w:t>
-      </w:r>
-      <w:r>
-        <w:rPr>
-          <w:rFonts w:ascii="Times New Roman" w:hAnsi="Times New Roman"/>
-          <w:sz w:val="24"/>
-          <w:szCs w:val="24"/>
-          <w:shd w:val="clear" w:color="auto" w:fill="FFFFFF"/>
-        </w:rPr>
-        <w:t>page number preceded by p.</w:t>
+          <w:bCs/>
+          <w:sz w:val="24"/>
+          <w:szCs w:val="24"/>
+          <w:lang w:val="en-US"/>
+        </w:rPr>
+      </w:pPr>
+      <w:r>
+        <w:rPr>
+          <w:rFonts w:ascii="Times New Roman" w:hAnsi="Times New Roman"/>
+          <w:b/>
+          <w:sz w:val="24"/>
+          <w:szCs w:val="24"/>
+          <w:lang w:val="en-US"/>
+        </w:rPr>
+        <w:t>It is important that a</w:t>
+      </w:r>
+      <w:r>
+        <w:rPr>
+          <w:rFonts w:ascii="Times New Roman" w:hAnsi="Times New Roman"/>
+          <w:b/>
+          <w:sz w:val="24"/>
+          <w:szCs w:val="24"/>
+          <w:lang w:val="en-US"/>
+        </w:rPr>
+        <w:t>ll authors have read and agreed to the published version of the manuscript</w:t>
+      </w:r>
+      <w:r>
+        <w:rPr>
+          <w:rFonts w:ascii="Times New Roman" w:hAnsi="Times New Roman"/>
+          <w:bCs/>
+          <w:sz w:val="24"/>
+          <w:szCs w:val="24"/>
+          <w:lang w:val="en-US"/>
+        </w:rPr>
+        <w:t>.</w:t>
       </w:r>
     </w:p>
     <w:p>
@@ -5008,152 +4782,13 @@
         <w:spacing w:after="0" w:line="240" w:lineRule="auto"/>
         <w:jc w:val="both"/>
         <w:rPr>
-          <w:rStyle w:val="Strong"/>
-          <w:rFonts w:ascii="Times New Roman" w:hAnsi="Times New Roman"/>
-          <w:b w:val="0"/>
-          <w:bCs w:val="0"/>
-          <w:sz w:val="24"/>
-          <w:szCs w:val="24"/>
-          <w:bdr w:val="none" w:sz="0" w:space="0" w:color="auto" w:frame="1"/>
-          <w:shd w:val="clear" w:color="auto" w:fill="FFFFFF"/>
-          <w:lang w:val="en-US"/>
-        </w:rPr>
-      </w:pPr>
-      <w:r>
-        <w:rPr>
-          <w:rStyle w:val="Strong"/>
-          <w:rFonts w:ascii="Times New Roman" w:hAnsi="Times New Roman"/>
-          <w:sz w:val="24"/>
-          <w:szCs w:val="24"/>
-          <w:bdr w:val="none" w:sz="0" w:space="0" w:color="auto" w:frame="1"/>
-          <w:shd w:val="clear" w:color="auto" w:fill="FFFFFF"/>
-          <w:lang w:val="en-US"/>
-        </w:rPr>
-        <w:t xml:space="preserve">Article: </w:t>
-      </w:r>
-      <w:r>
-        <w:rPr>
-          <w:rStyle w:val="Strong"/>
-          <w:rFonts w:ascii="Times New Roman" w:hAnsi="Times New Roman"/>
-          <w:b w:val="0"/>
-          <w:sz w:val="24"/>
-          <w:szCs w:val="24"/>
-          <w:bdr w:val="none" w:sz="0" w:space="0" w:color="auto" w:frame="1"/>
-          <w:shd w:val="clear" w:color="auto" w:fill="FFFFFF"/>
-          <w:lang w:val="en-US"/>
-        </w:rPr>
-        <w:t>AUTHOR(S) FAMILY NAME, INITIAL(S)</w:t>
-      </w:r>
-      <w:r>
-        <w:rPr>
-          <w:rStyle w:val="Strong"/>
-          <w:rFonts w:ascii="Times New Roman" w:hAnsi="Times New Roman"/>
-          <w:b w:val="0"/>
-          <w:sz w:val="24"/>
-          <w:szCs w:val="24"/>
-          <w:bdr w:val="none" w:sz="0" w:space="0" w:color="auto" w:frame="1"/>
-          <w:shd w:val="clear" w:color="auto" w:fill="FFFFFF"/>
-          <w:lang w:val="en-US"/>
-        </w:rPr>
-        <w:t>.</w:t>
-      </w:r>
-      <w:r>
-        <w:rPr>
-          <w:rStyle w:val="Strong"/>
-          <w:rFonts w:ascii="Times New Roman" w:hAnsi="Times New Roman"/>
-          <w:b w:val="0"/>
-          <w:sz w:val="24"/>
-          <w:szCs w:val="24"/>
-          <w:bdr w:val="none" w:sz="0" w:space="0" w:color="auto" w:frame="1"/>
-          <w:shd w:val="clear" w:color="auto" w:fill="FFFFFF"/>
-          <w:lang w:val="en-US"/>
-        </w:rPr>
-        <w:t xml:space="preserve">, Abbreviation of the Journal Title, </w:t>
-      </w:r>
-      <w:r>
-        <w:rPr>
-          <w:rStyle w:val="Strong"/>
-          <w:rFonts w:ascii="Times New Roman" w:hAnsi="Times New Roman"/>
-          <w:b w:val="0"/>
-          <w:bCs w:val="0"/>
-          <w:sz w:val="24"/>
-          <w:szCs w:val="24"/>
-          <w:bdr w:val="none" w:sz="0" w:space="0" w:color="auto" w:frame="1"/>
-          <w:shd w:val="clear" w:color="auto" w:fill="FFFFFF"/>
-          <w:lang w:val="en-US"/>
-        </w:rPr>
-        <w:t>volume number</w:t>
-      </w:r>
-      <w:r>
-        <w:rPr>
-          <w:rStyle w:val="Strong"/>
-          <w:rFonts w:ascii="Times New Roman" w:hAnsi="Times New Roman"/>
-          <w:b w:val="0"/>
-          <w:bCs w:val="0"/>
-          <w:sz w:val="24"/>
-          <w:szCs w:val="24"/>
-          <w:bdr w:val="none" w:sz="0" w:space="0" w:color="auto" w:frame="1"/>
-          <w:shd w:val="clear" w:color="auto" w:fill="FFFFFF"/>
-          <w:lang w:val="en-US"/>
-        </w:rPr>
-        <w:t xml:space="preserve">, no. </w:t>
-      </w:r>
-      <w:r>
-        <w:rPr>
-          <w:rStyle w:val="Strong"/>
-          <w:rFonts w:ascii="Times New Roman" w:hAnsi="Times New Roman"/>
-          <w:b w:val="0"/>
-          <w:bCs w:val="0"/>
-          <w:sz w:val="24"/>
-          <w:szCs w:val="24"/>
-          <w:bdr w:val="none" w:sz="0" w:space="0" w:color="auto" w:frame="1"/>
-          <w:shd w:val="clear" w:color="auto" w:fill="FFFFFF"/>
-          <w:lang w:val="en-US"/>
-        </w:rPr>
-        <w:t>issue number</w:t>
-      </w:r>
-      <w:r>
-        <w:rPr>
-          <w:rStyle w:val="Strong"/>
-          <w:rFonts w:ascii="Times New Roman" w:hAnsi="Times New Roman"/>
-          <w:b w:val="0"/>
-          <w:bCs w:val="0"/>
-          <w:sz w:val="24"/>
-          <w:szCs w:val="24"/>
-          <w:bdr w:val="none" w:sz="0" w:space="0" w:color="auto" w:frame="1"/>
-          <w:shd w:val="clear" w:color="auto" w:fill="FFFFFF"/>
-          <w:lang w:val="en-US"/>
-        </w:rPr>
-        <w:t xml:space="preserve">, Year of publication, p. </w:t>
-      </w:r>
-      <w:r>
-        <w:rPr>
-          <w:rStyle w:val="Strong"/>
-          <w:rFonts w:ascii="Times New Roman" w:hAnsi="Times New Roman"/>
-          <w:b w:val="0"/>
-          <w:bCs w:val="0"/>
-          <w:sz w:val="24"/>
-          <w:szCs w:val="24"/>
-          <w:bdr w:val="none" w:sz="0" w:space="0" w:color="auto" w:frame="1"/>
-          <w:shd w:val="clear" w:color="auto" w:fill="FFFFFF"/>
-          <w:lang w:val="en-US"/>
-        </w:rPr>
-        <w:t>first page</w:t>
-      </w:r>
-      <w:r>
-        <w:rPr>
-          <w:rStyle w:val="Strong"/>
-          <w:rFonts w:ascii="Times New Roman" w:hAnsi="Times New Roman"/>
-          <w:b w:val="0"/>
-          <w:bCs w:val="0"/>
-          <w:sz w:val="24"/>
-          <w:szCs w:val="24"/>
-          <w:bdr w:val="none" w:sz="0" w:space="0" w:color="auto" w:frame="1"/>
-          <w:shd w:val="clear" w:color="auto" w:fill="FFFFFF"/>
-          <w:lang w:val="en-US"/>
-        </w:rPr>
-        <w:t>.</w:t>
-      </w:r>
+          <w:rFonts w:ascii="Times New Roman" w:hAnsi="Times New Roman"/>
+          <w:bCs/>
+          <w:sz w:val="24"/>
+          <w:szCs w:val="24"/>
+          <w:lang w:val="en-US"/>
+        </w:rPr>
+      </w:pPr>
     </w:p>
     <w:p>
       <w:pPr>
@@ -5161,19 +4796,21 @@
         <w:jc w:val="both"/>
         <w:rPr>
           <w:rFonts w:ascii="Times New Roman" w:hAnsi="Times New Roman"/>
-          <w:sz w:val="24"/>
-          <w:szCs w:val="24"/>
-          <w:shd w:val="clear" w:color="auto" w:fill="FFFFFF"/>
-        </w:rPr>
-      </w:pPr>
-      <w:r>
-        <w:rPr>
-          <w:rFonts w:ascii="Times New Roman" w:hAnsi="Times New Roman"/>
-          <w:sz w:val="24"/>
-          <w:szCs w:val="24"/>
-          <w:shd w:val="clear" w:color="auto" w:fill="FFFFFF"/>
-        </w:rPr>
-        <w:t>Example:</w:t>
+          <w:b/>
+          <w:sz w:val="24"/>
+          <w:szCs w:val="24"/>
+          <w:lang w:val="en-US"/>
+        </w:rPr>
+      </w:pPr>
+      <w:r>
+        <w:rPr>
+          <w:rFonts w:ascii="Times New Roman" w:hAnsi="Times New Roman"/>
+          <w:b/>
+          <w:sz w:val="24"/>
+          <w:szCs w:val="24"/>
+          <w:lang w:val="en-US"/>
+        </w:rPr>
+        <w:t>DATA AVAILABILITY STATEMENT</w:t>
       </w:r>
     </w:p>
     <w:p>
@@ -5182,43 +4819,1007 @@
         <w:jc w:val="both"/>
         <w:rPr>
           <w:rFonts w:ascii="Times New Roman" w:hAnsi="Times New Roman"/>
-          <w:sz w:val="24"/>
-          <w:szCs w:val="24"/>
-        </w:rPr>
-      </w:pPr>
-      <w:r>
-        <w:rPr>
-          <w:rFonts w:ascii="Times New Roman" w:hAnsi="Times New Roman"/>
-          <w:sz w:val="24"/>
-          <w:szCs w:val="24"/>
-        </w:rPr>
-        <w:t xml:space="preserve">[1] </w:t>
-      </w:r>
-      <w:r>
-        <w:rPr>
-          <w:rFonts w:ascii="Times New Roman" w:hAnsi="Times New Roman"/>
-          <w:sz w:val="24"/>
-          <w:szCs w:val="24"/>
-        </w:rPr>
-        <w:t xml:space="preserve">KUMMERER, K., HAIB, A., SCHUSTER, A., HEIN, A., EBERT, I., Environ. Sci. </w:t>
-      </w:r>
-      <w:proofErr w:type="spellStart"/>
-      <w:r>
-        <w:rPr>
-          <w:rFonts w:ascii="Times New Roman" w:hAnsi="Times New Roman"/>
-          <w:sz w:val="24"/>
-          <w:szCs w:val="24"/>
-        </w:rPr>
-        <w:t>Pollut</w:t>
-      </w:r>
-      <w:proofErr w:type="spellEnd"/>
-      <w:r>
-        <w:rPr>
-          <w:rFonts w:ascii="Times New Roman" w:hAnsi="Times New Roman"/>
-          <w:sz w:val="24"/>
-          <w:szCs w:val="24"/>
-        </w:rPr>
-        <w:t xml:space="preserve">. Res. Int, </w:t>
+          <w:bCs/>
+          <w:sz w:val="24"/>
+          <w:szCs w:val="24"/>
+        </w:rPr>
+      </w:pPr>
+      <w:r>
+        <w:rPr>
+          <w:rFonts w:ascii="Times New Roman" w:hAnsi="Times New Roman"/>
+          <w:bCs/>
+          <w:sz w:val="24"/>
+          <w:szCs w:val="24"/>
+        </w:rPr>
+        <w:t>The author is required to include a data availability statement</w:t>
+      </w:r>
+      <w:r>
+        <w:rPr>
+          <w:rFonts w:ascii="Times New Roman" w:hAnsi="Times New Roman"/>
+          <w:bCs/>
+          <w:sz w:val="24"/>
+          <w:szCs w:val="24"/>
+        </w:rPr>
+        <w:t>.</w:t>
+      </w:r>
+    </w:p>
+    <w:p>
+      <w:pPr>
+        <w:spacing w:after="0" w:line="240" w:lineRule="auto"/>
+        <w:jc w:val="both"/>
+        <w:rPr>
+          <w:rFonts w:ascii="Times New Roman" w:hAnsi="Times New Roman"/>
+          <w:bCs/>
+          <w:sz w:val="24"/>
+          <w:szCs w:val="24"/>
+          <w:lang w:val="en-US"/>
+        </w:rPr>
+      </w:pPr>
+      <w:r>
+        <w:rPr>
+          <w:rFonts w:ascii="Times New Roman" w:hAnsi="Times New Roman"/>
+          <w:bCs/>
+          <w:sz w:val="24"/>
+          <w:szCs w:val="24"/>
+          <w:lang w:val="en-US"/>
+        </w:rPr>
+        <w:t xml:space="preserve">Example: </w:t>
+      </w:r>
+      <w:r>
+        <w:rPr>
+          <w:rFonts w:ascii="Times New Roman" w:hAnsi="Times New Roman"/>
+          <w:bCs/>
+          <w:sz w:val="24"/>
+          <w:szCs w:val="24"/>
+          <w:lang w:val="en-US"/>
+        </w:rPr>
+        <w:t>The original contribution presented in the study are included in the article</w:t>
+      </w:r>
+      <w:r>
+        <w:rPr>
+          <w:rFonts w:ascii="Times New Roman" w:hAnsi="Times New Roman"/>
+          <w:bCs/>
+          <w:sz w:val="24"/>
+          <w:szCs w:val="24"/>
+          <w:lang w:val="en-US"/>
+        </w:rPr>
+        <w:t>;</w:t>
+      </w:r>
+      <w:r>
+        <w:rPr>
+          <w:rFonts w:ascii="Times New Roman" w:hAnsi="Times New Roman"/>
+          <w:bCs/>
+          <w:sz w:val="24"/>
+          <w:szCs w:val="24"/>
+          <w:lang w:val="en-US"/>
+        </w:rPr>
+        <w:t xml:space="preserve"> </w:t>
+      </w:r>
+      <w:r>
+        <w:rPr>
+          <w:rFonts w:ascii="Times New Roman" w:hAnsi="Times New Roman"/>
+          <w:bCs/>
+          <w:sz w:val="24"/>
+          <w:szCs w:val="24"/>
+        </w:rPr>
+        <w:t>The data used in the study can be found at the following link:</w:t>
+      </w:r>
+    </w:p>
+    <w:p>
+      <w:pPr>
+        <w:spacing w:after="0" w:line="240" w:lineRule="auto"/>
+        <w:jc w:val="both"/>
+        <w:rPr>
+          <w:rFonts w:ascii="Times New Roman" w:hAnsi="Times New Roman"/>
+          <w:bCs/>
+          <w:sz w:val="24"/>
+          <w:szCs w:val="24"/>
+          <w:lang w:val="en-US"/>
+        </w:rPr>
+      </w:pPr>
+    </w:p>
+    <w:p>
+      <w:pPr>
+        <w:spacing w:after="0" w:line="240" w:lineRule="auto"/>
+        <w:jc w:val="both"/>
+        <w:rPr>
+          <w:rFonts w:ascii="Times New Roman" w:hAnsi="Times New Roman"/>
+          <w:b/>
+          <w:sz w:val="24"/>
+          <w:szCs w:val="24"/>
+          <w:lang w:val="en-US"/>
+        </w:rPr>
+      </w:pPr>
+      <w:r>
+        <w:rPr>
+          <w:rFonts w:ascii="Times New Roman" w:hAnsi="Times New Roman"/>
+          <w:b/>
+          <w:sz w:val="24"/>
+          <w:szCs w:val="24"/>
+          <w:lang w:val="en-US"/>
+        </w:rPr>
+        <w:t xml:space="preserve">CONFLICT OF INTEREST </w:t>
+      </w:r>
+    </w:p>
+    <w:p>
+      <w:pPr>
+        <w:spacing w:after="0" w:line="240" w:lineRule="auto"/>
+        <w:jc w:val="both"/>
+        <w:rPr>
+          <w:rFonts w:ascii="Times New Roman" w:hAnsi="Times New Roman"/>
+          <w:bCs/>
+          <w:sz w:val="24"/>
+          <w:szCs w:val="24"/>
+          <w:lang w:val="en-US"/>
+        </w:rPr>
+      </w:pPr>
+      <w:r>
+        <w:rPr>
+          <w:rFonts w:ascii="Times New Roman" w:hAnsi="Times New Roman"/>
+          <w:bCs/>
+          <w:sz w:val="24"/>
+          <w:szCs w:val="24"/>
+          <w:lang w:val="en-US"/>
+        </w:rPr>
+        <w:t>The authors declare no conflict of interest.</w:t>
+      </w:r>
+    </w:p>
+    <w:p>
+      <w:pPr>
+        <w:spacing w:after="0" w:line="240" w:lineRule="auto"/>
+        <w:jc w:val="both"/>
+        <w:rPr>
+          <w:rFonts w:ascii="Times New Roman" w:hAnsi="Times New Roman"/>
+          <w:bCs/>
+          <w:sz w:val="24"/>
+          <w:szCs w:val="24"/>
+          <w:lang w:val="en-US"/>
+        </w:rPr>
+      </w:pPr>
+    </w:p>
+    <w:p>
+      <w:pPr>
+        <w:spacing w:after="0" w:line="240" w:lineRule="auto"/>
+        <w:jc w:val="both"/>
+        <w:rPr>
+          <w:rFonts w:ascii="Times New Roman" w:hAnsi="Times New Roman"/>
+          <w:b/>
+          <w:sz w:val="24"/>
+          <w:szCs w:val="24"/>
+          <w:lang w:val="en-US"/>
+        </w:rPr>
+      </w:pPr>
+      <w:r>
+        <w:rPr>
+          <w:rFonts w:ascii="Times New Roman" w:hAnsi="Times New Roman"/>
+          <w:b/>
+          <w:sz w:val="24"/>
+          <w:szCs w:val="24"/>
+          <w:lang w:val="en-US"/>
+        </w:rPr>
+        <w:t>GENERATIVE ATI STATEMENT</w:t>
+      </w:r>
+    </w:p>
+    <w:p>
+      <w:pPr>
+        <w:spacing w:after="0" w:line="240" w:lineRule="auto"/>
+        <w:jc w:val="both"/>
+        <w:rPr>
+          <w:rFonts w:ascii="Times New Roman" w:hAnsi="Times New Roman"/>
+          <w:b/>
+          <w:sz w:val="24"/>
+          <w:szCs w:val="24"/>
+          <w:lang w:val="en-US"/>
+        </w:rPr>
+      </w:pPr>
+      <w:r>
+        <w:rPr>
+          <w:rFonts w:ascii="Times New Roman" w:hAnsi="Times New Roman"/>
+          <w:bCs/>
+          <w:sz w:val="24"/>
+          <w:szCs w:val="24"/>
+        </w:rPr>
+        <w:t xml:space="preserve">The authors must disclose whether they have used any AI tools in the preparation of the manuscript. If AI tools were used, they must specify the purpose for which they were used and take full responsibility for the accuracy of the data, interpretations, and conclusions presented. </w:t>
+      </w:r>
+      <w:r>
+        <w:rPr>
+          <w:rFonts w:ascii="Times New Roman" w:hAnsi="Times New Roman"/>
+          <w:b/>
+          <w:sz w:val="24"/>
+          <w:szCs w:val="24"/>
+        </w:rPr>
+        <w:t>Manuscripts generated entirely by AI tools are not acceptable.</w:t>
+      </w:r>
+    </w:p>
+    <w:p>
+      <w:pPr>
+        <w:spacing w:after="0" w:line="240" w:lineRule="auto"/>
+        <w:jc w:val="both"/>
+        <w:rPr>
+          <w:rFonts w:ascii="Times New Roman" w:hAnsi="Times New Roman"/>
+          <w:b/>
+          <w:sz w:val="24"/>
+          <w:szCs w:val="24"/>
+          <w:lang w:val="en-US"/>
+        </w:rPr>
+      </w:pPr>
+    </w:p>
+    <w:p>
+      <w:pPr>
+        <w:spacing w:after="0" w:line="240" w:lineRule="auto"/>
+        <w:jc w:val="both"/>
+        <w:rPr>
+          <w:rFonts w:ascii="Times New Roman" w:hAnsi="Times New Roman"/>
+          <w:sz w:val="24"/>
+          <w:szCs w:val="24"/>
+          <w:shd w:val="clear" w:color="auto" w:fill="FFFFFF"/>
+          <w:lang w:val="en-US"/>
+        </w:rPr>
+      </w:pPr>
+      <w:r>
+        <w:rPr>
+          <w:rFonts w:ascii="Times New Roman" w:hAnsi="Times New Roman"/>
+          <w:b/>
+          <w:sz w:val="24"/>
+          <w:szCs w:val="24"/>
+          <w:lang w:val="en-US"/>
+        </w:rPr>
+        <w:t>REFERENCES</w:t>
+      </w:r>
+      <w:r>
+        <w:rPr>
+          <w:rFonts w:ascii="Times New Roman" w:hAnsi="Times New Roman"/>
+          <w:sz w:val="24"/>
+          <w:szCs w:val="24"/>
+          <w:shd w:val="clear" w:color="auto" w:fill="FFFFFF"/>
+          <w:lang w:val="en-US"/>
+        </w:rPr>
+        <w:t xml:space="preserve"> </w:t>
+      </w:r>
+    </w:p>
+    <w:p>
+      <w:pPr>
+        <w:spacing w:after="0" w:line="240" w:lineRule="auto"/>
+        <w:jc w:val="both"/>
+        <w:rPr>
+          <w:rFonts w:ascii="Times New Roman" w:hAnsi="Times New Roman"/>
+          <w:sz w:val="24"/>
+          <w:szCs w:val="24"/>
+          <w:shd w:val="clear" w:color="auto" w:fill="FFFFFF"/>
+        </w:rPr>
+      </w:pPr>
+      <w:r>
+        <w:rPr>
+          <w:rFonts w:ascii="Times New Roman" w:hAnsi="Times New Roman"/>
+          <w:sz w:val="24"/>
+          <w:szCs w:val="24"/>
+          <w:shd w:val="clear" w:color="auto" w:fill="FFFFFF"/>
+          <w:lang w:val="en-US"/>
+        </w:rPr>
+        <w:t>The list of References should only include works that are cited in the text</w:t>
+      </w:r>
+      <w:r>
+        <w:rPr>
+          <w:rFonts w:ascii="Times New Roman" w:hAnsi="Times New Roman"/>
+          <w:sz w:val="24"/>
+          <w:szCs w:val="24"/>
+          <w:shd w:val="clear" w:color="auto" w:fill="FFFFFF"/>
+        </w:rPr>
+        <w:t xml:space="preserve">. </w:t>
+      </w:r>
+      <w:r>
+        <w:rPr>
+          <w:rFonts w:ascii="Times New Roman" w:hAnsi="Times New Roman"/>
+          <w:sz w:val="24"/>
+          <w:szCs w:val="24"/>
+          <w:shd w:val="clear" w:color="auto" w:fill="FFFFFF"/>
+        </w:rPr>
+        <w:t xml:space="preserve">The </w:t>
+      </w:r>
+      <w:r>
+        <w:rPr>
+          <w:rFonts w:ascii="Times New Roman" w:hAnsi="Times New Roman"/>
+          <w:sz w:val="24"/>
+          <w:szCs w:val="24"/>
+          <w:shd w:val="clear" w:color="auto" w:fill="FFFFFF"/>
+        </w:rPr>
+        <w:t xml:space="preserve">references </w:t>
+      </w:r>
+      <w:r>
+        <w:rPr>
+          <w:rFonts w:ascii="Times New Roman" w:hAnsi="Times New Roman"/>
+          <w:sz w:val="24"/>
+          <w:szCs w:val="24"/>
+          <w:shd w:val="clear" w:color="auto" w:fill="FFFFFF"/>
+        </w:rPr>
+        <w:t xml:space="preserve">should </w:t>
+      </w:r>
+      <w:r>
+        <w:rPr>
+          <w:rFonts w:ascii="Times New Roman" w:hAnsi="Times New Roman"/>
+          <w:sz w:val="24"/>
+          <w:szCs w:val="24"/>
+          <w:shd w:val="clear" w:color="auto" w:fill="FFFFFF"/>
+        </w:rPr>
+        <w:t xml:space="preserve">be numbered in the order of </w:t>
+      </w:r>
+      <w:r>
+        <w:rPr>
+          <w:rFonts w:ascii="Times New Roman" w:hAnsi="Times New Roman"/>
+          <w:sz w:val="24"/>
+          <w:szCs w:val="24"/>
+          <w:shd w:val="clear" w:color="auto" w:fill="FFFFFF"/>
+        </w:rPr>
+        <w:t xml:space="preserve">insertion in the paper, </w:t>
+      </w:r>
+      <w:r>
+        <w:rPr>
+          <w:rFonts w:ascii="Times New Roman" w:hAnsi="Times New Roman"/>
+          <w:sz w:val="24"/>
+          <w:szCs w:val="24"/>
+          <w:shd w:val="clear" w:color="auto" w:fill="FFFFFF"/>
+        </w:rPr>
+        <w:t xml:space="preserve">noted in the text in square </w:t>
+      </w:r>
+      <w:r>
+        <w:rPr>
+          <w:rFonts w:ascii="Times New Roman" w:hAnsi="Times New Roman"/>
+          <w:sz w:val="24"/>
+          <w:szCs w:val="24"/>
+          <w:shd w:val="clear" w:color="auto" w:fill="FFFFFF"/>
+        </w:rPr>
+        <w:t>brackets. T</w:t>
+      </w:r>
+      <w:r>
+        <w:rPr>
+          <w:rFonts w:ascii="Times New Roman" w:hAnsi="Times New Roman"/>
+          <w:sz w:val="24"/>
+          <w:szCs w:val="24"/>
+          <w:shd w:val="clear" w:color="auto" w:fill="FFFFFF"/>
+        </w:rPr>
+        <w:t xml:space="preserve">he </w:t>
+      </w:r>
+      <w:r>
+        <w:rPr>
+          <w:rFonts w:ascii="Times New Roman" w:hAnsi="Times New Roman"/>
+          <w:sz w:val="24"/>
+          <w:szCs w:val="24"/>
+          <w:shd w:val="clear" w:color="auto" w:fill="FFFFFF"/>
+        </w:rPr>
+        <w:t>article</w:t>
+      </w:r>
+      <w:r>
+        <w:rPr>
+          <w:rFonts w:ascii="Times New Roman" w:hAnsi="Times New Roman"/>
+          <w:sz w:val="24"/>
+          <w:szCs w:val="24"/>
+          <w:shd w:val="clear" w:color="auto" w:fill="FFFFFF"/>
+        </w:rPr>
+        <w:t xml:space="preserve"> must contain </w:t>
+      </w:r>
+      <w:r>
+        <w:rPr>
+          <w:rFonts w:ascii="Times New Roman" w:hAnsi="Times New Roman"/>
+          <w:sz w:val="24"/>
+          <w:szCs w:val="24"/>
+          <w:shd w:val="clear" w:color="auto" w:fill="FFFFFF"/>
+        </w:rPr>
+        <w:t xml:space="preserve">only </w:t>
+      </w:r>
+      <w:r>
+        <w:rPr>
+          <w:rFonts w:ascii="Times New Roman" w:hAnsi="Times New Roman"/>
+          <w:sz w:val="24"/>
+          <w:szCs w:val="24"/>
+          <w:shd w:val="clear" w:color="auto" w:fill="FFFFFF"/>
+        </w:rPr>
+        <w:t>recently published papers</w:t>
+      </w:r>
+      <w:r>
+        <w:rPr>
+          <w:rFonts w:ascii="Times New Roman" w:hAnsi="Times New Roman"/>
+          <w:sz w:val="24"/>
+          <w:szCs w:val="24"/>
+          <w:shd w:val="clear" w:color="auto" w:fill="FFFFFF"/>
+        </w:rPr>
+        <w:t>, books, conference proceedings etc</w:t>
+      </w:r>
+      <w:r>
+        <w:rPr>
+          <w:rFonts w:ascii="Times New Roman" w:hAnsi="Times New Roman"/>
+          <w:sz w:val="24"/>
+          <w:szCs w:val="24"/>
+          <w:shd w:val="clear" w:color="auto" w:fill="FFFFFF"/>
+        </w:rPr>
+        <w:t>.</w:t>
+      </w:r>
+      <w:r>
+        <w:rPr>
+          <w:rFonts w:ascii="Times New Roman" w:hAnsi="Times New Roman"/>
+          <w:sz w:val="24"/>
+          <w:szCs w:val="24"/>
+          <w:shd w:val="clear" w:color="auto" w:fill="FFFFFF"/>
+        </w:rPr>
+        <w:t xml:space="preserve"> </w:t>
+      </w:r>
+      <w:r>
+        <w:rPr>
+          <w:rFonts w:ascii="Times New Roman" w:hAnsi="Times New Roman"/>
+          <w:sz w:val="24"/>
+          <w:szCs w:val="24"/>
+          <w:lang w:eastAsia="zh-CN"/>
+        </w:rPr>
+        <w:t>Papers that have been accepted for publication should be cited as “in press”</w:t>
+      </w:r>
+      <w:r>
+        <w:rPr>
+          <w:rFonts w:ascii="Times New Roman" w:hAnsi="Times New Roman"/>
+          <w:sz w:val="24"/>
+          <w:szCs w:val="24"/>
+          <w:lang w:eastAsia="zh-CN"/>
+        </w:rPr>
+        <w:t>.</w:t>
+      </w:r>
+      <w:r>
+        <w:rPr>
+          <w:rFonts w:ascii="Times New Roman" w:hAnsi="Times New Roman"/>
+          <w:sz w:val="24"/>
+          <w:szCs w:val="24"/>
+          <w:lang w:eastAsia="zh-CN"/>
+        </w:rPr>
+        <w:t xml:space="preserve"> No more than 10% of the citation could be </w:t>
+      </w:r>
+      <w:r>
+        <w:rPr>
+          <w:rFonts w:ascii="Times New Roman" w:hAnsi="Times New Roman"/>
+          <w:sz w:val="24"/>
+          <w:szCs w:val="24"/>
+          <w:lang w:eastAsia="zh-CN"/>
+        </w:rPr>
+        <w:t>self-citations of the authors. The manuscript must have at least 20 references from the past 5 years.</w:t>
+      </w:r>
+      <w:r>
+        <w:rPr>
+          <w:rFonts w:ascii="Times New Roman" w:hAnsi="Times New Roman"/>
+          <w:sz w:val="24"/>
+          <w:szCs w:val="24"/>
+          <w:lang w:eastAsia="zh-CN"/>
+        </w:rPr>
+        <w:t xml:space="preserve"> </w:t>
+      </w:r>
+    </w:p>
+    <w:p>
+      <w:pPr>
+        <w:spacing w:after="0" w:line="240" w:lineRule="auto"/>
+        <w:jc w:val="both"/>
+        <w:rPr>
+          <w:rFonts w:ascii="Times New Roman" w:hAnsi="Times New Roman"/>
+          <w:sz w:val="24"/>
+          <w:szCs w:val="24"/>
+          <w:shd w:val="clear" w:color="auto" w:fill="FFFFFF"/>
+        </w:rPr>
+      </w:pPr>
+      <w:r>
+        <w:rPr>
+          <w:rFonts w:ascii="Times New Roman" w:hAnsi="Times New Roman"/>
+          <w:sz w:val="24"/>
+          <w:szCs w:val="24"/>
+        </w:rPr>
+        <w:br/>
+      </w:r>
+      <w:r>
+        <w:rPr>
+          <w:rFonts w:ascii="Times New Roman" w:hAnsi="Times New Roman"/>
+          <w:sz w:val="24"/>
+          <w:szCs w:val="24"/>
+          <w:shd w:val="clear" w:color="auto" w:fill="FFFFFF"/>
+        </w:rPr>
+        <w:t>The refe</w:t>
+      </w:r>
+      <w:r>
+        <w:rPr>
+          <w:rFonts w:ascii="Times New Roman" w:hAnsi="Times New Roman"/>
+          <w:sz w:val="24"/>
+          <w:szCs w:val="24"/>
+          <w:shd w:val="clear" w:color="auto" w:fill="FFFFFF"/>
+        </w:rPr>
+        <w:t>rences of articles will contain</w:t>
+      </w:r>
+      <w:r>
+        <w:rPr>
+          <w:rFonts w:ascii="Times New Roman" w:hAnsi="Times New Roman"/>
+          <w:sz w:val="24"/>
+          <w:szCs w:val="24"/>
+          <w:shd w:val="clear" w:color="auto" w:fill="FFFFFF"/>
+        </w:rPr>
+        <w:t xml:space="preserve"> the forename and the initials of the name of the authors, the volume in bold type letters, the number of the issue, the year of its publishing and the </w:t>
+      </w:r>
+      <w:r>
+        <w:rPr>
+          <w:rFonts w:ascii="Times New Roman" w:hAnsi="Times New Roman"/>
+          <w:sz w:val="24"/>
+          <w:szCs w:val="24"/>
+          <w:shd w:val="clear" w:color="auto" w:fill="FFFFFF"/>
+        </w:rPr>
+        <w:t xml:space="preserve">first </w:t>
+      </w:r>
+      <w:r>
+        <w:rPr>
+          <w:rFonts w:ascii="Times New Roman" w:hAnsi="Times New Roman"/>
+          <w:sz w:val="24"/>
+          <w:szCs w:val="24"/>
+          <w:shd w:val="clear" w:color="auto" w:fill="FFFFFF"/>
+        </w:rPr>
+        <w:t>page number preceded by p.</w:t>
+      </w:r>
+    </w:p>
+    <w:p>
+      <w:pPr>
+        <w:spacing w:after="0" w:line="240" w:lineRule="auto"/>
+        <w:jc w:val="both"/>
+        <w:rPr>
+          <w:rStyle w:val="Strong"/>
+          <w:rFonts w:ascii="Times New Roman" w:hAnsi="Times New Roman"/>
+          <w:sz w:val="24"/>
+          <w:szCs w:val="24"/>
+          <w:bdr w:val="none" w:sz="0" w:space="0" w:color="auto" w:frame="1"/>
+          <w:shd w:val="clear" w:color="auto" w:fill="FFFFFF"/>
+          <w:lang w:val="en-US"/>
+        </w:rPr>
+      </w:pPr>
+      <w:r>
+        <w:rPr>
+          <w:rStyle w:val="Strong"/>
+          <w:rFonts w:ascii="Times New Roman" w:hAnsi="Times New Roman"/>
+          <w:sz w:val="24"/>
+          <w:szCs w:val="24"/>
+          <w:bdr w:val="none" w:sz="0" w:space="0" w:color="auto" w:frame="1"/>
+          <w:shd w:val="clear" w:color="auto" w:fill="FFFFFF"/>
+          <w:lang w:val="en-US"/>
+        </w:rPr>
+        <w:t xml:space="preserve">Article: </w:t>
+      </w:r>
+    </w:p>
+    <w:p>
+      <w:pPr>
+        <w:spacing w:after="0" w:line="240" w:lineRule="auto"/>
+        <w:jc w:val="both"/>
+        <w:rPr>
+          <w:rStyle w:val="Strong"/>
+          <w:rFonts w:ascii="Times New Roman" w:hAnsi="Times New Roman"/>
+          <w:b w:val="0"/>
+          <w:sz w:val="24"/>
+          <w:szCs w:val="24"/>
+          <w:bdr w:val="none" w:sz="0" w:space="0" w:color="auto" w:frame="1"/>
+          <w:shd w:val="clear" w:color="auto" w:fill="FFFFFF"/>
+          <w:lang w:val="en-US"/>
+        </w:rPr>
+      </w:pPr>
+      <w:r>
+        <w:rPr>
+          <w:rStyle w:val="Strong"/>
+          <w:rFonts w:ascii="Times New Roman" w:hAnsi="Times New Roman"/>
+          <w:b w:val="0"/>
+          <w:sz w:val="24"/>
+          <w:szCs w:val="24"/>
+          <w:bdr w:val="none" w:sz="0" w:space="0" w:color="auto" w:frame="1"/>
+          <w:shd w:val="clear" w:color="auto" w:fill="FFFFFF"/>
+          <w:lang w:val="en-US"/>
+        </w:rPr>
+        <w:t>Author(S) Family Name, Initial</w:t>
+      </w:r>
+      <w:r>
+        <w:rPr>
+          <w:rStyle w:val="Strong"/>
+          <w:rFonts w:ascii="Times New Roman" w:hAnsi="Times New Roman"/>
+          <w:b w:val="0"/>
+          <w:sz w:val="24"/>
+          <w:szCs w:val="24"/>
+          <w:bdr w:val="none" w:sz="0" w:space="0" w:color="auto" w:frame="1"/>
+          <w:shd w:val="clear" w:color="auto" w:fill="FFFFFF"/>
+          <w:lang w:val="en-US"/>
+        </w:rPr>
+        <w:t>(S)</w:t>
+      </w:r>
+      <w:r>
+        <w:rPr>
+          <w:rStyle w:val="Strong"/>
+          <w:rFonts w:ascii="Times New Roman" w:hAnsi="Times New Roman"/>
+          <w:b w:val="0"/>
+          <w:sz w:val="24"/>
+          <w:szCs w:val="24"/>
+          <w:bdr w:val="none" w:sz="0" w:space="0" w:color="auto" w:frame="1"/>
+          <w:shd w:val="clear" w:color="auto" w:fill="FFFFFF"/>
+          <w:lang w:val="en-US"/>
+        </w:rPr>
+        <w:t>.</w:t>
+      </w:r>
+      <w:r>
+        <w:rPr>
+          <w:rStyle w:val="Strong"/>
+          <w:rFonts w:ascii="Times New Roman" w:hAnsi="Times New Roman"/>
+          <w:b w:val="0"/>
+          <w:sz w:val="24"/>
+          <w:szCs w:val="24"/>
+          <w:bdr w:val="none" w:sz="0" w:space="0" w:color="auto" w:frame="1"/>
+          <w:shd w:val="clear" w:color="auto" w:fill="FFFFFF"/>
+          <w:lang w:val="en-US"/>
+        </w:rPr>
+        <w:t xml:space="preserve"> (year). Title of the article.</w:t>
+      </w:r>
+      <w:r>
+        <w:rPr>
+          <w:rStyle w:val="Strong"/>
+          <w:rFonts w:ascii="Times New Roman" w:hAnsi="Times New Roman"/>
+          <w:b w:val="0"/>
+          <w:sz w:val="24"/>
+          <w:szCs w:val="24"/>
+          <w:bdr w:val="none" w:sz="0" w:space="0" w:color="auto" w:frame="1"/>
+          <w:shd w:val="clear" w:color="auto" w:fill="FFFFFF"/>
+          <w:lang w:val="en-US"/>
+        </w:rPr>
+        <w:t xml:space="preserve"> </w:t>
+      </w:r>
+      <w:r>
+        <w:rPr>
+          <w:rStyle w:val="Strong"/>
+          <w:rFonts w:ascii="Times New Roman" w:hAnsi="Times New Roman"/>
+          <w:b w:val="0"/>
+          <w:i/>
+          <w:iCs/>
+          <w:sz w:val="24"/>
+          <w:szCs w:val="24"/>
+          <w:bdr w:val="none" w:sz="0" w:space="0" w:color="auto" w:frame="1"/>
+          <w:shd w:val="clear" w:color="auto" w:fill="FFFFFF"/>
+          <w:lang w:val="en-US"/>
+        </w:rPr>
+        <w:t>Abbreviation of the Journal Title</w:t>
+      </w:r>
+      <w:r>
+        <w:rPr>
+          <w:rStyle w:val="Strong"/>
+          <w:rFonts w:ascii="Times New Roman" w:hAnsi="Times New Roman"/>
+          <w:b w:val="0"/>
+          <w:sz w:val="24"/>
+          <w:szCs w:val="24"/>
+          <w:bdr w:val="none" w:sz="0" w:space="0" w:color="auto" w:frame="1"/>
+          <w:shd w:val="clear" w:color="auto" w:fill="FFFFFF"/>
+          <w:lang w:val="en-US"/>
+        </w:rPr>
+        <w:t xml:space="preserve">. </w:t>
+      </w:r>
+      <w:r>
+        <w:rPr>
+          <w:rStyle w:val="Strong"/>
+          <w:rFonts w:ascii="Times New Roman" w:hAnsi="Times New Roman"/>
+          <w:b w:val="0"/>
+          <w:sz w:val="24"/>
+          <w:szCs w:val="24"/>
+          <w:bdr w:val="none" w:sz="0" w:space="0" w:color="auto" w:frame="1"/>
+          <w:shd w:val="clear" w:color="auto" w:fill="FFFFFF"/>
+          <w:lang w:val="en-US"/>
+        </w:rPr>
+        <w:t>volume number</w:t>
+      </w:r>
+      <w:r>
+        <w:rPr>
+          <w:rStyle w:val="Strong"/>
+          <w:rFonts w:ascii="Times New Roman" w:hAnsi="Times New Roman"/>
+          <w:b w:val="0"/>
+          <w:sz w:val="24"/>
+          <w:szCs w:val="24"/>
+          <w:bdr w:val="none" w:sz="0" w:space="0" w:color="auto" w:frame="1"/>
+          <w:shd w:val="clear" w:color="auto" w:fill="FFFFFF"/>
+          <w:lang w:val="en-US"/>
+        </w:rPr>
+        <w:t xml:space="preserve"> (</w:t>
+      </w:r>
+      <w:r>
+        <w:rPr>
+          <w:rStyle w:val="Strong"/>
+          <w:rFonts w:ascii="Times New Roman" w:hAnsi="Times New Roman"/>
+          <w:b w:val="0"/>
+          <w:sz w:val="24"/>
+          <w:szCs w:val="24"/>
+          <w:bdr w:val="none" w:sz="0" w:space="0" w:color="auto" w:frame="1"/>
+          <w:shd w:val="clear" w:color="auto" w:fill="FFFFFF"/>
+          <w:lang w:val="en-US"/>
+        </w:rPr>
+        <w:t>issue number</w:t>
+      </w:r>
+      <w:r>
+        <w:rPr>
+          <w:rStyle w:val="Strong"/>
+          <w:rFonts w:ascii="Times New Roman" w:hAnsi="Times New Roman"/>
+          <w:b w:val="0"/>
+          <w:sz w:val="24"/>
+          <w:szCs w:val="24"/>
+          <w:bdr w:val="none" w:sz="0" w:space="0" w:color="auto" w:frame="1"/>
+          <w:shd w:val="clear" w:color="auto" w:fill="FFFFFF"/>
+          <w:lang w:val="en-US"/>
+        </w:rPr>
+        <w:t>).</w:t>
+      </w:r>
+      <w:r>
+        <w:rPr>
+          <w:rStyle w:val="Strong"/>
+          <w:rFonts w:ascii="Times New Roman" w:hAnsi="Times New Roman"/>
+          <w:b w:val="0"/>
+          <w:sz w:val="24"/>
+          <w:szCs w:val="24"/>
+          <w:bdr w:val="none" w:sz="0" w:space="0" w:color="auto" w:frame="1"/>
+          <w:shd w:val="clear" w:color="auto" w:fill="FFFFFF"/>
+          <w:lang w:val="en-US"/>
+        </w:rPr>
+        <w:t xml:space="preserve"> </w:t>
+      </w:r>
+      <w:r>
+        <w:rPr>
+          <w:rStyle w:val="Strong"/>
+          <w:rFonts w:ascii="Times New Roman" w:hAnsi="Times New Roman"/>
+          <w:b w:val="0"/>
+          <w:sz w:val="24"/>
+          <w:szCs w:val="24"/>
+          <w:bdr w:val="none" w:sz="0" w:space="0" w:color="auto" w:frame="1"/>
+          <w:shd w:val="clear" w:color="auto" w:fill="FFFFFF"/>
+          <w:lang w:val="en-US"/>
+        </w:rPr>
+        <w:t>link DOI.</w:t>
+      </w:r>
+    </w:p>
+    <w:p>
+      <w:pPr>
+        <w:spacing w:after="0" w:line="240" w:lineRule="auto"/>
+        <w:jc w:val="both"/>
+        <w:rPr>
+          <w:rStyle w:val="Strong"/>
+          <w:rFonts w:ascii="Times New Roman" w:hAnsi="Times New Roman"/>
+          <w:b w:val="0"/>
+          <w:sz w:val="24"/>
+          <w:szCs w:val="24"/>
+          <w:bdr w:val="none" w:sz="0" w:space="0" w:color="auto" w:frame="1"/>
+          <w:shd w:val="clear" w:color="auto" w:fill="FFFFFF"/>
+          <w:lang w:val="en-US"/>
+        </w:rPr>
+      </w:pPr>
+      <w:r>
+        <w:rPr>
+          <w:rStyle w:val="Strong"/>
+          <w:rFonts w:ascii="Times New Roman" w:hAnsi="Times New Roman"/>
+          <w:b w:val="0"/>
+          <w:sz w:val="24"/>
+          <w:szCs w:val="24"/>
+          <w:bdr w:val="none" w:sz="0" w:space="0" w:color="auto" w:frame="1"/>
+          <w:shd w:val="clear" w:color="auto" w:fill="FFFFFF"/>
+          <w:lang w:val="en-US"/>
+        </w:rPr>
+        <w:t>Author(S) Family Name, Initial(S)</w:t>
+      </w:r>
+      <w:r>
+        <w:rPr>
+          <w:rStyle w:val="Strong"/>
+          <w:rFonts w:ascii="Times New Roman" w:hAnsi="Times New Roman"/>
+          <w:b w:val="0"/>
+          <w:sz w:val="24"/>
+          <w:szCs w:val="24"/>
+          <w:bdr w:val="none" w:sz="0" w:space="0" w:color="auto" w:frame="1"/>
+          <w:shd w:val="clear" w:color="auto" w:fill="FFFFFF"/>
+          <w:lang w:val="en-US"/>
+        </w:rPr>
+        <w:t>. (year). Title of the article.</w:t>
+      </w:r>
+      <w:r>
+        <w:rPr>
+          <w:rStyle w:val="Strong"/>
+          <w:rFonts w:ascii="Times New Roman" w:hAnsi="Times New Roman"/>
+          <w:b w:val="0"/>
+          <w:sz w:val="24"/>
+          <w:szCs w:val="24"/>
+          <w:bdr w:val="none" w:sz="0" w:space="0" w:color="auto" w:frame="1"/>
+          <w:shd w:val="clear" w:color="auto" w:fill="FFFFFF"/>
+          <w:lang w:val="en-US"/>
+        </w:rPr>
+        <w:t xml:space="preserve"> </w:t>
+      </w:r>
+      <w:r>
+        <w:rPr>
+          <w:rStyle w:val="Strong"/>
+          <w:rFonts w:ascii="Times New Roman" w:hAnsi="Times New Roman"/>
+          <w:b w:val="0"/>
+          <w:i/>
+          <w:iCs/>
+          <w:sz w:val="24"/>
+          <w:szCs w:val="24"/>
+          <w:bdr w:val="none" w:sz="0" w:space="0" w:color="auto" w:frame="1"/>
+          <w:shd w:val="clear" w:color="auto" w:fill="FFFFFF"/>
+          <w:lang w:val="en-US"/>
+        </w:rPr>
+        <w:t>Abbreviation of the Journal Title</w:t>
+      </w:r>
+      <w:r>
+        <w:rPr>
+          <w:rStyle w:val="Strong"/>
+          <w:rFonts w:ascii="Times New Roman" w:hAnsi="Times New Roman"/>
+          <w:b w:val="0"/>
+          <w:sz w:val="24"/>
+          <w:szCs w:val="24"/>
+          <w:bdr w:val="none" w:sz="0" w:space="0" w:color="auto" w:frame="1"/>
+          <w:shd w:val="clear" w:color="auto" w:fill="FFFFFF"/>
+          <w:lang w:val="en-US"/>
+        </w:rPr>
+        <w:t>. volume number</w:t>
+      </w:r>
+      <w:r>
+        <w:rPr>
+          <w:rStyle w:val="Strong"/>
+          <w:rFonts w:ascii="Times New Roman" w:hAnsi="Times New Roman"/>
+          <w:b w:val="0"/>
+          <w:sz w:val="24"/>
+          <w:szCs w:val="24"/>
+          <w:bdr w:val="none" w:sz="0" w:space="0" w:color="auto" w:frame="1"/>
+          <w:shd w:val="clear" w:color="auto" w:fill="FFFFFF"/>
+          <w:lang w:val="en-US"/>
+        </w:rPr>
+        <w:t xml:space="preserve"> (issue number)</w:t>
+      </w:r>
+      <w:r>
+        <w:rPr>
+          <w:rStyle w:val="Strong"/>
+          <w:rFonts w:ascii="Times New Roman" w:hAnsi="Times New Roman"/>
+          <w:b w:val="0"/>
+          <w:sz w:val="24"/>
+          <w:szCs w:val="24"/>
+          <w:bdr w:val="none" w:sz="0" w:space="0" w:color="auto" w:frame="1"/>
+          <w:shd w:val="clear" w:color="auto" w:fill="FFFFFF"/>
+          <w:lang w:val="en-US"/>
+        </w:rPr>
+        <w:t xml:space="preserve">, </w:t>
+      </w:r>
+      <w:r>
+        <w:rPr>
+          <w:rStyle w:val="Strong"/>
+          <w:rFonts w:ascii="Times New Roman" w:hAnsi="Times New Roman"/>
+          <w:b w:val="0"/>
+          <w:sz w:val="24"/>
+          <w:szCs w:val="24"/>
+          <w:bdr w:val="none" w:sz="0" w:space="0" w:color="auto" w:frame="1"/>
+          <w:shd w:val="clear" w:color="auto" w:fill="FFFFFF"/>
+          <w:lang w:val="en-US"/>
+        </w:rPr>
+        <w:t xml:space="preserve">pp. </w:t>
+      </w:r>
+      <w:r>
+        <w:rPr>
+          <w:rStyle w:val="Strong"/>
+          <w:rFonts w:ascii="Times New Roman" w:hAnsi="Times New Roman"/>
+          <w:b w:val="0"/>
+          <w:sz w:val="24"/>
+          <w:szCs w:val="24"/>
+          <w:bdr w:val="none" w:sz="0" w:space="0" w:color="auto" w:frame="1"/>
+          <w:shd w:val="clear" w:color="auto" w:fill="FFFFFF"/>
+          <w:lang w:val="en-US"/>
+        </w:rPr>
+        <w:t>first page</w:t>
+      </w:r>
+      <w:r>
+        <w:rPr>
+          <w:rStyle w:val="Strong"/>
+          <w:rFonts w:ascii="Times New Roman" w:hAnsi="Times New Roman"/>
+          <w:b w:val="0"/>
+          <w:sz w:val="24"/>
+          <w:szCs w:val="24"/>
+          <w:bdr w:val="none" w:sz="0" w:space="0" w:color="auto" w:frame="1"/>
+          <w:shd w:val="clear" w:color="auto" w:fill="FFFFFF"/>
+          <w:lang w:val="en-US"/>
+        </w:rPr>
+        <w:t>- last page</w:t>
+      </w:r>
+      <w:r>
+        <w:rPr>
+          <w:rStyle w:val="Strong"/>
+          <w:rFonts w:ascii="Times New Roman" w:hAnsi="Times New Roman"/>
+          <w:b w:val="0"/>
+          <w:sz w:val="24"/>
+          <w:szCs w:val="24"/>
+          <w:bdr w:val="none" w:sz="0" w:space="0" w:color="auto" w:frame="1"/>
+          <w:shd w:val="clear" w:color="auto" w:fill="FFFFFF"/>
+          <w:lang w:val="en-US"/>
+        </w:rPr>
+        <w:t>.</w:t>
+      </w:r>
+      <w:r>
+        <w:rPr>
+          <w:rStyle w:val="Strong"/>
+          <w:rFonts w:ascii="Times New Roman" w:hAnsi="Times New Roman"/>
+          <w:b w:val="0"/>
+          <w:sz w:val="24"/>
+          <w:szCs w:val="24"/>
+          <w:bdr w:val="none" w:sz="0" w:space="0" w:color="auto" w:frame="1"/>
+          <w:shd w:val="clear" w:color="auto" w:fill="FFFFFF"/>
+          <w:lang w:val="en-US"/>
+        </w:rPr>
+        <w:t xml:space="preserve"> </w:t>
+      </w:r>
+      <w:r>
+        <w:rPr>
+          <w:rStyle w:val="Strong"/>
+          <w:rFonts w:ascii="Times New Roman" w:hAnsi="Times New Roman"/>
+          <w:b w:val="0"/>
+          <w:sz w:val="24"/>
+          <w:szCs w:val="24"/>
+          <w:bdr w:val="none" w:sz="0" w:space="0" w:color="auto" w:frame="1"/>
+          <w:shd w:val="clear" w:color="auto" w:fill="FFFFFF"/>
+          <w:lang w:val="en-US"/>
+        </w:rPr>
+        <w:t>link DOI.</w:t>
+      </w:r>
+    </w:p>
+    <w:p>
+      <w:pPr>
+        <w:spacing w:after="0" w:line="240" w:lineRule="auto"/>
+        <w:jc w:val="both"/>
+        <w:rPr>
+          <w:rFonts w:ascii="Times New Roman" w:hAnsi="Times New Roman"/>
+          <w:sz w:val="24"/>
+          <w:szCs w:val="24"/>
+          <w:shd w:val="clear" w:color="auto" w:fill="FFFFFF"/>
+        </w:rPr>
+      </w:pPr>
+      <w:r>
+        <w:rPr>
+          <w:rFonts w:ascii="Times New Roman" w:hAnsi="Times New Roman"/>
+          <w:sz w:val="24"/>
+          <w:szCs w:val="24"/>
+          <w:shd w:val="clear" w:color="auto" w:fill="FFFFFF"/>
+        </w:rPr>
+        <w:t>Example:</w:t>
+      </w:r>
+    </w:p>
+    <w:p>
+      <w:pPr>
+        <w:spacing w:after="0"/>
+        <w:jc w:val="both"/>
+        <w:rPr>
+          <w:rFonts w:ascii="Times New Roman" w:hAnsi="Times New Roman"/>
+          <w:sz w:val="24"/>
+          <w:szCs w:val="24"/>
+          <w:lang w:val="en-US"/>
+        </w:rPr>
+      </w:pPr>
+      <w:r>
+        <w:rPr>
+          <w:rFonts w:ascii="Times New Roman" w:hAnsi="Times New Roman"/>
+          <w:sz w:val="24"/>
+          <w:szCs w:val="24"/>
+          <w:lang w:val="en-US"/>
+        </w:rPr>
+        <w:t>[</w:t>
+      </w:r>
+      <w:r>
+        <w:rPr>
+          <w:rFonts w:ascii="Times New Roman" w:hAnsi="Times New Roman"/>
+          <w:sz w:val="24"/>
+          <w:szCs w:val="24"/>
+          <w:lang w:val="en-US"/>
+        </w:rPr>
+        <w:t>1</w:t>
+      </w:r>
+      <w:r>
+        <w:rPr>
+          <w:rFonts w:ascii="Times New Roman" w:hAnsi="Times New Roman"/>
+          <w:sz w:val="24"/>
+          <w:szCs w:val="24"/>
+          <w:lang w:val="en-US"/>
+        </w:rPr>
+        <w:t xml:space="preserve">] </w:t>
+      </w:r>
+      <w:r>
+        <w:rPr>
+          <w:rFonts w:ascii="Times New Roman" w:hAnsi="Times New Roman"/>
+          <w:sz w:val="24"/>
+          <w:szCs w:val="24"/>
+        </w:rPr>
+        <w:t>Petre, V.A., Ungureanu, C., Gheorghe, S., Chiriac, F.L.</w:t>
       </w:r>
       <w:r>
         <w:rPr>
@@ -5228,15 +5829,33 @@
           <w:sz w:val="24"/>
           <w:szCs w:val="24"/>
         </w:rPr>
-        <w:t>23</w:t>
-      </w:r>
-      <w:r>
-        <w:rPr>
-          <w:rFonts w:ascii="Times New Roman" w:hAnsi="Times New Roman"/>
-          <w:sz w:val="24"/>
-          <w:szCs w:val="24"/>
-        </w:rPr>
-        <w:t>, no. 15</w:t>
+        <w:t xml:space="preserve"> </w:t>
+      </w:r>
+      <w:r>
+        <w:rPr>
+          <w:rFonts w:ascii="Times New Roman" w:hAnsi="Times New Roman"/>
+          <w:sz w:val="24"/>
+          <w:szCs w:val="24"/>
+        </w:rPr>
+        <w:t>(2026).</w:t>
+      </w:r>
+      <w:r>
+        <w:rPr>
+          <w:rFonts w:ascii="Times New Roman" w:hAnsi="Times New Roman"/>
+          <w:b/>
+          <w:bCs/>
+          <w:sz w:val="24"/>
+          <w:szCs w:val="24"/>
+        </w:rPr>
+        <w:t xml:space="preserve"> </w:t>
+      </w:r>
+      <w:r>
+        <w:rPr>
+          <w:rFonts w:ascii="Times New Roman" w:hAnsi="Times New Roman"/>
+          <w:sz w:val="24"/>
+          <w:szCs w:val="24"/>
+        </w:rPr>
+        <w:t xml:space="preserve">PFAS in aquatic systems: bioaccumulation patterns and implications of advanced water treatment limitations. </w:t>
       </w:r>
       <w:r>
         <w:rPr>
@@ -5245,84 +5864,239 @@
           <w:iCs/>
           <w:sz w:val="24"/>
           <w:szCs w:val="24"/>
-        </w:rPr>
-        <w:t xml:space="preserve">, </w:t>
-      </w:r>
-      <w:r>
-        <w:rPr>
-          <w:rFonts w:ascii="Times New Roman" w:hAnsi="Times New Roman"/>
-          <w:sz w:val="24"/>
-          <w:szCs w:val="24"/>
-        </w:rPr>
-        <w:t>2014, p. 14791.</w:t>
-      </w:r>
-    </w:p>
-    <w:p>
-      <w:pPr>
-        <w:spacing w:after="0" w:line="240" w:lineRule="auto"/>
-        <w:jc w:val="both"/>
-        <w:rPr>
-          <w:rFonts w:ascii="Times New Roman" w:hAnsi="Times New Roman"/>
-          <w:sz w:val="24"/>
-          <w:szCs w:val="24"/>
-          <w:shd w:val="clear" w:color="auto" w:fill="FFFFFF"/>
-        </w:rPr>
-      </w:pPr>
-      <w:r>
-        <w:rPr>
-          <w:rFonts w:ascii="Times New Roman" w:hAnsi="Times New Roman"/>
-          <w:sz w:val="24"/>
-          <w:szCs w:val="24"/>
-        </w:rPr>
-        <w:t xml:space="preserve">[2] </w:t>
-      </w:r>
-      <w:r>
-        <w:rPr>
-          <w:rFonts w:ascii="Times New Roman" w:hAnsi="Times New Roman"/>
-          <w:sz w:val="24"/>
-          <w:szCs w:val="24"/>
-        </w:rPr>
-        <w:t xml:space="preserve">STOICA, C., DINU, L., LUCACIU, I., NITA-LAZAR, M., ONCU, V., Rev. Chim., </w:t>
-      </w:r>
-      <w:r>
-        <w:rPr>
-          <w:rFonts w:ascii="Times New Roman" w:hAnsi="Times New Roman"/>
-          <w:b/>
-          <w:sz w:val="24"/>
-          <w:szCs w:val="24"/>
-        </w:rPr>
-        <w:t>71</w:t>
-      </w:r>
-      <w:r>
-        <w:rPr>
-          <w:rFonts w:ascii="Times New Roman" w:hAnsi="Times New Roman"/>
-          <w:sz w:val="24"/>
-          <w:szCs w:val="24"/>
-        </w:rPr>
-        <w:t xml:space="preserve">, no. 1, 2020, p. 67, </w:t>
-      </w:r>
-      <w:hyperlink r:id="rId7" w:tgtFrame="_blank" w:tooltip="DOI link" w:history="1">
+          <w:lang w:val="en-US"/>
+        </w:rPr>
+        <w:t>Environments.</w:t>
+      </w:r>
+      <w:r>
+        <w:rPr>
+          <w:rFonts w:ascii="Times New Roman" w:hAnsi="Times New Roman"/>
+          <w:sz w:val="24"/>
+          <w:szCs w:val="24"/>
+          <w:lang w:val="en-US"/>
+        </w:rPr>
+        <w:t xml:space="preserve"> 16</w:t>
+      </w:r>
+      <w:r>
+        <w:rPr>
+          <w:rFonts w:ascii="Times New Roman" w:hAnsi="Times New Roman"/>
+          <w:sz w:val="24"/>
+          <w:szCs w:val="24"/>
+          <w:lang w:val="en-US"/>
+        </w:rPr>
+        <w:t>(</w:t>
+      </w:r>
+      <w:r>
+        <w:rPr>
+          <w:rFonts w:ascii="Times New Roman" w:hAnsi="Times New Roman"/>
+          <w:sz w:val="24"/>
+          <w:szCs w:val="24"/>
+          <w:lang w:val="en-US"/>
+        </w:rPr>
+        <w:t>3</w:t>
+      </w:r>
+      <w:r>
+        <w:rPr>
+          <w:rFonts w:ascii="Times New Roman" w:hAnsi="Times New Roman"/>
+          <w:sz w:val="24"/>
+          <w:szCs w:val="24"/>
+          <w:lang w:val="en-US"/>
+        </w:rPr>
+        <w:t>)</w:t>
+      </w:r>
+      <w:r>
+        <w:rPr>
+          <w:rFonts w:ascii="Times New Roman" w:hAnsi="Times New Roman"/>
+          <w:sz w:val="24"/>
+          <w:szCs w:val="24"/>
+          <w:lang w:val="en-US"/>
+        </w:rPr>
+        <w:t>.</w:t>
+      </w:r>
+      <w:r>
+        <w:rPr>
+          <w:rFonts w:ascii="Times New Roman" w:hAnsi="Times New Roman"/>
+          <w:sz w:val="24"/>
+          <w:szCs w:val="24"/>
+          <w:lang w:val="en-US"/>
+        </w:rPr>
+        <w:t xml:space="preserve"> </w:t>
+      </w:r>
+      <w:hyperlink r:id="rId7" w:history="1">
         <w:r>
           <w:rPr>
             <w:rStyle w:val="Hyperlink"/>
             <w:rFonts w:ascii="Times New Roman" w:hAnsi="Times New Roman"/>
-            <w:iCs/>
-            <w:color w:val="auto"/>
             <w:sz w:val="24"/>
             <w:szCs w:val="24"/>
-            <w:u w:val="none"/>
+            <w:lang w:val="en-US"/>
           </w:rPr>
-          <w:t>https://doi.org/10.37358/RC.20.1.7813</w:t>
+          <w:t>http://doi.org/10.3390/environments13060330</w:t>
         </w:r>
       </w:hyperlink>
       <w:r>
         <w:rPr>
           <w:rFonts w:ascii="Times New Roman" w:hAnsi="Times New Roman"/>
+          <w:sz w:val="24"/>
+          <w:szCs w:val="24"/>
+          <w:lang w:val="en-US"/>
+        </w:rPr>
+        <w:t>.</w:t>
+      </w:r>
+    </w:p>
+    <w:p>
+      <w:pPr>
+        <w:spacing w:after="0"/>
+        <w:jc w:val="both"/>
+      </w:pPr>
+      <w:r>
+        <w:rPr>
+          <w:rFonts w:ascii="Times New Roman" w:hAnsi="Times New Roman"/>
+          <w:sz w:val="24"/>
+          <w:szCs w:val="24"/>
+          <w:lang w:val="en-US"/>
+        </w:rPr>
+        <w:t xml:space="preserve">[2] </w:t>
+      </w:r>
+      <w:r>
+        <w:rPr>
+          <w:rFonts w:ascii="Times New Roman" w:hAnsi="Times New Roman"/>
+          <w:sz w:val="24"/>
+          <w:szCs w:val="24"/>
+        </w:rPr>
+        <w:t>Mohammed, H.A.,</w:t>
+      </w:r>
+      <w:r>
+        <w:rPr>
+          <w:rFonts w:ascii="Times New Roman" w:hAnsi="Times New Roman"/>
+          <w:b/>
+          <w:bCs/>
+          <w:sz w:val="24"/>
+          <w:szCs w:val="24"/>
+        </w:rPr>
+        <w:t xml:space="preserve"> </w:t>
+      </w:r>
+      <w:r>
+        <w:rPr>
+          <w:rFonts w:ascii="Times New Roman" w:hAnsi="Times New Roman"/>
+          <w:sz w:val="24"/>
+          <w:szCs w:val="24"/>
+        </w:rPr>
+        <w:t xml:space="preserve">Eddine, L.S., Hasan, G.G., </w:t>
+      </w:r>
+      <w:proofErr w:type="spellStart"/>
+      <w:r>
+        <w:rPr>
+          <w:rFonts w:ascii="Times New Roman" w:hAnsi="Times New Roman"/>
+          <w:sz w:val="24"/>
+          <w:szCs w:val="24"/>
+        </w:rPr>
+        <w:t>Meneceur</w:t>
+      </w:r>
+      <w:proofErr w:type="spellEnd"/>
+      <w:r>
+        <w:rPr>
+          <w:rFonts w:ascii="Times New Roman" w:hAnsi="Times New Roman"/>
+          <w:sz w:val="24"/>
+          <w:szCs w:val="24"/>
+        </w:rPr>
+        <w:t>, S., Salmi, C., Abdullah, J.A.A., Abdullah, M.M.S., Menaa, F. (2024)</w:t>
+      </w:r>
+      <w:r>
+        <w:rPr>
+          <w:rFonts w:ascii="Times New Roman" w:hAnsi="Times New Roman"/>
+          <w:sz w:val="24"/>
+          <w:szCs w:val="24"/>
+        </w:rPr>
+        <w:t>.</w:t>
+      </w:r>
+      <w:r>
+        <w:rPr>
+          <w:rFonts w:ascii="Times New Roman" w:hAnsi="Times New Roman"/>
+          <w:sz w:val="24"/>
+          <w:szCs w:val="24"/>
+        </w:rPr>
+        <w:t xml:space="preserve"> Efficient removal of heavy metals, dyes, and contaminants from industrial wastewater using chitosan-coated Fe</w:t>
+      </w:r>
+      <w:r>
+        <w:rPr>
+          <w:rFonts w:ascii="Times New Roman" w:hAnsi="Times New Roman"/>
+          <w:sz w:val="24"/>
+          <w:szCs w:val="24"/>
+          <w:vertAlign w:val="subscript"/>
+        </w:rPr>
+        <w:t>3</w:t>
+      </w:r>
+      <w:r>
+        <w:rPr>
+          <w:rFonts w:ascii="Times New Roman" w:hAnsi="Times New Roman"/>
+          <w:sz w:val="24"/>
+          <w:szCs w:val="24"/>
+        </w:rPr>
+        <w:t>O</w:t>
+      </w:r>
+      <w:r>
+        <w:rPr>
+          <w:rFonts w:ascii="Times New Roman" w:hAnsi="Times New Roman"/>
+          <w:sz w:val="24"/>
+          <w:szCs w:val="24"/>
+          <w:vertAlign w:val="subscript"/>
+        </w:rPr>
+        <w:t>4</w:t>
+      </w:r>
+      <w:r>
+        <w:rPr>
+          <w:rFonts w:ascii="Times New Roman" w:hAnsi="Times New Roman"/>
+          <w:sz w:val="24"/>
+          <w:szCs w:val="24"/>
+        </w:rPr>
+        <w:t xml:space="preserve"> nanocomposites: biosynthesis, characterizations, and performance evaluation. </w:t>
+      </w:r>
+      <w:r>
+        <w:rPr>
+          <w:rFonts w:ascii="Times New Roman" w:hAnsi="Times New Roman"/>
+          <w:i/>
           <w:iCs/>
           <w:sz w:val="24"/>
           <w:szCs w:val="24"/>
         </w:rPr>
-        <w:t>.</w:t>
+        <w:t xml:space="preserve">Biomass. Convers. </w:t>
+      </w:r>
+      <w:proofErr w:type="spellStart"/>
+      <w:r>
+        <w:rPr>
+          <w:rFonts w:ascii="Times New Roman" w:hAnsi="Times New Roman"/>
+          <w:i/>
+          <w:iCs/>
+          <w:sz w:val="24"/>
+          <w:szCs w:val="24"/>
+        </w:rPr>
+        <w:t>Biorefin</w:t>
+      </w:r>
+      <w:proofErr w:type="spellEnd"/>
+      <w:r>
+        <w:rPr>
+          <w:rFonts w:ascii="Times New Roman" w:hAnsi="Times New Roman"/>
+          <w:sz w:val="24"/>
+          <w:szCs w:val="24"/>
+        </w:rPr>
+        <w:t xml:space="preserve">. 14, </w:t>
+      </w:r>
+      <w:r>
+        <w:rPr>
+          <w:rFonts w:ascii="Times New Roman" w:hAnsi="Times New Roman"/>
+          <w:sz w:val="24"/>
+          <w:szCs w:val="24"/>
+        </w:rPr>
+        <w:t xml:space="preserve">pp. </w:t>
+      </w:r>
+      <w:r>
+        <w:rPr>
+          <w:rFonts w:ascii="Times New Roman" w:hAnsi="Times New Roman"/>
+          <w:sz w:val="24"/>
+          <w:szCs w:val="24"/>
+        </w:rPr>
+        <w:t>30719–30734. http://doi.org/10.1007/ s13399-024-05526-0.</w:t>
       </w:r>
     </w:p>
     <w:p>
@@ -5334,6 +6108,7 @@
           <w:sz w:val="24"/>
           <w:szCs w:val="24"/>
           <w:shd w:val="clear" w:color="auto" w:fill="FFFFFF"/>
+          <w:lang w:val="en-US"/>
         </w:rPr>
       </w:pPr>
     </w:p>
@@ -5348,6 +6123,90 @@
           <w:shd w:val="clear" w:color="auto" w:fill="FFFFFF"/>
         </w:rPr>
       </w:pPr>
+      <w:r>
+        <w:rPr>
+          <w:rFonts w:ascii="Times New Roman" w:hAnsi="Times New Roman"/>
+          <w:b/>
+          <w:sz w:val="24"/>
+          <w:szCs w:val="24"/>
+          <w:shd w:val="clear" w:color="auto" w:fill="FFFFFF"/>
+        </w:rPr>
+        <w:t>Book</w:t>
+      </w:r>
+      <w:r>
+        <w:rPr>
+          <w:rFonts w:ascii="Times New Roman" w:hAnsi="Times New Roman"/>
+          <w:sz w:val="24"/>
+          <w:szCs w:val="24"/>
+          <w:shd w:val="clear" w:color="auto" w:fill="FFFFFF"/>
+        </w:rPr>
+        <w:t xml:space="preserve">: </w:t>
+      </w:r>
+      <w:r>
+        <w:rPr>
+          <w:rStyle w:val="Strong"/>
+          <w:rFonts w:ascii="Times New Roman" w:hAnsi="Times New Roman"/>
+          <w:b w:val="0"/>
+          <w:sz w:val="24"/>
+          <w:szCs w:val="24"/>
+          <w:bdr w:val="none" w:sz="0" w:space="0" w:color="auto" w:frame="1"/>
+          <w:shd w:val="clear" w:color="auto" w:fill="FFFFFF"/>
+          <w:lang w:val="en-US"/>
+        </w:rPr>
+        <w:t>Author(S) Family Name, Initial(S)</w:t>
+      </w:r>
+      <w:r>
+        <w:rPr>
+          <w:rStyle w:val="Strong"/>
+          <w:rFonts w:ascii="Times New Roman" w:hAnsi="Times New Roman"/>
+          <w:b w:val="0"/>
+          <w:sz w:val="24"/>
+          <w:szCs w:val="24"/>
+          <w:bdr w:val="none" w:sz="0" w:space="0" w:color="auto" w:frame="1"/>
+          <w:shd w:val="clear" w:color="auto" w:fill="FFFFFF"/>
+          <w:lang w:val="en-US"/>
+        </w:rPr>
+        <w:t>.</w:t>
+      </w:r>
+      <w:r>
+        <w:rPr>
+          <w:rStyle w:val="Strong"/>
+          <w:rFonts w:ascii="Times New Roman" w:hAnsi="Times New Roman"/>
+          <w:b w:val="0"/>
+          <w:sz w:val="24"/>
+          <w:szCs w:val="24"/>
+          <w:bdr w:val="none" w:sz="0" w:space="0" w:color="auto" w:frame="1"/>
+          <w:shd w:val="clear" w:color="auto" w:fill="FFFFFF"/>
+          <w:lang w:val="en-US"/>
+        </w:rPr>
+        <w:t xml:space="preserve">, Title, Publisher, Place of publication, Year of publication, p. </w:t>
+      </w:r>
+      <w:r>
+        <w:rPr>
+          <w:rStyle w:val="Strong"/>
+          <w:rFonts w:ascii="Times New Roman" w:hAnsi="Times New Roman"/>
+          <w:b w:val="0"/>
+          <w:sz w:val="24"/>
+          <w:szCs w:val="24"/>
+          <w:bdr w:val="none" w:sz="0" w:space="0" w:color="auto" w:frame="1"/>
+          <w:shd w:val="clear" w:color="auto" w:fill="FFFFFF"/>
+          <w:lang w:val="en-US"/>
+        </w:rPr>
+        <w:t>first page – last page</w:t>
+      </w:r>
+      <w:r>
+        <w:rPr>
+          <w:rStyle w:val="Strong"/>
+          <w:rFonts w:ascii="Times New Roman" w:hAnsi="Times New Roman"/>
+          <w:b w:val="0"/>
+          <w:sz w:val="24"/>
+          <w:szCs w:val="24"/>
+          <w:bdr w:val="none" w:sz="0" w:space="0" w:color="auto" w:frame="1"/>
+          <w:shd w:val="clear" w:color="auto" w:fill="FFFFFF"/>
+          <w:lang w:val="en-US"/>
+        </w:rPr>
+        <w:t>.</w:t>
+      </w:r>
     </w:p>
     <w:p>
       <w:pPr>
@@ -5363,86 +6222,11 @@
       <w:r>
         <w:rPr>
           <w:rFonts w:ascii="Times New Roman" w:hAnsi="Times New Roman"/>
-          <w:b/>
-          <w:sz w:val="24"/>
-          <w:szCs w:val="24"/>
-          <w:shd w:val="clear" w:color="auto" w:fill="FFFFFF"/>
-        </w:rPr>
-        <w:t>Book</w:t>
-      </w:r>
-      <w:r>
-        <w:rPr>
-          <w:rFonts w:ascii="Times New Roman" w:hAnsi="Times New Roman"/>
-          <w:sz w:val="24"/>
-          <w:szCs w:val="24"/>
-          <w:shd w:val="clear" w:color="auto" w:fill="FFFFFF"/>
-        </w:rPr>
-        <w:t xml:space="preserve">: </w:t>
-      </w:r>
-      <w:r>
-        <w:rPr>
-          <w:rStyle w:val="Strong"/>
-          <w:rFonts w:ascii="Times New Roman" w:hAnsi="Times New Roman"/>
-          <w:b w:val="0"/>
-          <w:sz w:val="24"/>
-          <w:szCs w:val="24"/>
-          <w:bdr w:val="none" w:sz="0" w:space="0" w:color="auto" w:frame="1"/>
-          <w:shd w:val="clear" w:color="auto" w:fill="FFFFFF"/>
-          <w:lang w:val="en-US"/>
-        </w:rPr>
-        <w:t>AUTHOR(S) FAMILY NAME, INITIAL(S)</w:t>
-      </w:r>
-      <w:r>
-        <w:rPr>
-          <w:rStyle w:val="Strong"/>
-          <w:rFonts w:ascii="Times New Roman" w:hAnsi="Times New Roman"/>
-          <w:b w:val="0"/>
-          <w:sz w:val="24"/>
-          <w:szCs w:val="24"/>
-          <w:bdr w:val="none" w:sz="0" w:space="0" w:color="auto" w:frame="1"/>
-          <w:shd w:val="clear" w:color="auto" w:fill="FFFFFF"/>
-          <w:lang w:val="en-US"/>
-        </w:rPr>
-        <w:t>.</w:t>
-      </w:r>
-      <w:r>
-        <w:rPr>
-          <w:rStyle w:val="Strong"/>
-          <w:rFonts w:ascii="Times New Roman" w:hAnsi="Times New Roman"/>
-          <w:b w:val="0"/>
-          <w:sz w:val="24"/>
-          <w:szCs w:val="24"/>
-          <w:bdr w:val="none" w:sz="0" w:space="0" w:color="auto" w:frame="1"/>
-          <w:shd w:val="clear" w:color="auto" w:fill="FFFFFF"/>
-          <w:lang w:val="en-US"/>
-        </w:rPr>
-        <w:t xml:space="preserve">, Title, Publisher, Place of publication, Year of publication, p. </w:t>
-      </w:r>
-      <w:r>
-        <w:rPr>
-          <w:rStyle w:val="Strong"/>
-          <w:rFonts w:ascii="Times New Roman" w:hAnsi="Times New Roman"/>
-          <w:b w:val="0"/>
-          <w:sz w:val="24"/>
-          <w:szCs w:val="24"/>
-          <w:bdr w:val="none" w:sz="0" w:space="0" w:color="auto" w:frame="1"/>
-          <w:shd w:val="clear" w:color="auto" w:fill="FFFFFF"/>
-          <w:lang w:val="en-US"/>
-        </w:rPr>
-        <w:t>first page – last page</w:t>
-      </w:r>
-      <w:r>
-        <w:rPr>
-          <w:rStyle w:val="Strong"/>
-          <w:rFonts w:ascii="Times New Roman" w:hAnsi="Times New Roman"/>
-          <w:b w:val="0"/>
-          <w:sz w:val="24"/>
-          <w:szCs w:val="24"/>
-          <w:bdr w:val="none" w:sz="0" w:space="0" w:color="auto" w:frame="1"/>
-          <w:shd w:val="clear" w:color="auto" w:fill="FFFFFF"/>
-          <w:lang w:val="en-US"/>
-        </w:rPr>
-        <w:t>.</w:t>
+          <w:sz w:val="24"/>
+          <w:szCs w:val="24"/>
+          <w:shd w:val="clear" w:color="auto" w:fill="FFFFFF"/>
+        </w:rPr>
+        <w:t>Example:</w:t>
       </w:r>
     </w:p>
     <w:p>
@@ -5450,20 +6234,79 @@
         <w:spacing w:after="0" w:line="240" w:lineRule="auto"/>
         <w:jc w:val="both"/>
         <w:rPr>
-          <w:rFonts w:ascii="Times New Roman" w:hAnsi="Times New Roman"/>
-          <w:sz w:val="24"/>
-          <w:szCs w:val="24"/>
-          <w:shd w:val="clear" w:color="auto" w:fill="FFFFFF"/>
-        </w:rPr>
-      </w:pPr>
-      <w:r>
-        <w:rPr>
-          <w:rFonts w:ascii="Times New Roman" w:hAnsi="Times New Roman"/>
-          <w:sz w:val="24"/>
-          <w:szCs w:val="24"/>
-          <w:shd w:val="clear" w:color="auto" w:fill="FFFFFF"/>
-        </w:rPr>
-        <w:t>Example:</w:t>
+          <w:rStyle w:val="Strong"/>
+          <w:rFonts w:ascii="Times New Roman" w:hAnsi="Times New Roman"/>
+          <w:color w:val="FF0000"/>
+          <w:sz w:val="24"/>
+          <w:szCs w:val="24"/>
+          <w:bdr w:val="none" w:sz="0" w:space="0" w:color="auto" w:frame="1"/>
+          <w:shd w:val="clear" w:color="auto" w:fill="FFFFFF"/>
+          <w:lang w:val="en-US"/>
+        </w:rPr>
+      </w:pPr>
+      <w:r>
+        <w:rPr>
+          <w:rFonts w:ascii="Times New Roman" w:hAnsi="Times New Roman"/>
+          <w:color w:val="000000"/>
+          <w:sz w:val="24"/>
+          <w:szCs w:val="24"/>
+        </w:rPr>
+        <w:lastRenderedPageBreak/>
+        <w:t>[</w:t>
+      </w:r>
+      <w:r>
+        <w:rPr>
+          <w:rFonts w:ascii="Times New Roman" w:hAnsi="Times New Roman"/>
+          <w:color w:val="000000"/>
+          <w:sz w:val="24"/>
+          <w:szCs w:val="24"/>
+        </w:rPr>
+        <w:t>3</w:t>
+      </w:r>
+      <w:r>
+        <w:rPr>
+          <w:rFonts w:ascii="Times New Roman" w:hAnsi="Times New Roman"/>
+          <w:color w:val="000000"/>
+          <w:sz w:val="24"/>
+          <w:szCs w:val="24"/>
+        </w:rPr>
+        <w:t xml:space="preserve">] </w:t>
+      </w:r>
+      <w:r>
+        <w:rPr>
+          <w:rFonts w:ascii="Times New Roman" w:hAnsi="Times New Roman"/>
+          <w:color w:val="000000"/>
+          <w:sz w:val="24"/>
+          <w:szCs w:val="24"/>
+        </w:rPr>
+        <w:t xml:space="preserve">AGA, D.S., </w:t>
+      </w:r>
+      <w:r>
+        <w:rPr>
+          <w:rFonts w:ascii="Times New Roman" w:hAnsi="Times New Roman"/>
+          <w:color w:val="000000"/>
+          <w:sz w:val="24"/>
+          <w:szCs w:val="24"/>
+        </w:rPr>
+        <w:t xml:space="preserve">Fate of Pharmaceuticals in the Environment and in Water Treatment Systems, CRC Pres, London, 2008, p. </w:t>
+      </w:r>
+      <w:r>
+        <w:rPr>
+          <w:rFonts w:ascii="Times New Roman" w:hAnsi="Times New Roman"/>
+          <w:color w:val="000000"/>
+          <w:sz w:val="24"/>
+          <w:szCs w:val="24"/>
+        </w:rPr>
+        <w:t>292-321</w:t>
+      </w:r>
+      <w:r>
+        <w:rPr>
+          <w:rFonts w:ascii="Times New Roman" w:hAnsi="Times New Roman"/>
+          <w:color w:val="000000"/>
+          <w:sz w:val="24"/>
+          <w:szCs w:val="24"/>
+        </w:rPr>
+        <w:t>.</w:t>
       </w:r>
     </w:p>
     <w:p>
@@ -5481,69 +6324,6 @@
           <w:lang w:val="en-US"/>
         </w:rPr>
       </w:pPr>
-      <w:r>
-        <w:rPr>
-          <w:rFonts w:ascii="Times New Roman" w:hAnsi="Times New Roman"/>
-          <w:color w:val="000000"/>
-          <w:sz w:val="24"/>
-          <w:szCs w:val="24"/>
-        </w:rPr>
-        <w:t>[</w:t>
-      </w:r>
-      <w:r>
-        <w:rPr>
-          <w:rFonts w:ascii="Times New Roman" w:hAnsi="Times New Roman"/>
-          <w:color w:val="000000"/>
-          <w:sz w:val="24"/>
-          <w:szCs w:val="24"/>
-        </w:rPr>
-        <w:t>3</w:t>
-      </w:r>
-      <w:r>
-        <w:rPr>
-          <w:rFonts w:ascii="Times New Roman" w:hAnsi="Times New Roman"/>
-          <w:color w:val="000000"/>
-          <w:sz w:val="24"/>
-          <w:szCs w:val="24"/>
-        </w:rPr>
-        <w:t xml:space="preserve">] </w:t>
-      </w:r>
-      <w:r>
-        <w:rPr>
-          <w:rFonts w:ascii="Times New Roman" w:hAnsi="Times New Roman"/>
-          <w:color w:val="000000"/>
-          <w:sz w:val="24"/>
-          <w:szCs w:val="24"/>
-        </w:rPr>
-        <w:t xml:space="preserve">AGA, D.S., </w:t>
-      </w:r>
-      <w:r>
-        <w:rPr>
-          <w:rFonts w:ascii="Times New Roman" w:hAnsi="Times New Roman"/>
-          <w:color w:val="000000"/>
-          <w:sz w:val="24"/>
-          <w:szCs w:val="24"/>
-        </w:rPr>
-        <w:t xml:space="preserve">Fate of Pharmaceuticals in the Environment and in Water Treatment Systems, CRC Pres, London, 2008, p. </w:t>
-      </w:r>
-      <w:r>
-        <w:rPr>
-          <w:rFonts w:ascii="Times New Roman" w:hAnsi="Times New Roman"/>
-          <w:color w:val="000000"/>
-          <w:sz w:val="24"/>
-          <w:szCs w:val="24"/>
-        </w:rPr>
-        <w:t>292-321</w:t>
-      </w:r>
-      <w:r>
-        <w:rPr>
-          <w:rFonts w:ascii="Times New Roman" w:hAnsi="Times New Roman"/>
-          <w:color w:val="000000"/>
-          <w:sz w:val="24"/>
-          <w:szCs w:val="24"/>
-        </w:rPr>
-        <w:t>.</w:t>
-      </w:r>
     </w:p>
     <w:p>
       <w:pPr>
@@ -5552,7 +6332,6 @@
         <w:rPr>
           <w:rStyle w:val="Strong"/>
           <w:rFonts w:ascii="Times New Roman" w:hAnsi="Times New Roman"/>
-          <w:color w:val="FF0000"/>
           <w:sz w:val="24"/>
           <w:szCs w:val="24"/>
           <w:bdr w:val="none" w:sz="0" w:space="0" w:color="auto" w:frame="1"/>
@@ -5560,104 +6339,89 @@
           <w:lang w:val="en-US"/>
         </w:rPr>
       </w:pPr>
+      <w:r>
+        <w:rPr>
+          <w:rStyle w:val="Strong"/>
+          <w:rFonts w:ascii="Times New Roman" w:hAnsi="Times New Roman"/>
+          <w:sz w:val="24"/>
+          <w:szCs w:val="24"/>
+          <w:bdr w:val="none" w:sz="0" w:space="0" w:color="auto" w:frame="1"/>
+          <w:shd w:val="clear" w:color="auto" w:fill="FFFFFF"/>
+          <w:lang w:val="en-US"/>
+        </w:rPr>
+        <w:t>Conference Paper</w:t>
+      </w:r>
+      <w:r>
+        <w:rPr>
+          <w:rStyle w:val="Strong"/>
+          <w:rFonts w:ascii="Times New Roman" w:hAnsi="Times New Roman"/>
+          <w:b w:val="0"/>
+          <w:sz w:val="24"/>
+          <w:szCs w:val="24"/>
+          <w:bdr w:val="none" w:sz="0" w:space="0" w:color="auto" w:frame="1"/>
+          <w:shd w:val="clear" w:color="auto" w:fill="FFFFFF"/>
+          <w:lang w:val="en-US"/>
+        </w:rPr>
+        <w:t xml:space="preserve">: </w:t>
+      </w:r>
+      <w:r>
+        <w:rPr>
+          <w:rStyle w:val="Strong"/>
+          <w:rFonts w:ascii="Times New Roman" w:hAnsi="Times New Roman"/>
+          <w:b w:val="0"/>
+          <w:sz w:val="24"/>
+          <w:szCs w:val="24"/>
+          <w:bdr w:val="none" w:sz="0" w:space="0" w:color="auto" w:frame="1"/>
+          <w:shd w:val="clear" w:color="auto" w:fill="FFFFFF"/>
+          <w:lang w:val="en-US"/>
+        </w:rPr>
+        <w:t>Author(S) Family Name, Initial(S)</w:t>
+      </w:r>
+      <w:r>
+        <w:rPr>
+          <w:rStyle w:val="Strong"/>
+          <w:rFonts w:ascii="Times New Roman" w:hAnsi="Times New Roman"/>
+          <w:b w:val="0"/>
+          <w:sz w:val="24"/>
+          <w:szCs w:val="24"/>
+          <w:bdr w:val="none" w:sz="0" w:space="0" w:color="auto" w:frame="1"/>
+          <w:shd w:val="clear" w:color="auto" w:fill="FFFFFF"/>
+          <w:lang w:val="en-US"/>
+        </w:rPr>
+        <w:t>.</w:t>
+      </w:r>
+      <w:r>
+        <w:rPr>
+          <w:rStyle w:val="Strong"/>
+          <w:rFonts w:ascii="Times New Roman" w:hAnsi="Times New Roman"/>
+          <w:b w:val="0"/>
+          <w:sz w:val="24"/>
+          <w:szCs w:val="24"/>
+          <w:bdr w:val="none" w:sz="0" w:space="0" w:color="auto" w:frame="1"/>
+          <w:shd w:val="clear" w:color="auto" w:fill="FFFFFF"/>
+          <w:lang w:val="en-US"/>
+        </w:rPr>
+        <w:t>, Conference Title, Location, Date of the event, first page</w:t>
+      </w:r>
+      <w:r>
+        <w:rPr>
+          <w:rStyle w:val="Strong"/>
+          <w:rFonts w:ascii="Times New Roman" w:hAnsi="Times New Roman"/>
+          <w:b w:val="0"/>
+          <w:sz w:val="24"/>
+          <w:szCs w:val="24"/>
+          <w:bdr w:val="none" w:sz="0" w:space="0" w:color="auto" w:frame="1"/>
+          <w:shd w:val="clear" w:color="auto" w:fill="FFFFFF"/>
+          <w:lang w:val="en-US"/>
+        </w:rPr>
+        <w:t xml:space="preserve">. </w:t>
+      </w:r>
     </w:p>
     <w:p>
       <w:pPr>
         <w:spacing w:after="0" w:line="240" w:lineRule="auto"/>
         <w:jc w:val="both"/>
         <w:rPr>
-          <w:rStyle w:val="Strong"/>
-          <w:rFonts w:ascii="Times New Roman" w:hAnsi="Times New Roman"/>
-          <w:sz w:val="24"/>
-          <w:szCs w:val="24"/>
-          <w:bdr w:val="none" w:sz="0" w:space="0" w:color="auto" w:frame="1"/>
-          <w:shd w:val="clear" w:color="auto" w:fill="FFFFFF"/>
-          <w:lang w:val="en-US"/>
-        </w:rPr>
-      </w:pPr>
-      <w:r>
-        <w:rPr>
-          <w:rStyle w:val="Strong"/>
-          <w:rFonts w:ascii="Times New Roman" w:hAnsi="Times New Roman"/>
-          <w:sz w:val="24"/>
-          <w:szCs w:val="24"/>
-          <w:bdr w:val="none" w:sz="0" w:space="0" w:color="auto" w:frame="1"/>
-          <w:shd w:val="clear" w:color="auto" w:fill="FFFFFF"/>
-          <w:lang w:val="en-US"/>
-        </w:rPr>
-        <w:t>Conference Paper</w:t>
-      </w:r>
-      <w:r>
-        <w:rPr>
-          <w:rStyle w:val="Strong"/>
-          <w:rFonts w:ascii="Times New Roman" w:hAnsi="Times New Roman"/>
-          <w:b w:val="0"/>
-          <w:sz w:val="24"/>
-          <w:szCs w:val="24"/>
-          <w:bdr w:val="none" w:sz="0" w:space="0" w:color="auto" w:frame="1"/>
-          <w:shd w:val="clear" w:color="auto" w:fill="FFFFFF"/>
-          <w:lang w:val="en-US"/>
-        </w:rPr>
-        <w:t xml:space="preserve">: </w:t>
-      </w:r>
-      <w:r>
-        <w:rPr>
-          <w:rStyle w:val="Strong"/>
-          <w:rFonts w:ascii="Times New Roman" w:hAnsi="Times New Roman"/>
-          <w:b w:val="0"/>
-          <w:sz w:val="24"/>
-          <w:szCs w:val="24"/>
-          <w:bdr w:val="none" w:sz="0" w:space="0" w:color="auto" w:frame="1"/>
-          <w:shd w:val="clear" w:color="auto" w:fill="FFFFFF"/>
-          <w:lang w:val="en-US"/>
-        </w:rPr>
-        <w:t>AUTHOR(S) FAMILY NAME, INITIAL(S)</w:t>
-      </w:r>
-      <w:r>
-        <w:rPr>
-          <w:rStyle w:val="Strong"/>
-          <w:rFonts w:ascii="Times New Roman" w:hAnsi="Times New Roman"/>
-          <w:b w:val="0"/>
-          <w:sz w:val="24"/>
-          <w:szCs w:val="24"/>
-          <w:bdr w:val="none" w:sz="0" w:space="0" w:color="auto" w:frame="1"/>
-          <w:shd w:val="clear" w:color="auto" w:fill="FFFFFF"/>
-          <w:lang w:val="en-US"/>
-        </w:rPr>
-        <w:t>.</w:t>
-      </w:r>
-      <w:r>
-        <w:rPr>
-          <w:rStyle w:val="Strong"/>
-          <w:rFonts w:ascii="Times New Roman" w:hAnsi="Times New Roman"/>
-          <w:b w:val="0"/>
-          <w:sz w:val="24"/>
-          <w:szCs w:val="24"/>
-          <w:bdr w:val="none" w:sz="0" w:space="0" w:color="auto" w:frame="1"/>
-          <w:shd w:val="clear" w:color="auto" w:fill="FFFFFF"/>
-          <w:lang w:val="en-US"/>
-        </w:rPr>
-        <w:t>, Conference Title, Location, Date of the event, first page</w:t>
-      </w:r>
-      <w:r>
-        <w:rPr>
-          <w:rStyle w:val="Strong"/>
-          <w:rFonts w:ascii="Times New Roman" w:hAnsi="Times New Roman"/>
-          <w:b w:val="0"/>
-          <w:sz w:val="24"/>
-          <w:szCs w:val="24"/>
-          <w:bdr w:val="none" w:sz="0" w:space="0" w:color="auto" w:frame="1"/>
-          <w:shd w:val="clear" w:color="auto" w:fill="FFFFFF"/>
-          <w:lang w:val="en-US"/>
-        </w:rPr>
-        <w:t xml:space="preserve">. </w:t>
-      </w:r>
-    </w:p>
-    <w:p>
-      <w:pPr>
-        <w:spacing w:after="0" w:line="240" w:lineRule="auto"/>
-        <w:jc w:val="both"/>
-        <w:rPr>
           <w:rFonts w:ascii="Times New Roman" w:hAnsi="Times New Roman"/>
           <w:sz w:val="24"/>
           <w:szCs w:val="24"/>
@@ -5676,6 +6440,7 @@
     </w:p>
     <w:p>
       <w:pPr>
+        <w:shd w:val="clear" w:color="auto" w:fill="FFFFFF"/>
         <w:spacing w:after="0" w:line="240" w:lineRule="auto"/>
         <w:jc w:val="both"/>
         <w:textAlignment w:val="baseline"/>
@@ -5719,7 +6484,55 @@
           <w:szCs w:val="24"/>
           <w:lang w:val="en-US" w:eastAsia="ro-RO"/>
         </w:rPr>
-        <w:t xml:space="preserve">STANICA-EZEANU, D., MATEI, D., Book of Abstract of </w:t>
+        <w:t>Stanica-</w:t>
+      </w:r>
+      <w:proofErr w:type="spellStart"/>
+      <w:r>
+        <w:rPr>
+          <w:rFonts w:ascii="Times New Roman" w:eastAsia="Times New Roman" w:hAnsi="Times New Roman"/>
+          <w:sz w:val="24"/>
+          <w:szCs w:val="24"/>
+          <w:lang w:val="en-US" w:eastAsia="ro-RO"/>
+        </w:rPr>
+        <w:t>Ezeanu</w:t>
+      </w:r>
+      <w:proofErr w:type="spellEnd"/>
+      <w:r>
+        <w:rPr>
+          <w:rFonts w:ascii="Times New Roman" w:eastAsia="Times New Roman" w:hAnsi="Times New Roman"/>
+          <w:sz w:val="24"/>
+          <w:szCs w:val="24"/>
+          <w:lang w:val="en-US" w:eastAsia="ro-RO"/>
+        </w:rPr>
+        <w:t>, D., Matei</w:t>
+      </w:r>
+      <w:r>
+        <w:rPr>
+          <w:rFonts w:ascii="Times New Roman" w:eastAsia="Times New Roman" w:hAnsi="Times New Roman"/>
+          <w:sz w:val="24"/>
+          <w:szCs w:val="24"/>
+          <w:lang w:val="en-US" w:eastAsia="ro-RO"/>
+        </w:rPr>
+        <w:t xml:space="preserve">, D., Book of Abstract </w:t>
+      </w:r>
+      <w:proofErr w:type="gramStart"/>
+      <w:r>
+        <w:rPr>
+          <w:rFonts w:ascii="Times New Roman" w:eastAsia="Times New Roman" w:hAnsi="Times New Roman"/>
+          <w:sz w:val="24"/>
+          <w:szCs w:val="24"/>
+          <w:lang w:val="en-US" w:eastAsia="ro-RO"/>
+        </w:rPr>
+        <w:t xml:space="preserve">of </w:t>
+      </w:r>
+      <w:r>
+        <w:rPr>
+          <w:rFonts w:ascii="Times New Roman" w:eastAsia="Times New Roman" w:hAnsi="Times New Roman"/>
+          <w:sz w:val="24"/>
+          <w:szCs w:val="24"/>
+          <w:lang w:val="en-US" w:eastAsia="ro-RO"/>
+        </w:rPr>
+        <w:t xml:space="preserve"> </w:t>
       </w:r>
       <w:r>
         <w:rPr>
@@ -5731,6 +6544,7 @@
         </w:rPr>
         <w:t>3</w:t>
       </w:r>
+      <w:proofErr w:type="gramEnd"/>
       <w:r>
         <w:rPr>
           <w:rFonts w:ascii="Times New Roman" w:hAnsi="Times New Roman"/>
@@ -5755,6 +6569,7 @@
     </w:p>
     <w:p>
       <w:pPr>
+        <w:shd w:val="clear" w:color="auto" w:fill="FFFFFF"/>
         <w:spacing w:after="0" w:line="240" w:lineRule="auto"/>
         <w:jc w:val="both"/>
         <w:textAlignment w:val="baseline"/>
@@ -5779,7 +6594,7 @@
           <w:sz w:val="24"/>
           <w:szCs w:val="24"/>
         </w:rPr>
-        <w:t xml:space="preserve">DANCIULESCU, </w:t>
+        <w:t xml:space="preserve">Danciulescu, </w:t>
       </w:r>
       <w:r>
         <w:rPr>
@@ -5795,7 +6610,7 @@
           <w:sz w:val="24"/>
           <w:szCs w:val="24"/>
         </w:rPr>
-        <w:t>PASCU,</w:t>
+        <w:t>Pascu,</w:t>
       </w:r>
       <w:r>
         <w:rPr>
@@ -5811,7 +6626,7 @@
           <w:sz w:val="24"/>
           <w:szCs w:val="24"/>
         </w:rPr>
-        <w:t xml:space="preserve"> PETRESCU, </w:t>
+        <w:t xml:space="preserve"> Petrescu, </w:t>
       </w:r>
       <w:r>
         <w:rPr>
@@ -5827,7 +6642,7 @@
           <w:sz w:val="24"/>
           <w:szCs w:val="24"/>
         </w:rPr>
-        <w:t xml:space="preserve">COZEA, </w:t>
+        <w:t xml:space="preserve">Cozea, </w:t>
       </w:r>
       <w:r>
         <w:rPr>
@@ -5837,13 +6652,23 @@
         </w:rPr>
         <w:t xml:space="preserve">A., </w:t>
       </w:r>
-      <w:r>
-        <w:rPr>
-          <w:rFonts w:ascii="Times New Roman" w:hAnsi="Times New Roman"/>
-          <w:sz w:val="24"/>
-          <w:szCs w:val="24"/>
-        </w:rPr>
-        <w:t xml:space="preserve">DIODIU, </w:t>
+      <w:proofErr w:type="spellStart"/>
+      <w:r>
+        <w:rPr>
+          <w:rFonts w:ascii="Times New Roman" w:hAnsi="Times New Roman"/>
+          <w:sz w:val="24"/>
+          <w:szCs w:val="24"/>
+        </w:rPr>
+        <w:t>Diodiu</w:t>
+      </w:r>
+      <w:proofErr w:type="spellEnd"/>
+      <w:r>
+        <w:rPr>
+          <w:rFonts w:ascii="Times New Roman" w:hAnsi="Times New Roman"/>
+          <w:sz w:val="24"/>
+          <w:szCs w:val="24"/>
+        </w:rPr>
+        <w:t xml:space="preserve">, </w:t>
       </w:r>
       <w:r>
         <w:rPr>
@@ -5859,7 +6684,7 @@
           <w:sz w:val="24"/>
           <w:szCs w:val="24"/>
         </w:rPr>
-        <w:t xml:space="preserve">TANASE, </w:t>
+        <w:t xml:space="preserve">Tanase, </w:t>
       </w:r>
       <w:r>
         <w:rPr>
@@ -5875,15 +6700,23 @@
           <w:sz w:val="24"/>
           <w:szCs w:val="24"/>
         </w:rPr>
-        <w:t>PASCA</w:t>
-      </w:r>
-      <w:r>
-        <w:rPr>
-          <w:rFonts w:ascii="Times New Roman" w:hAnsi="Times New Roman"/>
-          <w:sz w:val="24"/>
-          <w:szCs w:val="24"/>
-        </w:rPr>
-        <w:t xml:space="preserve"> M., Proceedings of 21</w:t>
+        <w:t>Pasca</w:t>
+      </w:r>
+      <w:r>
+        <w:rPr>
+          <w:rFonts w:ascii="Times New Roman" w:hAnsi="Times New Roman"/>
+          <w:sz w:val="24"/>
+          <w:szCs w:val="24"/>
+        </w:rPr>
+        <w:t xml:space="preserve"> M</w:t>
+      </w:r>
+      <w:r>
+        <w:rPr>
+          <w:rFonts w:ascii="Times New Roman" w:hAnsi="Times New Roman"/>
+          <w:sz w:val="24"/>
+          <w:szCs w:val="24"/>
+        </w:rPr>
+        <w:t>., Proceedings of 21</w:t>
       </w:r>
       <w:r>
         <w:rPr>
@@ -5926,6 +6759,7 @@
     </w:p>
     <w:p>
       <w:pPr>
+        <w:shd w:val="clear" w:color="auto" w:fill="FFFFFF"/>
         <w:spacing w:after="0" w:line="240" w:lineRule="auto"/>
         <w:jc w:val="both"/>
         <w:textAlignment w:val="baseline"/>
@@ -5943,6 +6777,7 @@
     </w:p>
     <w:p>
       <w:pPr>
+        <w:shd w:val="clear" w:color="auto" w:fill="FFFFFF"/>
         <w:spacing w:after="0" w:line="240" w:lineRule="auto"/>
         <w:jc w:val="both"/>
         <w:textAlignment w:val="baseline"/>
@@ -6020,6 +6855,7 @@
     </w:p>
     <w:p>
       <w:pPr>
+        <w:shd w:val="clear" w:color="auto" w:fill="FFFFFF"/>
         <w:spacing w:after="0" w:line="240" w:lineRule="auto"/>
         <w:jc w:val="both"/>
         <w:textAlignment w:val="baseline"/>
@@ -6101,6 +6937,7 @@
     </w:p>
     <w:p>
       <w:pPr>
+        <w:shd w:val="clear" w:color="auto" w:fill="FFFFFF"/>
         <w:spacing w:after="0" w:line="240" w:lineRule="auto"/>
         <w:jc w:val="both"/>
         <w:textAlignment w:val="baseline"/>
@@ -6116,6 +6953,7 @@
     </w:p>
     <w:p>
       <w:pPr>
+        <w:shd w:val="clear" w:color="auto" w:fill="FFFFFF"/>
         <w:spacing w:after="0" w:line="240" w:lineRule="auto"/>
         <w:jc w:val="both"/>
         <w:textAlignment w:val="baseline"/>
@@ -6160,7 +6998,7 @@
           <w:shd w:val="clear" w:color="auto" w:fill="FFFFFF"/>
           <w:lang w:val="en-US"/>
         </w:rPr>
-        <w:t>AUTHOR</w:t>
+        <w:t>Author(S) Family Name, Initial(S)</w:t>
       </w:r>
       <w:r>
         <w:rPr>
@@ -6173,7 +7011,7 @@
           <w:shd w:val="clear" w:color="auto" w:fill="FFFFFF"/>
           <w:lang w:val="en-US"/>
         </w:rPr>
-        <w:t xml:space="preserve">(S) FAMILY NAME, INITIAL(S)., </w:t>
+        <w:t xml:space="preserve">, </w:t>
       </w:r>
       <w:r>
         <w:rPr>
@@ -6221,16 +7059,16 @@
           <w:sz w:val="24"/>
           <w:szCs w:val="24"/>
           <w:shd w:val="clear" w:color="auto" w:fill="FFFFFF"/>
-          <w:lang w:val="it-IT"/>
-        </w:rPr>
-      </w:pPr>
-      <w:r>
-        <w:rPr>
-          <w:rFonts w:ascii="Times New Roman" w:hAnsi="Times New Roman"/>
-          <w:sz w:val="24"/>
-          <w:szCs w:val="24"/>
-          <w:shd w:val="clear" w:color="auto" w:fill="FFFFFF"/>
-          <w:lang w:val="it-IT"/>
+          <w:lang w:val="pt-PT"/>
+        </w:rPr>
+      </w:pPr>
+      <w:r>
+        <w:rPr>
+          <w:rFonts w:ascii="Times New Roman" w:hAnsi="Times New Roman"/>
+          <w:sz w:val="24"/>
+          <w:szCs w:val="24"/>
+          <w:shd w:val="clear" w:color="auto" w:fill="FFFFFF"/>
+          <w:lang w:val="pt-PT"/>
         </w:rPr>
         <w:t>Example:</w:t>
       </w:r>
@@ -6242,10 +7080,9 @@
         <w:textAlignment w:val="baseline"/>
         <w:rPr>
           <w:rFonts w:ascii="Times New Roman" w:eastAsia="Times New Roman" w:hAnsi="Times New Roman"/>
-          <w:color w:val="000000" w:themeColor="text1"/>
-          <w:sz w:val="24"/>
-          <w:szCs w:val="24"/>
-          <w:lang w:val="it-IT" w:eastAsia="ro-RO"/>
+          <w:sz w:val="24"/>
+          <w:szCs w:val="24"/>
+          <w:lang w:val="pt-PT" w:eastAsia="ro-RO"/>
         </w:rPr>
       </w:pPr>
       <w:r>
@@ -6253,7 +7090,7 @@
           <w:rFonts w:ascii="Times New Roman" w:eastAsia="Times New Roman" w:hAnsi="Times New Roman"/>
           <w:sz w:val="24"/>
           <w:szCs w:val="24"/>
-          <w:lang w:val="it-IT" w:eastAsia="ro-RO"/>
+          <w:lang w:val="pt-PT" w:eastAsia="ro-RO"/>
         </w:rPr>
         <w:t>[</w:t>
       </w:r>
@@ -6262,7 +7099,7 @@
           <w:rFonts w:ascii="Times New Roman" w:eastAsia="Times New Roman" w:hAnsi="Times New Roman"/>
           <w:sz w:val="24"/>
           <w:szCs w:val="24"/>
-          <w:lang w:val="it-IT" w:eastAsia="ro-RO"/>
+          <w:lang w:val="pt-PT" w:eastAsia="ro-RO"/>
         </w:rPr>
         <w:t>7</w:t>
       </w:r>
@@ -6271,7 +7108,7 @@
           <w:rFonts w:ascii="Times New Roman" w:eastAsia="Times New Roman" w:hAnsi="Times New Roman"/>
           <w:sz w:val="24"/>
           <w:szCs w:val="24"/>
-          <w:lang w:val="it-IT" w:eastAsia="ro-RO"/>
+          <w:lang w:val="pt-PT" w:eastAsia="ro-RO"/>
         </w:rPr>
         <w:t xml:space="preserve">] </w:t>
       </w:r>
@@ -6280,22 +7117,21 @@
           <w:rPr>
             <w:rStyle w:val="Hyperlink"/>
             <w:rFonts w:ascii="Times New Roman" w:hAnsi="Times New Roman"/>
-            <w:color w:val="000000" w:themeColor="text1"/>
+            <w:color w:val="auto"/>
             <w:sz w:val="24"/>
             <w:szCs w:val="24"/>
             <w:u w:val="none"/>
-            <w:lang w:val="it-IT"/>
+            <w:lang w:val="pt-PT"/>
           </w:rPr>
-          <w:t>DINU, L.R</w:t>
+          <w:t>Dinu, L.R</w:t>
         </w:r>
       </w:hyperlink>
       <w:r>
         <w:rPr>
           <w:rFonts w:ascii="Times New Roman" w:hAnsi="Times New Roman"/>
-          <w:color w:val="000000" w:themeColor="text1"/>
-          <w:sz w:val="24"/>
-          <w:szCs w:val="24"/>
-          <w:lang w:val="it-IT"/>
+          <w:sz w:val="24"/>
+          <w:szCs w:val="24"/>
+          <w:lang w:val="pt-PT"/>
         </w:rPr>
         <w:t>., </w:t>
       </w:r>
@@ -6304,22 +7140,21 @@
           <w:rPr>
             <w:rStyle w:val="Hyperlink"/>
             <w:rFonts w:ascii="Times New Roman" w:hAnsi="Times New Roman"/>
-            <w:color w:val="000000" w:themeColor="text1"/>
+            <w:color w:val="auto"/>
             <w:sz w:val="24"/>
             <w:szCs w:val="24"/>
             <w:u w:val="none"/>
-            <w:lang w:val="it-IT"/>
+            <w:lang w:val="pt-PT"/>
           </w:rPr>
-          <w:t>DUMITRESCU, C</w:t>
+          <w:t>Dumitrescu, C</w:t>
         </w:r>
       </w:hyperlink>
       <w:r>
         <w:rPr>
           <w:rFonts w:ascii="Times New Roman" w:hAnsi="Times New Roman"/>
-          <w:color w:val="000000" w:themeColor="text1"/>
-          <w:sz w:val="24"/>
-          <w:szCs w:val="24"/>
-          <w:lang w:val="it-IT"/>
+          <w:sz w:val="24"/>
+          <w:szCs w:val="24"/>
+          <w:lang w:val="pt-PT"/>
         </w:rPr>
         <w:t>., </w:t>
       </w:r>
@@ -6328,22 +7163,21 @@
           <w:rPr>
             <w:rStyle w:val="Hyperlink"/>
             <w:rFonts w:ascii="Times New Roman" w:hAnsi="Times New Roman"/>
-            <w:color w:val="000000" w:themeColor="text1"/>
+            <w:color w:val="auto"/>
             <w:sz w:val="24"/>
             <w:szCs w:val="24"/>
             <w:u w:val="none"/>
-            <w:lang w:val="it-IT"/>
+            <w:lang w:val="pt-PT"/>
           </w:rPr>
-          <w:t>GHITA, I</w:t>
+          <w:t>Ghita, I</w:t>
         </w:r>
       </w:hyperlink>
       <w:r>
         <w:rPr>
           <w:rFonts w:ascii="Times New Roman" w:hAnsi="Times New Roman"/>
-          <w:color w:val="000000" w:themeColor="text1"/>
-          <w:sz w:val="24"/>
-          <w:szCs w:val="24"/>
-          <w:lang w:val="it-IT"/>
+          <w:sz w:val="24"/>
+          <w:szCs w:val="24"/>
+          <w:lang w:val="pt-PT"/>
         </w:rPr>
         <w:t>., </w:t>
       </w:r>
@@ -6352,21 +7186,19 @@
           <w:rPr>
             <w:rStyle w:val="hithilite"/>
             <w:rFonts w:ascii="Times New Roman" w:hAnsi="Times New Roman"/>
-            <w:color w:val="000000" w:themeColor="text1"/>
             <w:sz w:val="24"/>
             <w:szCs w:val="24"/>
-            <w:lang w:val="it-IT"/>
+            <w:lang w:val="pt-PT"/>
           </w:rPr>
-          <w:t>PATROESCU, V</w:t>
+          <w:t>Patroescu, V</w:t>
         </w:r>
       </w:hyperlink>
       <w:r>
         <w:rPr>
           <w:rFonts w:ascii="Times New Roman" w:hAnsi="Times New Roman"/>
-          <w:color w:val="000000" w:themeColor="text1"/>
-          <w:sz w:val="24"/>
-          <w:szCs w:val="24"/>
-          <w:lang w:val="it-IT"/>
+          <w:sz w:val="24"/>
+          <w:szCs w:val="24"/>
+          <w:lang w:val="pt-PT"/>
         </w:rPr>
         <w:t>., </w:t>
       </w:r>
@@ -6375,25 +7207,44 @@
           <w:rPr>
             <w:rStyle w:val="Hyperlink"/>
             <w:rFonts w:ascii="Times New Roman" w:hAnsi="Times New Roman"/>
-            <w:color w:val="000000" w:themeColor="text1"/>
+            <w:color w:val="auto"/>
             <w:sz w:val="24"/>
             <w:szCs w:val="24"/>
             <w:u w:val="none"/>
-            <w:lang w:val="it-IT"/>
+            <w:lang w:val="pt-PT"/>
           </w:rPr>
-          <w:t>PENA-LEONTE, E.C</w:t>
+          <w:t>Pena-Leonte, E.C</w:t>
         </w:r>
       </w:hyperlink>
       <w:r>
         <w:rPr>
           <w:rFonts w:ascii="Times New Roman" w:hAnsi="Times New Roman"/>
-          <w:color w:val="000000" w:themeColor="text1"/>
-          <w:sz w:val="24"/>
-          <w:szCs w:val="24"/>
-          <w:lang w:val="it-IT"/>
-        </w:rPr>
-        <w:t>., 2009, RO122634-B1.</w:t>
-      </w:r>
+          <w:sz w:val="24"/>
+          <w:szCs w:val="24"/>
+          <w:lang w:val="pt-PT"/>
+        </w:rPr>
+        <w:t xml:space="preserve">., 2009, </w:t>
+      </w:r>
+      <w:r>
+        <w:rPr>
+          <w:rFonts w:ascii="Times New Roman" w:hAnsi="Times New Roman"/>
+          <w:color w:val="333333"/>
+          <w:sz w:val="24"/>
+          <w:szCs w:val="24"/>
+          <w:lang w:val="pt-PT"/>
+        </w:rPr>
+        <w:t>RO122634-B1.</w:t>
+      </w:r>
+    </w:p>
+    <w:p>
+      <w:pPr>
+        <w:rPr>
+          <w:rFonts w:ascii="Times New Roman" w:hAnsi="Times New Roman"/>
+          <w:sz w:val="24"/>
+          <w:szCs w:val="24"/>
+          <w:lang w:val="pt-PT"/>
+        </w:rPr>
+      </w:pPr>
     </w:p>
     <w:sectPr>
       <w:headerReference w:type="default" r:id="rId15"/>
@@ -6408,7 +7259,7 @@
 </file>
 
 <file path=word/endnotes.xml><?xml version="1.0" encoding="utf-8"?>
-<w:endnotes xmlns:wpc="http://schemas.microsoft.com/office/word/2010/wordprocessingCanvas" xmlns:cx="http://schemas.microsoft.com/office/drawing/2014/chartex" xmlns:cx1="http://schemas.microsoft.com/office/drawing/2015/9/8/chartex" xmlns:cx2="http://schemas.microsoft.com/office/drawing/2015/10/21/chartex" xmlns:cx3="http://schemas.microsoft.com/office/drawing/2016/5/9/chartex" xmlns:cx4="http://schemas.microsoft.com/office/drawing/2016/5/10/chartex" xmlns:cx5="http://schemas.microsoft.com/office/drawing/2016/5/11/chartex" xmlns:cx6="http://schemas.microsoft.com/office/drawing/2016/5/12/chartex" xmlns:cx7="http://schemas.microsoft.com/office/drawing/2016/5/13/chartex" xmlns:cx8="http://schemas.microsoft.com/office/drawing/2016/5/14/chartex" xmlns:mc="http://schemas.openxmlformats.org/markup-compatibility/2006" xmlns:aink="http://schemas.microsoft.com/office/drawing/2016/ink" xmlns:am3d="http://schemas.microsoft.com/office/drawing/2017/model3d" xmlns:o="urn:schemas-microsoft-com:office:office" xmlns:oel="http://schemas.microsoft.com/office/2019/extlst" xmlns:r="http://schemas.openxmlformats.org/officeDocument/2006/relationships" xmlns:m="http://schemas.openxmlformats.org/officeDocument/2006/math" xmlns:v="urn:schemas-microsoft-com:vml" xmlns:wp14="http://schemas.microsoft.com/office/word/2010/wordprocessingDrawing" xmlns:wp="http://schemas.openxmlformats.org/drawingml/2006/wordprocessingDrawing" xmlns:w10="urn:schemas-microsoft-com:office:word" xmlns:w="http://schemas.openxmlformats.org/wordprocessingml/2006/main" xmlns:w14="http://schemas.microsoft.com/office/word/2010/wordml" xmlns:w15="http://schemas.microsoft.com/office/word/2012/wordml" xmlns:w16cex="http://schemas.microsoft.com/office/word/2018/wordml/cex" xmlns:w16cid="http://schemas.microsoft.com/office/word/2016/wordml/cid" xmlns:w16="http://schemas.microsoft.com/office/word/2018/wordml" xmlns:w16du="http://schemas.microsoft.com/office/word/2023/wordml/word16du" xmlns:w16sdtdh="http://schemas.microsoft.com/office/word/2020/wordml/sdtdatahash" xmlns:w16sdtfl="http://schemas.microsoft.com/office/word/2024/wordml/sdtformatlock" xmlns:w16se="http://schemas.microsoft.com/office/word/2015/wordml/symex" xmlns:wpg="http://schemas.microsoft.com/office/word/2010/wordprocessingGroup" xmlns:wpi="http://schemas.microsoft.com/office/word/2010/wordprocessingInk" xmlns:wne="http://schemas.microsoft.com/office/word/2006/wordml" xmlns:wps="http://schemas.microsoft.com/office/word/2010/wordprocessingShape" mc:Ignorable="w14 w15 w16se w16cid w16 w16cex w16sdtdh w16sdtfl w16du wp14">
+<w:endnotes xmlns:wpc="http://schemas.microsoft.com/office/word/2010/wordprocessingCanvas" xmlns:cx="http://schemas.microsoft.com/office/drawing/2014/chartex" xmlns:cx1="http://schemas.microsoft.com/office/drawing/2015/9/8/chartex" xmlns:cx2="http://schemas.microsoft.com/office/drawing/2015/10/21/chartex" xmlns:cx3="http://schemas.microsoft.com/office/drawing/2016/5/9/chartex" xmlns:cx4="http://schemas.microsoft.com/office/drawing/2016/5/10/chartex" xmlns:cx5="http://schemas.microsoft.com/office/drawing/2016/5/11/chartex" xmlns:cx6="http://schemas.microsoft.com/office/drawing/2016/5/12/chartex" xmlns:cx7="http://schemas.microsoft.com/office/drawing/2016/5/13/chartex" xmlns:cx8="http://schemas.microsoft.com/office/drawing/2016/5/14/chartex" xmlns:mc="http://schemas.openxmlformats.org/markup-compatibility/2006" xmlns:aink="http://schemas.microsoft.com/office/drawing/2016/ink" xmlns:am3d="http://schemas.microsoft.com/office/drawing/2017/model3d" xmlns:o="urn:schemas-microsoft-com:office:office" xmlns:oel="http://schemas.microsoft.com/office/2019/extlst" xmlns:r="http://schemas.openxmlformats.org/officeDocument/2006/relationships" xmlns:m="http://schemas.openxmlformats.org/officeDocument/2006/math" xmlns:v="urn:schemas-microsoft-com:vml" xmlns:wp14="http://schemas.microsoft.com/office/word/2010/wordprocessingDrawing" xmlns:wp="http://schemas.openxmlformats.org/drawingml/2006/wordprocessingDrawing" xmlns:w10="urn:schemas-microsoft-com:office:word" xmlns:w="http://schemas.openxmlformats.org/wordprocessingml/2006/main" xmlns:w14="http://schemas.microsoft.com/office/word/2010/wordml" xmlns:w15="http://schemas.microsoft.com/office/word/2012/wordml" xmlns:w16cei="http://schemas.microsoft.com/office/word/2026/wordml/cei" xmlns:w16cex="http://schemas.microsoft.com/office/word/2018/wordml/cex" xmlns:w16cid="http://schemas.microsoft.com/office/word/2016/wordml/cid" xmlns:w16="http://schemas.microsoft.com/office/word/2018/wordml" xmlns:w16du="http://schemas.microsoft.com/office/word/2023/wordml/word16du" xmlns:w16sdtdh="http://schemas.microsoft.com/office/word/2020/wordml/sdtdatahash" xmlns:w16sdtfl="http://schemas.microsoft.com/office/word/2024/wordml/sdtformatlock" xmlns:w16se="http://schemas.microsoft.com/office/word/2015/wordml/symex" xmlns:wpg="http://schemas.microsoft.com/office/word/2010/wordprocessingGroup" xmlns:wpi="http://schemas.microsoft.com/office/word/2010/wordprocessingInk" xmlns:wne="http://schemas.microsoft.com/office/word/2006/wordml" xmlns:wps="http://schemas.microsoft.com/office/word/2010/wordprocessingShape" mc:Ignorable="w14 w15 w16se w16cid w16 w16cex w16sdtdh w16sdtfl w16du wp14">
   <w:endnote w:type="separator" w:id="-1">
     <w:p>
       <w:pPr>
@@ -6433,7 +7284,7 @@
 </file>
 
 <file path=word/footer1.xml><?xml version="1.0" encoding="utf-8"?>
-<w:ftr xmlns:wpc="http://schemas.microsoft.com/office/word/2010/wordprocessingCanvas" xmlns:cx="http://schemas.microsoft.com/office/drawing/2014/chartex" xmlns:cx1="http://schemas.microsoft.com/office/drawing/2015/9/8/chartex" xmlns:cx2="http://schemas.microsoft.com/office/drawing/2015/10/21/chartex" xmlns:cx3="http://schemas.microsoft.com/office/drawing/2016/5/9/chartex" xmlns:cx4="http://schemas.microsoft.com/office/drawing/2016/5/10/chartex" xmlns:cx5="http://schemas.microsoft.com/office/drawing/2016/5/11/chartex" xmlns:cx6="http://schemas.microsoft.com/office/drawing/2016/5/12/chartex" xmlns:cx7="http://schemas.microsoft.com/office/drawing/2016/5/13/chartex" xmlns:cx8="http://schemas.microsoft.com/office/drawing/2016/5/14/chartex" xmlns:mc="http://schemas.openxmlformats.org/markup-compatibility/2006" xmlns:aink="http://schemas.microsoft.com/office/drawing/2016/ink" xmlns:am3d="http://schemas.microsoft.com/office/drawing/2017/model3d" xmlns:o="urn:schemas-microsoft-com:office:office" xmlns:oel="http://schemas.microsoft.com/office/2019/extlst" xmlns:r="http://schemas.openxmlformats.org/officeDocument/2006/relationships" xmlns:m="http://schemas.openxmlformats.org/officeDocument/2006/math" xmlns:v="urn:schemas-microsoft-com:vml" xmlns:wp14="http://schemas.microsoft.com/office/word/2010/wordprocessingDrawing" xmlns:wp="http://schemas.openxmlformats.org/drawingml/2006/wordprocessingDrawing" xmlns:w10="urn:schemas-microsoft-com:office:word" xmlns:w="http://schemas.openxmlformats.org/wordprocessingml/2006/main" xmlns:w14="http://schemas.microsoft.com/office/word/2010/wordml" xmlns:w15="http://schemas.microsoft.com/office/word/2012/wordml" xmlns:w16cex="http://schemas.microsoft.com/office/word/2018/wordml/cex" xmlns:w16cid="http://schemas.microsoft.com/office/word/2016/wordml/cid" xmlns:w16="http://schemas.microsoft.com/office/word/2018/wordml" xmlns:w16du="http://schemas.microsoft.com/office/word/2023/wordml/word16du" xmlns:w16sdtdh="http://schemas.microsoft.com/office/word/2020/wordml/sdtdatahash" xmlns:w16sdtfl="http://schemas.microsoft.com/office/word/2024/wordml/sdtformatlock" xmlns:w16se="http://schemas.microsoft.com/office/word/2015/wordml/symex" xmlns:wpg="http://schemas.microsoft.com/office/word/2010/wordprocessingGroup" xmlns:wpi="http://schemas.microsoft.com/office/word/2010/wordprocessingInk" xmlns:wne="http://schemas.microsoft.com/office/word/2006/wordml" xmlns:wps="http://schemas.microsoft.com/office/word/2010/wordprocessingShape" mc:Ignorable="w14 w15 w16se w16cid w16 w16cex w16sdtdh w16sdtfl w16du wp14">
+<w:ftr xmlns:wpc="http://schemas.microsoft.com/office/word/2010/wordprocessingCanvas" xmlns:cx="http://schemas.microsoft.com/office/drawing/2014/chartex" xmlns:cx1="http://schemas.microsoft.com/office/drawing/2015/9/8/chartex" xmlns:cx2="http://schemas.microsoft.com/office/drawing/2015/10/21/chartex" xmlns:cx3="http://schemas.microsoft.com/office/drawing/2016/5/9/chartex" xmlns:cx4="http://schemas.microsoft.com/office/drawing/2016/5/10/chartex" xmlns:cx5="http://schemas.microsoft.com/office/drawing/2016/5/11/chartex" xmlns:cx6="http://schemas.microsoft.com/office/drawing/2016/5/12/chartex" xmlns:cx7="http://schemas.microsoft.com/office/drawing/2016/5/13/chartex" xmlns:cx8="http://schemas.microsoft.com/office/drawing/2016/5/14/chartex" xmlns:mc="http://schemas.openxmlformats.org/markup-compatibility/2006" xmlns:aink="http://schemas.microsoft.com/office/drawing/2016/ink" xmlns:am3d="http://schemas.microsoft.com/office/drawing/2017/model3d" xmlns:o="urn:schemas-microsoft-com:office:office" xmlns:oel="http://schemas.microsoft.com/office/2019/extlst" xmlns:r="http://schemas.openxmlformats.org/officeDocument/2006/relationships" xmlns:m="http://schemas.openxmlformats.org/officeDocument/2006/math" xmlns:v="urn:schemas-microsoft-com:vml" xmlns:wp14="http://schemas.microsoft.com/office/word/2010/wordprocessingDrawing" xmlns:wp="http://schemas.openxmlformats.org/drawingml/2006/wordprocessingDrawing" xmlns:w10="urn:schemas-microsoft-com:office:word" xmlns:w="http://schemas.openxmlformats.org/wordprocessingml/2006/main" xmlns:w14="http://schemas.microsoft.com/office/word/2010/wordml" xmlns:w15="http://schemas.microsoft.com/office/word/2012/wordml" xmlns:w16cei="http://schemas.microsoft.com/office/word/2026/wordml/cei" xmlns:w16cex="http://schemas.microsoft.com/office/word/2018/wordml/cex" xmlns:w16cid="http://schemas.microsoft.com/office/word/2016/wordml/cid" xmlns:w16="http://schemas.microsoft.com/office/word/2018/wordml" xmlns:w16du="http://schemas.microsoft.com/office/word/2023/wordml/word16du" xmlns:w16sdtdh="http://schemas.microsoft.com/office/word/2020/wordml/sdtdatahash" xmlns:w16sdtfl="http://schemas.microsoft.com/office/word/2024/wordml/sdtformatlock" xmlns:w16se="http://schemas.microsoft.com/office/word/2015/wordml/symex" xmlns:wpg="http://schemas.microsoft.com/office/word/2010/wordprocessingGroup" xmlns:wpi="http://schemas.microsoft.com/office/word/2010/wordprocessingInk" xmlns:wne="http://schemas.microsoft.com/office/word/2006/wordml" xmlns:wps="http://schemas.microsoft.com/office/word/2010/wordprocessingShape" mc:Ignorable="w14 w15 w16se w16cid w16 w16cex w16sdtdh w16sdtfl w16du wp14">
   <w:p>
     <w:pPr>
       <w:pStyle w:val="Footer"/>
@@ -6444,7 +7295,7 @@
 </file>
 
 <file path=word/footnotes.xml><?xml version="1.0" encoding="utf-8"?>
-<w:footnotes xmlns:wpc="http://schemas.microsoft.com/office/word/2010/wordprocessingCanvas" xmlns:cx="http://schemas.microsoft.com/office/drawing/2014/chartex" xmlns:cx1="http://schemas.microsoft.com/office/drawing/2015/9/8/chartex" xmlns:cx2="http://schemas.microsoft.com/office/drawing/2015/10/21/chartex" xmlns:cx3="http://schemas.microsoft.com/office/drawing/2016/5/9/chartex" xmlns:cx4="http://schemas.microsoft.com/office/drawing/2016/5/10/chartex" xmlns:cx5="http://schemas.microsoft.com/office/drawing/2016/5/11/chartex" xmlns:cx6="http://schemas.microsoft.com/office/drawing/2016/5/12/chartex" xmlns:cx7="http://schemas.microsoft.com/office/drawing/2016/5/13/chartex" xmlns:cx8="http://schemas.microsoft.com/office/drawing/2016/5/14/chartex" xmlns:mc="http://schemas.openxmlformats.org/markup-compatibility/2006" xmlns:aink="http://schemas.microsoft.com/office/drawing/2016/ink" xmlns:am3d="http://schemas.microsoft.com/office/drawing/2017/model3d" xmlns:o="urn:schemas-microsoft-com:office:office" xmlns:oel="http://schemas.microsoft.com/office/2019/extlst" xmlns:r="http://schemas.openxmlformats.org/officeDocument/2006/relationships" xmlns:m="http://schemas.openxmlformats.org/officeDocument/2006/math" xmlns:v="urn:schemas-microsoft-com:vml" xmlns:wp14="http://schemas.microsoft.com/office/word/2010/wordprocessingDrawing" xmlns:wp="http://schemas.openxmlformats.org/drawingml/2006/wordprocessingDrawing" xmlns:w10="urn:schemas-microsoft-com:office:word" xmlns:w="http://schemas.openxmlformats.org/wordprocessingml/2006/main" xmlns:w14="http://schemas.microsoft.com/office/word/2010/wordml" xmlns:w15="http://schemas.microsoft.com/office/word/2012/wordml" xmlns:w16cex="http://schemas.microsoft.com/office/word/2018/wordml/cex" xmlns:w16cid="http://schemas.microsoft.com/office/word/2016/wordml/cid" xmlns:w16="http://schemas.microsoft.com/office/word/2018/wordml" xmlns:w16du="http://schemas.microsoft.com/office/word/2023/wordml/word16du" xmlns:w16sdtdh="http://schemas.microsoft.com/office/word/2020/wordml/sdtdatahash" xmlns:w16sdtfl="http://schemas.microsoft.com/office/word/2024/wordml/sdtformatlock" xmlns:w16se="http://schemas.microsoft.com/office/word/2015/wordml/symex" xmlns:wpg="http://schemas.microsoft.com/office/word/2010/wordprocessingGroup" xmlns:wpi="http://schemas.microsoft.com/office/word/2010/wordprocessingInk" xmlns:wne="http://schemas.microsoft.com/office/word/2006/wordml" xmlns:wps="http://schemas.microsoft.com/office/word/2010/wordprocessingShape" mc:Ignorable="w14 w15 w16se w16cid w16 w16cex w16sdtdh w16sdtfl w16du wp14">
+<w:footnotes xmlns:wpc="http://schemas.microsoft.com/office/word/2010/wordprocessingCanvas" xmlns:cx="http://schemas.microsoft.com/office/drawing/2014/chartex" xmlns:cx1="http://schemas.microsoft.com/office/drawing/2015/9/8/chartex" xmlns:cx2="http://schemas.microsoft.com/office/drawing/2015/10/21/chartex" xmlns:cx3="http://schemas.microsoft.com/office/drawing/2016/5/9/chartex" xmlns:cx4="http://schemas.microsoft.com/office/drawing/2016/5/10/chartex" xmlns:cx5="http://schemas.microsoft.com/office/drawing/2016/5/11/chartex" xmlns:cx6="http://schemas.microsoft.com/office/drawing/2016/5/12/chartex" xmlns:cx7="http://schemas.microsoft.com/office/drawing/2016/5/13/chartex" xmlns:cx8="http://schemas.microsoft.com/office/drawing/2016/5/14/chartex" xmlns:mc="http://schemas.openxmlformats.org/markup-compatibility/2006" xmlns:aink="http://schemas.microsoft.com/office/drawing/2016/ink" xmlns:am3d="http://schemas.microsoft.com/office/drawing/2017/model3d" xmlns:o="urn:schemas-microsoft-com:office:office" xmlns:oel="http://schemas.microsoft.com/office/2019/extlst" xmlns:r="http://schemas.openxmlformats.org/officeDocument/2006/relationships" xmlns:m="http://schemas.openxmlformats.org/officeDocument/2006/math" xmlns:v="urn:schemas-microsoft-com:vml" xmlns:wp14="http://schemas.microsoft.com/office/word/2010/wordprocessingDrawing" xmlns:wp="http://schemas.openxmlformats.org/drawingml/2006/wordprocessingDrawing" xmlns:w10="urn:schemas-microsoft-com:office:word" xmlns:w="http://schemas.openxmlformats.org/wordprocessingml/2006/main" xmlns:w14="http://schemas.microsoft.com/office/word/2010/wordml" xmlns:w15="http://schemas.microsoft.com/office/word/2012/wordml" xmlns:w16cei="http://schemas.microsoft.com/office/word/2026/wordml/cei" xmlns:w16cex="http://schemas.microsoft.com/office/word/2018/wordml/cex" xmlns:w16cid="http://schemas.microsoft.com/office/word/2016/wordml/cid" xmlns:w16="http://schemas.microsoft.com/office/word/2018/wordml" xmlns:w16du="http://schemas.microsoft.com/office/word/2023/wordml/word16du" xmlns:w16sdtdh="http://schemas.microsoft.com/office/word/2020/wordml/sdtdatahash" xmlns:w16sdtfl="http://schemas.microsoft.com/office/word/2024/wordml/sdtformatlock" xmlns:w16se="http://schemas.microsoft.com/office/word/2015/wordml/symex" xmlns:wpg="http://schemas.microsoft.com/office/word/2010/wordprocessingGroup" xmlns:wpi="http://schemas.microsoft.com/office/word/2010/wordprocessingInk" xmlns:wne="http://schemas.microsoft.com/office/word/2006/wordml" xmlns:wps="http://schemas.microsoft.com/office/word/2010/wordprocessingShape" mc:Ignorable="w14 w15 w16se w16cid w16 w16cex w16sdtdh w16sdtfl w16du wp14">
   <w:footnote w:type="separator" w:id="-1">
     <w:p>
       <w:pPr>
@@ -6469,7 +7320,7 @@
 </file>
 
 <file path=word/header1.xml><?xml version="1.0" encoding="utf-8"?>
-<w:hdr xmlns:wpc="http://schemas.microsoft.com/office/word/2010/wordprocessingCanvas" xmlns:cx="http://schemas.microsoft.com/office/drawing/2014/chartex" xmlns:cx1="http://schemas.microsoft.com/office/drawing/2015/9/8/chartex" xmlns:cx2="http://schemas.microsoft.com/office/drawing/2015/10/21/chartex" xmlns:cx3="http://schemas.microsoft.com/office/drawing/2016/5/9/chartex" xmlns:cx4="http://schemas.microsoft.com/office/drawing/2016/5/10/chartex" xmlns:cx5="http://schemas.microsoft.com/office/drawing/2016/5/11/chartex" xmlns:cx6="http://schemas.microsoft.com/office/drawing/2016/5/12/chartex" xmlns:cx7="http://schemas.microsoft.com/office/drawing/2016/5/13/chartex" xmlns:cx8="http://schemas.microsoft.com/office/drawing/2016/5/14/chartex" xmlns:mc="http://schemas.openxmlformats.org/markup-compatibility/2006" xmlns:aink="http://schemas.microsoft.com/office/drawing/2016/ink" xmlns:am3d="http://schemas.microsoft.com/office/drawing/2017/model3d" xmlns:o="urn:schemas-microsoft-com:office:office" xmlns:oel="http://schemas.microsoft.com/office/2019/extlst" xmlns:r="http://schemas.openxmlformats.org/officeDocument/2006/relationships" xmlns:m="http://schemas.openxmlformats.org/officeDocument/2006/math" xmlns:v="urn:schemas-microsoft-com:vml" xmlns:wp14="http://schemas.microsoft.com/office/word/2010/wordprocessingDrawing" xmlns:wp="http://schemas.openxmlformats.org/drawingml/2006/wordprocessingDrawing" xmlns:w10="urn:schemas-microsoft-com:office:word" xmlns:w="http://schemas.openxmlformats.org/wordprocessingml/2006/main" xmlns:w14="http://schemas.microsoft.com/office/word/2010/wordml" xmlns:w15="http://schemas.microsoft.com/office/word/2012/wordml" xmlns:w16cex="http://schemas.microsoft.com/office/word/2018/wordml/cex" xmlns:w16cid="http://schemas.microsoft.com/office/word/2016/wordml/cid" xmlns:w16="http://schemas.microsoft.com/office/word/2018/wordml" xmlns:w16du="http://schemas.microsoft.com/office/word/2023/wordml/word16du" xmlns:w16sdtdh="http://schemas.microsoft.com/office/word/2020/wordml/sdtdatahash" xmlns:w16sdtfl="http://schemas.microsoft.com/office/word/2024/wordml/sdtformatlock" xmlns:w16se="http://schemas.microsoft.com/office/word/2015/wordml/symex" xmlns:wpg="http://schemas.microsoft.com/office/word/2010/wordprocessingGroup" xmlns:wpi="http://schemas.microsoft.com/office/word/2010/wordprocessingInk" xmlns:wne="http://schemas.microsoft.com/office/word/2006/wordml" xmlns:wps="http://schemas.microsoft.com/office/word/2010/wordprocessingShape" mc:Ignorable="w14 w15 w16se w16cid w16 w16cex w16sdtdh w16sdtfl w16du wp14">
+<w:hdr xmlns:wpc="http://schemas.microsoft.com/office/word/2010/wordprocessingCanvas" xmlns:cx="http://schemas.microsoft.com/office/drawing/2014/chartex" xmlns:cx1="http://schemas.microsoft.com/office/drawing/2015/9/8/chartex" xmlns:cx2="http://schemas.microsoft.com/office/drawing/2015/10/21/chartex" xmlns:cx3="http://schemas.microsoft.com/office/drawing/2016/5/9/chartex" xmlns:cx4="http://schemas.microsoft.com/office/drawing/2016/5/10/chartex" xmlns:cx5="http://schemas.microsoft.com/office/drawing/2016/5/11/chartex" xmlns:cx6="http://schemas.microsoft.com/office/drawing/2016/5/12/chartex" xmlns:cx7="http://schemas.microsoft.com/office/drawing/2016/5/13/chartex" xmlns:cx8="http://schemas.microsoft.com/office/drawing/2016/5/14/chartex" xmlns:mc="http://schemas.openxmlformats.org/markup-compatibility/2006" xmlns:aink="http://schemas.microsoft.com/office/drawing/2016/ink" xmlns:am3d="http://schemas.microsoft.com/office/drawing/2017/model3d" xmlns:o="urn:schemas-microsoft-com:office:office" xmlns:oel="http://schemas.microsoft.com/office/2019/extlst" xmlns:r="http://schemas.openxmlformats.org/officeDocument/2006/relationships" xmlns:m="http://schemas.openxmlformats.org/officeDocument/2006/math" xmlns:v="urn:schemas-microsoft-com:vml" xmlns:wp14="http://schemas.microsoft.com/office/word/2010/wordprocessingDrawing" xmlns:wp="http://schemas.openxmlformats.org/drawingml/2006/wordprocessingDrawing" xmlns:w10="urn:schemas-microsoft-com:office:word" xmlns:w="http://schemas.openxmlformats.org/wordprocessingml/2006/main" xmlns:w14="http://schemas.microsoft.com/office/word/2010/wordml" xmlns:w15="http://schemas.microsoft.com/office/word/2012/wordml" xmlns:w16cei="http://schemas.microsoft.com/office/word/2026/wordml/cei" xmlns:w16cex="http://schemas.microsoft.com/office/word/2018/wordml/cex" xmlns:w16cid="http://schemas.microsoft.com/office/word/2016/wordml/cid" xmlns:w16="http://schemas.microsoft.com/office/word/2018/wordml" xmlns:w16du="http://schemas.microsoft.com/office/word/2023/wordml/word16du" xmlns:w16sdtdh="http://schemas.microsoft.com/office/word/2020/wordml/sdtdatahash" xmlns:w16sdtfl="http://schemas.microsoft.com/office/word/2024/wordml/sdtformatlock" xmlns:w16se="http://schemas.microsoft.com/office/word/2015/wordml/symex" xmlns:wpg="http://schemas.microsoft.com/office/word/2010/wordprocessingGroup" xmlns:wpi="http://schemas.microsoft.com/office/word/2010/wordprocessingInk" xmlns:wne="http://schemas.microsoft.com/office/word/2006/wordml" xmlns:wps="http://schemas.microsoft.com/office/word/2010/wordprocessingShape" mc:Ignorable="w14 w15 w16se w16cid w16 w16cex w16sdtdh w16sdtfl w16du wp14">
   <w:p>
     <w:pPr>
       <w:pStyle w:val="Header"/>
@@ -6888,7 +7739,6 @@
   <w:style w:type="character" w:default="1" w:styleId="DefaultParagraphFont">
     <w:name w:val="Default Paragraph Font"/>
     <w:uiPriority w:val="1"/>
-    <w:semiHidden/>
     <w:unhideWhenUsed/>
   </w:style>
   <w:style w:type="table" w:default="1" w:styleId="TableNormal">
@@ -7095,6 +7945,18 @@
       <w:sz w:val="18"/>
       <w:szCs w:val="18"/>
       <w:lang w:val="en-GB"/>
+    </w:rPr>
+  </w:style>
+  <w:style w:type="character" w:styleId="UnresolvedMention">
+    <w:name w:val="Unresolved Mention"/>
+    <w:basedOn w:val="DefaultParagraphFont"/>
+    <w:uiPriority w:val="99"/>
+    <w:semiHidden/>
+    <w:unhideWhenUsed/>
+    <w:rsid w:val="00F43F97"/>
+    <w:rPr>
+      <w:color w:val="605E5C"/>
+      <w:shd w:val="clear" w:color="auto" w:fill="E1DFDD"/>
     </w:rPr>
   </w:style>
 </w:styles>
